--- a/06-转换电路/04-电压基准源/精密电压基准电路/精密电压基准电路.docx
+++ b/06-转换电路/04-电压基准源/精密电压基准电路/精密电压基准电路.docx
@@ -2199,6 +2199,20 @@
     </w:p>
     <w:bookmarkEnd w:id="26"/>
     <w:bookmarkEnd w:id="27"/>
+    <w:p>
+      <w:pPr>
+        <w:spacing w:before="360"/>
+        <w:jc w:val="center"/>
+      </w:pPr>
+      <w:r>
+        <w:rPr>
+          <w:rFonts w:ascii="Times New Roman" w:hAnsi="Times New Roman"/>
+          <w:color w:val="555555"/>
+          <w:sz w:val="21"/>
+        </w:rPr>
+        <w:t>材料收集者：杜文杰</w:t>
+      </w:r>
+    </w:p>
     <w:sectPr>
       <w:headerReference r:id="rId9" w:type="default"/>
       <w:footerReference r:id="rId10" w:type="default"/>

--- a/06-转换电路/04-电压基准源/精密电压基准电路/精密电压基准电路.docx
+++ b/06-转换电路/04-电压基准源/精密电压基准电路/精密电压基准电路.docx
@@ -1,6 +1,6 @@
 
 <file path=word/document.xml><?xml version="1.0" encoding="utf-8"?>
-<w:document xmlns:w="http://schemas.openxmlformats.org/wordprocessingml/2006/main" xmlns:m="http://schemas.openxmlformats.org/officeDocument/2006/math" xmlns:r="http://schemas.openxmlformats.org/officeDocument/2006/relationships" xmlns:o="urn:schemas-microsoft-com:office:office" xmlns:v="urn:schemas-microsoft-com:vml" xmlns:w10="urn:schemas-microsoft-com:office:word" xmlns:a="http://schemas.openxmlformats.org/drawingml/2006/main" xmlns:pic="http://schemas.openxmlformats.org/drawingml/2006/picture" xmlns:wp="http://schemas.openxmlformats.org/drawingml/2006/wordprocessingDrawing">
+<w:document xmlns:m="http://schemas.openxmlformats.org/officeDocument/2006/math" xmlns:r="http://schemas.openxmlformats.org/officeDocument/2006/relationships" xmlns:w="http://schemas.openxmlformats.org/wordprocessingml/2006/main" xmlns:o="urn:schemas-microsoft-com:office:office" xmlns:v="urn:schemas-microsoft-com:vml" xmlns:w10="urn:schemas-microsoft-com:office:word" xmlns:a="http://schemas.openxmlformats.org/drawingml/2006/main" xmlns:pic="http://schemas.openxmlformats.org/drawingml/2006/picture" xmlns:wp="http://schemas.openxmlformats.org/drawingml/2006/wordprocessingDrawing">
   <w:body>
     <w:bookmarkStart w:id="27" w:name="精密电压基准电路"/>
     <w:p>
@@ -9,7 +9,7 @@
       </w:pPr>
       <w:r>
         <w:rPr>
-          <w:rFonts w:hint="eastAsia"/>
+          <w:rFonts w:hint="eastAsia" w:eastAsia="黑体"/>
         </w:rPr>
         <w:t xml:space="preserve">精密电压基准电路</w:t>
       </w:r>
@@ -21,7 +21,7 @@
       </w:pPr>
       <w:r>
         <w:rPr>
-          <w:rFonts w:hint="eastAsia"/>
+          <w:rFonts w:hint="eastAsia" w:eastAsia="黑体"/>
         </w:rPr>
         <w:t xml:space="preserve">拓扑描述</w:t>
       </w:r>
@@ -32,13 +32,13 @@
       </w:pPr>
       <w:r>
         <w:rPr>
-          <w:rFonts w:hint="eastAsia"/>
+          <w:rFonts w:hint="eastAsia" w:eastAsia="黑体"/>
         </w:rPr>
         <w:t xml:space="preserve">元件组成与节点定义：电路由</w:t>
       </w:r>
       <w:r>
         <w:rPr>
-          <w:rFonts w:hint="eastAsia"/>
+          <w:rFonts w:hint="eastAsia" w:eastAsia="黑体"/>
           <w:b/>
           <w:bCs/>
         </w:rPr>
@@ -46,17 +46,21 @@
       </w:r>
       <w:r>
         <w:rPr>
+          <w:rFonts w:eastAsia="黑体"/>
           <w:b/>
           <w:bCs/>
         </w:rPr>
         <w:t xml:space="preserve"> U1</w:t>
       </w:r>
       <w:r>
+        <w:rPr>
+          <w:rFonts w:eastAsia="黑体"/>
+        </w:rPr>
         <w:t xml:space="preserve">、</w:t>
       </w:r>
       <w:r>
         <w:rPr>
-          <w:rFonts w:hint="eastAsia"/>
+          <w:rFonts w:hint="eastAsia" w:eastAsia="黑体"/>
           <w:b/>
           <w:bCs/>
         </w:rPr>
@@ -64,17 +68,21 @@
       </w:r>
       <w:r>
         <w:rPr>
+          <w:rFonts w:eastAsia="黑体"/>
           <w:b/>
           <w:bCs/>
         </w:rPr>
         <w:t xml:space="preserve"> R_t</w:t>
       </w:r>
       <w:r>
+        <w:rPr>
+          <w:rFonts w:eastAsia="黑体"/>
+        </w:rPr>
         <w:t xml:space="preserve">、</w:t>
       </w:r>
       <w:r>
         <w:rPr>
-          <w:rFonts w:hint="eastAsia"/>
+          <w:rFonts w:hint="eastAsia" w:eastAsia="黑体"/>
           <w:b/>
           <w:bCs/>
         </w:rPr>
@@ -82,23 +90,27 @@
       </w:r>
       <w:r>
         <w:rPr>
+          <w:rFonts w:eastAsia="黑体"/>
           <w:b/>
           <w:bCs/>
         </w:rPr>
         <w:t xml:space="preserve"> U2</w:t>
       </w:r>
       <w:r>
+        <w:rPr>
+          <w:rFonts w:eastAsia="黑体"/>
+        </w:rPr>
         <w:t xml:space="preserve"> </w:t>
       </w:r>
       <w:r>
         <w:rPr>
-          <w:rFonts w:hint="eastAsia"/>
+          <w:rFonts w:hint="eastAsia" w:eastAsia="黑体"/>
         </w:rPr>
         <w:t xml:space="preserve">与</w:t>
       </w:r>
       <w:r>
         <w:rPr>
-          <w:rFonts w:hint="eastAsia"/>
+          <w:rFonts w:hint="eastAsia" w:eastAsia="黑体"/>
           <w:b/>
           <w:bCs/>
         </w:rPr>
@@ -106,32 +118,39 @@
       </w:r>
       <w:r>
         <w:rPr>
+          <w:rFonts w:eastAsia="黑体"/>
           <w:b/>
           <w:bCs/>
         </w:rPr>
         <w:t xml:space="preserve"> C_f</w:t>
       </w:r>
       <w:r>
+        <w:rPr>
+          <w:rFonts w:eastAsia="黑体"/>
+        </w:rPr>
         <w:t xml:space="preserve"> </w:t>
       </w:r>
       <w:r>
         <w:rPr>
-          <w:rFonts w:hint="eastAsia"/>
+          <w:rFonts w:hint="eastAsia" w:eastAsia="黑体"/>
         </w:rPr>
         <w:t xml:space="preserve">组成。电路共有</w:t>
       </w:r>
       <w:r>
+        <w:rPr>
+          <w:rFonts w:eastAsia="黑体"/>
+        </w:rPr>
         <w:t xml:space="preserve"> 6 </w:t>
       </w:r>
       <w:r>
         <w:rPr>
-          <w:rFonts w:hint="eastAsia"/>
+          <w:rFonts w:hint="eastAsia" w:eastAsia="黑体"/>
         </w:rPr>
         <w:t xml:space="preserve">个关键节点：</w:t>
       </w:r>
       <w:r>
         <w:rPr>
-          <w:rFonts w:hint="eastAsia"/>
+          <w:rFonts w:hint="eastAsia" w:eastAsia="黑体"/>
           <w:b/>
           <w:bCs/>
         </w:rPr>
@@ -139,6 +158,7 @@
       </w:r>
       <w:r>
         <w:rPr>
+          <w:rFonts w:eastAsia="黑体"/>
           <w:b/>
           <w:bCs/>
         </w:rPr>
@@ -146,7 +166,7 @@
       </w:r>
       <w:r>
         <w:rPr>
-          <w:rFonts w:hint="eastAsia"/>
+          <w:rFonts w:hint="eastAsia" w:eastAsia="黑体"/>
           <w:b/>
           <w:bCs/>
         </w:rPr>
@@ -154,6 +174,7 @@
       </w:r>
       <w:r>
         <w:rPr>
+          <w:rFonts w:eastAsia="黑体"/>
           <w:b/>
           <w:bCs/>
         </w:rPr>
@@ -184,22 +205,25 @@
       </m:oMath>
       <w:r>
         <w:rPr>
-          <w:rFonts w:hint="eastAsia"/>
+          <w:rFonts w:hint="eastAsia" w:eastAsia="黑体"/>
         </w:rPr>
         <w:t xml:space="preserve">（连</w:t>
       </w:r>
       <w:r>
+        <w:rPr>
+          <w:rFonts w:eastAsia="黑体"/>
+        </w:rPr>
         <w:t xml:space="preserve"> U1、U2 </w:t>
       </w:r>
       <w:r>
         <w:rPr>
-          <w:rFonts w:hint="eastAsia"/>
+          <w:rFonts w:hint="eastAsia" w:eastAsia="黑体"/>
         </w:rPr>
         <w:t xml:space="preserve">的电源脚）；</w:t>
       </w:r>
       <w:r>
         <w:rPr>
-          <w:rFonts w:hint="eastAsia"/>
+          <w:rFonts w:hint="eastAsia" w:eastAsia="黑体"/>
           <w:b/>
           <w:bCs/>
         </w:rPr>
@@ -207,6 +231,7 @@
       </w:r>
       <w:r>
         <w:rPr>
+          <w:rFonts w:eastAsia="黑体"/>
           <w:b/>
           <w:bCs/>
         </w:rPr>
@@ -214,7 +239,7 @@
       </w:r>
       <w:r>
         <w:rPr>
-          <w:rFonts w:hint="eastAsia"/>
+          <w:rFonts w:hint="eastAsia" w:eastAsia="黑体"/>
           <w:b/>
           <w:bCs/>
         </w:rPr>
@@ -222,6 +247,7 @@
       </w:r>
       <w:r>
         <w:rPr>
+          <w:rFonts w:eastAsia="黑体"/>
           <w:b/>
           <w:bCs/>
         </w:rPr>
@@ -229,31 +255,37 @@
       </w:r>
       <w:r>
         <w:rPr>
-          <w:rFonts w:hint="eastAsia"/>
+          <w:rFonts w:hint="eastAsia" w:eastAsia="黑体"/>
         </w:rPr>
         <w:t xml:space="preserve">（连</w:t>
       </w:r>
       <w:r>
+        <w:rPr>
+          <w:rFonts w:eastAsia="黑体"/>
+        </w:rPr>
         <w:t xml:space="preserve"> U1、U2 </w:t>
       </w:r>
       <w:r>
         <w:rPr>
-          <w:rFonts w:hint="eastAsia"/>
+          <w:rFonts w:hint="eastAsia" w:eastAsia="黑体"/>
         </w:rPr>
         <w:t xml:space="preserve">的地脚及</w:t>
       </w:r>
       <w:r>
+        <w:rPr>
+          <w:rFonts w:eastAsia="黑体"/>
+        </w:rPr>
         <w:t xml:space="preserve"> R_t、C_f </w:t>
       </w:r>
       <w:r>
         <w:rPr>
-          <w:rFonts w:hint="eastAsia"/>
+          <w:rFonts w:hint="eastAsia" w:eastAsia="黑体"/>
         </w:rPr>
         <w:t xml:space="preserve">下端）；</w:t>
       </w:r>
       <w:r>
         <w:rPr>
-          <w:rFonts w:hint="eastAsia"/>
+          <w:rFonts w:hint="eastAsia" w:eastAsia="黑体"/>
           <w:b/>
           <w:bCs/>
         </w:rPr>
@@ -261,6 +293,7 @@
       </w:r>
       <w:r>
         <w:rPr>
+          <w:rFonts w:eastAsia="黑体"/>
           <w:b/>
           <w:bCs/>
         </w:rPr>
@@ -268,7 +301,7 @@
       </w:r>
       <w:r>
         <w:rPr>
-          <w:rFonts w:hint="eastAsia"/>
+          <w:rFonts w:hint="eastAsia" w:eastAsia="黑体"/>
           <w:b/>
           <w:bCs/>
         </w:rPr>
@@ -276,6 +309,7 @@
       </w:r>
       <w:r>
         <w:rPr>
+          <w:rFonts w:eastAsia="黑体"/>
           <w:b/>
           <w:bCs/>
         </w:rPr>
@@ -306,31 +340,37 @@
       </m:oMath>
       <w:r>
         <w:rPr>
-          <w:rFonts w:hint="eastAsia"/>
+          <w:rFonts w:hint="eastAsia" w:eastAsia="黑体"/>
         </w:rPr>
         <w:t xml:space="preserve">（连</w:t>
       </w:r>
       <w:r>
+        <w:rPr>
+          <w:rFonts w:eastAsia="黑体"/>
+        </w:rPr>
         <w:t xml:space="preserve"> U1 </w:t>
       </w:r>
       <w:r>
         <w:rPr>
-          <w:rFonts w:hint="eastAsia"/>
+          <w:rFonts w:hint="eastAsia" w:eastAsia="黑体"/>
         </w:rPr>
         <w:t xml:space="preserve">输出脚与</w:t>
       </w:r>
       <w:r>
+        <w:rPr>
+          <w:rFonts w:eastAsia="黑体"/>
+        </w:rPr>
         <w:t xml:space="preserve"> R_t </w:t>
       </w:r>
       <w:r>
         <w:rPr>
-          <w:rFonts w:hint="eastAsia"/>
+          <w:rFonts w:hint="eastAsia" w:eastAsia="黑体"/>
         </w:rPr>
         <w:t xml:space="preserve">上端）；</w:t>
       </w:r>
       <w:r>
         <w:rPr>
-          <w:rFonts w:hint="eastAsia"/>
+          <w:rFonts w:hint="eastAsia" w:eastAsia="黑体"/>
           <w:b/>
           <w:bCs/>
         </w:rPr>
@@ -338,6 +378,7 @@
       </w:r>
       <w:r>
         <w:rPr>
+          <w:rFonts w:eastAsia="黑体"/>
           <w:b/>
           <w:bCs/>
         </w:rPr>
@@ -345,7 +386,7 @@
       </w:r>
       <w:r>
         <w:rPr>
-          <w:rFonts w:hint="eastAsia"/>
+          <w:rFonts w:hint="eastAsia" w:eastAsia="黑体"/>
           <w:b/>
           <w:bCs/>
         </w:rPr>
@@ -353,6 +394,7 @@
       </w:r>
       <w:r>
         <w:rPr>
+          <w:rFonts w:eastAsia="黑体"/>
           <w:b/>
           <w:bCs/>
         </w:rPr>
@@ -392,40 +434,49 @@
       </m:oMath>
       <w:r>
         <w:rPr>
-          <w:rFonts w:hint="eastAsia"/>
+          <w:rFonts w:hint="eastAsia" w:eastAsia="黑体"/>
         </w:rPr>
         <w:t xml:space="preserve">（连</w:t>
       </w:r>
       <w:r>
+        <w:rPr>
+          <w:rFonts w:eastAsia="黑体"/>
+        </w:rPr>
         <w:t xml:space="preserve"> R_t </w:t>
       </w:r>
       <w:r>
         <w:rPr>
-          <w:rFonts w:hint="eastAsia"/>
+          <w:rFonts w:hint="eastAsia" w:eastAsia="黑体"/>
         </w:rPr>
         <w:t xml:space="preserve">抽头端与</w:t>
       </w:r>
       <w:r>
+        <w:rPr>
+          <w:rFonts w:eastAsia="黑体"/>
+        </w:rPr>
         <w:t xml:space="preserve"> U2 </w:t>
       </w:r>
       <w:r>
         <w:rPr>
-          <w:rFonts w:hint="eastAsia"/>
+          <w:rFonts w:hint="eastAsia" w:eastAsia="黑体"/>
         </w:rPr>
         <w:t xml:space="preserve">的</w:t>
       </w:r>
       <w:r>
+        <w:rPr>
+          <w:rFonts w:eastAsia="黑体"/>
+        </w:rPr>
         <w:t xml:space="preserve"> IN+ </w:t>
       </w:r>
       <w:r>
         <w:rPr>
-          <w:rFonts w:hint="eastAsia"/>
+          <w:rFonts w:hint="eastAsia" w:eastAsia="黑体"/>
         </w:rPr>
         <w:t xml:space="preserve">脚）；</w:t>
       </w:r>
       <w:r>
         <w:rPr>
-          <w:rFonts w:hint="eastAsia"/>
+          <w:rFonts w:hint="eastAsia" w:eastAsia="黑体"/>
           <w:b/>
           <w:bCs/>
         </w:rPr>
@@ -433,6 +484,7 @@
       </w:r>
       <w:r>
         <w:rPr>
+          <w:rFonts w:eastAsia="黑体"/>
           <w:b/>
           <w:bCs/>
         </w:rPr>
@@ -440,7 +492,7 @@
       </w:r>
       <w:r>
         <w:rPr>
-          <w:rFonts w:hint="eastAsia"/>
+          <w:rFonts w:hint="eastAsia" w:eastAsia="黑体"/>
           <w:b/>
           <w:bCs/>
         </w:rPr>
@@ -448,6 +500,7 @@
       </w:r>
       <w:r>
         <w:rPr>
+          <w:rFonts w:eastAsia="黑体"/>
           <w:b/>
           <w:bCs/>
         </w:rPr>
@@ -475,43 +528,55 @@
       </m:oMath>
       <w:r>
         <w:rPr>
-          <w:rFonts w:hint="eastAsia"/>
+          <w:rFonts w:hint="eastAsia" w:eastAsia="黑体"/>
         </w:rPr>
         <w:t xml:space="preserve">（连</w:t>
       </w:r>
       <w:r>
+        <w:rPr>
+          <w:rFonts w:eastAsia="黑体"/>
+        </w:rPr>
         <w:t xml:space="preserve"> U2 </w:t>
       </w:r>
       <w:r>
         <w:rPr>
-          <w:rFonts w:hint="eastAsia"/>
+          <w:rFonts w:hint="eastAsia" w:eastAsia="黑体"/>
         </w:rPr>
         <w:t xml:space="preserve">的</w:t>
       </w:r>
       <w:r>
+        <w:rPr>
+          <w:rFonts w:eastAsia="黑体"/>
+        </w:rPr>
         <w:t xml:space="preserve"> OUT </w:t>
       </w:r>
       <w:r>
         <w:rPr>
-          <w:rFonts w:hint="eastAsia"/>
+          <w:rFonts w:hint="eastAsia" w:eastAsia="黑体"/>
         </w:rPr>
         <w:t xml:space="preserve">脚、IN−</w:t>
       </w:r>
       <w:r>
+        <w:rPr>
+          <w:rFonts w:eastAsia="黑体"/>
+        </w:rPr>
         <w:t xml:space="preserve"> </w:t>
       </w:r>
       <w:r>
         <w:rPr>
-          <w:rFonts w:hint="eastAsia"/>
+          <w:rFonts w:hint="eastAsia" w:eastAsia="黑体"/>
         </w:rPr>
         <w:t xml:space="preserve">脚及</w:t>
       </w:r>
       <w:r>
+        <w:rPr>
+          <w:rFonts w:eastAsia="黑体"/>
+        </w:rPr>
         <w:t xml:space="preserve"> C_f </w:t>
       </w:r>
       <w:r>
         <w:rPr>
-          <w:rFonts w:hint="eastAsia"/>
+          <w:rFonts w:hint="eastAsia" w:eastAsia="黑体"/>
         </w:rPr>
         <w:t xml:space="preserve">上端）。</w:t>
       </w:r>
@@ -520,88 +585,115 @@
       <w:pPr/>
       <w:r>
         <w:rPr>
-          <w:rFonts w:hint="eastAsia"/>
+          <w:rFonts w:hint="eastAsia" w:eastAsia="黑体"/>
         </w:rPr>
         <w:t xml:space="preserve">各元件管脚连接：U1</w:t>
       </w:r>
       <w:r>
+        <w:rPr>
+          <w:rFonts w:eastAsia="黑体"/>
+        </w:rPr>
         <w:t xml:space="preserve"> </w:t>
       </w:r>
       <w:r>
         <w:rPr>
-          <w:rFonts w:hint="eastAsia"/>
+          <w:rFonts w:hint="eastAsia" w:eastAsia="黑体"/>
         </w:rPr>
         <w:t xml:space="preserve">的电源脚接节点①、地脚接节点②、输出脚接节点③；R_t</w:t>
       </w:r>
       <w:r>
+        <w:rPr>
+          <w:rFonts w:eastAsia="黑体"/>
+        </w:rPr>
         <w:t xml:space="preserve"> </w:t>
       </w:r>
       <w:r>
         <w:rPr>
-          <w:rFonts w:hint="eastAsia"/>
+          <w:rFonts w:hint="eastAsia" w:eastAsia="黑体"/>
         </w:rPr>
         <w:t xml:space="preserve">一端接节点③、另一端接节点②、抽头接节点④；U2</w:t>
       </w:r>
       <w:r>
+        <w:rPr>
+          <w:rFonts w:eastAsia="黑体"/>
+        </w:rPr>
         <w:t xml:space="preserve"> </w:t>
       </w:r>
       <w:r>
         <w:rPr>
-          <w:rFonts w:hint="eastAsia"/>
+          <w:rFonts w:hint="eastAsia" w:eastAsia="黑体"/>
         </w:rPr>
         <w:t xml:space="preserve">的</w:t>
       </w:r>
       <w:r>
+        <w:rPr>
+          <w:rFonts w:eastAsia="黑体"/>
+        </w:rPr>
         <w:t xml:space="preserve"> V+ </w:t>
       </w:r>
       <w:r>
         <w:rPr>
-          <w:rFonts w:hint="eastAsia"/>
+          <w:rFonts w:hint="eastAsia" w:eastAsia="黑体"/>
         </w:rPr>
         <w:t xml:space="preserve">接节点①、V−</w:t>
       </w:r>
       <w:r>
+        <w:rPr>
+          <w:rFonts w:eastAsia="黑体"/>
+        </w:rPr>
         <w:t xml:space="preserve"> </w:t>
       </w:r>
       <w:r>
         <w:rPr>
-          <w:rFonts w:hint="eastAsia"/>
+          <w:rFonts w:hint="eastAsia" w:eastAsia="黑体"/>
         </w:rPr>
         <w:t xml:space="preserve">接节点②、IN+</w:t>
       </w:r>
       <w:r>
+        <w:rPr>
+          <w:rFonts w:eastAsia="黑体"/>
+        </w:rPr>
         <w:t xml:space="preserve"> </w:t>
       </w:r>
       <w:r>
         <w:rPr>
-          <w:rFonts w:hint="eastAsia"/>
+          <w:rFonts w:hint="eastAsia" w:eastAsia="黑体"/>
         </w:rPr>
         <w:t xml:space="preserve">接节点④、IN−</w:t>
       </w:r>
       <w:r>
+        <w:rPr>
+          <w:rFonts w:eastAsia="黑体"/>
+        </w:rPr>
         <w:t xml:space="preserve"> </w:t>
       </w:r>
       <w:r>
         <w:rPr>
-          <w:rFonts w:hint="eastAsia"/>
+          <w:rFonts w:hint="eastAsia" w:eastAsia="黑体"/>
         </w:rPr>
         <w:t xml:space="preserve">与</w:t>
       </w:r>
       <w:r>
+        <w:rPr>
+          <w:rFonts w:eastAsia="黑体"/>
+        </w:rPr>
         <w:t xml:space="preserve"> OUT </w:t>
       </w:r>
       <w:r>
         <w:rPr>
-          <w:rFonts w:hint="eastAsia"/>
+          <w:rFonts w:hint="eastAsia" w:eastAsia="黑体"/>
         </w:rPr>
         <w:t xml:space="preserve">短接后接节点⑤，构成单位增益缓冲；C_f</w:t>
       </w:r>
       <w:r>
+        <w:rPr>
+          <w:rFonts w:eastAsia="黑体"/>
+        </w:rPr>
         <w:t xml:space="preserve"> </w:t>
       </w:r>
       <w:r>
         <w:rPr>
-          <w:rFonts w:hint="eastAsia"/>
+          <w:rFonts w:hint="eastAsia" w:eastAsia="黑体"/>
         </w:rPr>
         <w:t xml:space="preserve">一端接节点⑤、另一端接节点②，对输出进行低通滤波降噪。修调网络把基准核电压校准到目标标称值，再由低失调运放缓冲输出。</w:t>
       </w:r>
@@ -610,34 +702,43 @@
       <w:pPr/>
       <w:r>
         <w:rPr>
-          <w:rFonts w:hint="eastAsia"/>
+          <w:rFonts w:hint="eastAsia" w:eastAsia="黑体"/>
         </w:rPr>
         <w:t xml:space="preserve">由此构成”修调校准</w:t>
       </w:r>
       <w:r>
+        <w:rPr>
+          <w:rFonts w:eastAsia="黑体"/>
+        </w:rPr>
         <w:t xml:space="preserve"> + </w:t>
       </w:r>
       <w:r>
         <w:rPr>
-          <w:rFonts w:hint="eastAsia"/>
+          <w:rFonts w:hint="eastAsia" w:eastAsia="黑体"/>
         </w:rPr>
         <w:t xml:space="preserve">运放缓冲</w:t>
       </w:r>
       <w:r>
+        <w:rPr>
+          <w:rFonts w:eastAsia="黑体"/>
+        </w:rPr>
         <w:t xml:space="preserve"> + </w:t>
       </w:r>
       <w:r>
         <w:rPr>
-          <w:rFonts w:hint="eastAsia"/>
+          <w:rFonts w:hint="eastAsia" w:eastAsia="黑体"/>
         </w:rPr>
         <w:t xml:space="preserve">输出滤波”的精密电压基准组态，提供极高初始精度、极低温度漂移与低噪声的固定输出电压，用于</w:t>
       </w:r>
       <w:r>
+        <w:rPr>
+          <w:rFonts w:eastAsia="黑体"/>
+        </w:rPr>
         <w:t xml:space="preserve"> ADC/DAC </w:t>
       </w:r>
       <w:r>
         <w:rPr>
-          <w:rFonts w:hint="eastAsia"/>
+          <w:rFonts w:hint="eastAsia" w:eastAsia="黑体"/>
         </w:rPr>
         <w:t xml:space="preserve">的参考或精密仪表。</w:t>
       </w:r>
@@ -650,7 +751,7 @@
       </w:pPr>
       <w:r>
         <w:rPr>
-          <w:rFonts w:hint="eastAsia"/>
+          <w:rFonts w:hint="eastAsia" w:eastAsia="黑体"/>
         </w:rPr>
         <w:t xml:space="preserve">工作原理</w:t>
       </w:r>
@@ -661,7 +762,7 @@
       </w:pPr>
       <w:r>
         <w:rPr>
-          <w:rFonts w:hint="eastAsia"/>
+          <w:rFonts w:hint="eastAsia" w:eastAsia="黑体"/>
         </w:rPr>
         <w:t xml:space="preserve">基准核产生温度系数极低的电压，经修调网络校准到目标输出，再由低噪声、低失调运放缓冲，向负载提供稳定、低阻抗、低噪声的参考电压，且对输入电源与负载变化不敏感。</w:t>
       </w:r>
@@ -674,7 +775,7 @@
       </w:pPr>
       <w:r>
         <w:rPr>
-          <w:rFonts w:hint="eastAsia"/>
+          <w:rFonts w:hint="eastAsia" w:eastAsia="黑体"/>
         </w:rPr>
         <w:t xml:space="preserve">关键计算公式</w:t>
       </w:r>
@@ -688,7 +789,7 @@
       </w:pPr>
       <w:r>
         <w:rPr>
-          <w:rFonts w:hint="eastAsia"/>
+          <w:rFonts w:hint="eastAsia" w:eastAsia="黑体"/>
         </w:rPr>
         <w:t xml:space="preserve">初始精度：</w:t>
       </w:r>
@@ -836,7 +937,7 @@
       </w:pPr>
       <w:r>
         <w:rPr>
-          <w:rFonts w:hint="eastAsia"/>
+          <w:rFonts w:hint="eastAsia" w:eastAsia="黑体"/>
         </w:rPr>
         <w:t xml:space="preserve">温度漂移：</w:t>
       </w:r>
@@ -1016,7 +1117,7 @@
       </w:pPr>
       <w:r>
         <w:rPr>
-          <w:rFonts w:hint="eastAsia"/>
+          <w:rFonts w:hint="eastAsia" w:eastAsia="黑体"/>
         </w:rPr>
         <w:t xml:space="preserve">负载调整率：</w:t>
       </w:r>
@@ -1116,7 +1217,7 @@
       </w:pPr>
       <w:r>
         <w:rPr>
-          <w:rFonts w:hint="eastAsia"/>
+          <w:rFonts w:hint="eastAsia" w:eastAsia="黑体"/>
         </w:rPr>
         <w:t xml:space="preserve">电源调整率：</w:t>
       </w:r>
@@ -1232,7 +1333,7 @@
             </w:pPr>
             <w:r>
               <w:rPr>
-                <w:rFonts w:hint="eastAsia"/>
+                <w:rFonts w:hint="eastAsia" w:eastAsia="黑体"/>
               </w:rPr>
               <w:t xml:space="preserve">符号</w:t>
             </w:r>
@@ -1246,7 +1347,7 @@
             </w:pPr>
             <w:r>
               <w:rPr>
-                <w:rFonts w:hint="eastAsia"/>
+                <w:rFonts w:hint="eastAsia" w:eastAsia="黑体"/>
               </w:rPr>
               <w:t xml:space="preserve">含义</w:t>
             </w:r>
@@ -1260,7 +1361,7 @@
             </w:pPr>
             <w:r>
               <w:rPr>
-                <w:rFonts w:hint="eastAsia"/>
+                <w:rFonts w:hint="eastAsia" w:eastAsia="黑体"/>
               </w:rPr>
               <w:t xml:space="preserve">单位</w:t>
             </w:r>
@@ -1295,6 +1396,9 @@
               </m:sSub>
             </m:oMath>
             <w:r>
+              <w:rPr>
+                <w:rFonts w:eastAsia="黑体"/>
+              </w:rPr>
               <w:t xml:space="preserve">​</w:t>
             </w:r>
           </w:p>
@@ -1307,7 +1411,7 @@
             </w:pPr>
             <w:r>
               <w:rPr>
-                <w:rFonts w:hint="eastAsia"/>
+                <w:rFonts w:hint="eastAsia" w:eastAsia="黑体"/>
               </w:rPr>
               <w:t xml:space="preserve">输出电压</w:t>
             </w:r>
@@ -1320,6 +1424,9 @@
               <w:pStyle w:val="Compact"/>
             </w:pPr>
             <w:r>
+              <w:rPr>
+                <w:rFonts w:eastAsia="黑体"/>
+              </w:rPr>
               <w:t xml:space="preserve">V</w:t>
             </w:r>
           </w:p>
@@ -1365,6 +1472,9 @@
               </m:sSub>
             </m:oMath>
             <w:r>
+              <w:rPr>
+                <w:rFonts w:eastAsia="黑体"/>
+              </w:rPr>
               <w:t xml:space="preserve">​</w:t>
             </w:r>
           </w:p>
@@ -1377,7 +1487,7 @@
             </w:pPr>
             <w:r>
               <w:rPr>
-                <w:rFonts w:hint="eastAsia"/>
+                <w:rFonts w:hint="eastAsia" w:eastAsia="黑体"/>
               </w:rPr>
               <w:t xml:space="preserve">标称电压</w:t>
             </w:r>
@@ -1390,6 +1500,9 @@
               <w:pStyle w:val="Compact"/>
             </w:pPr>
             <w:r>
+              <w:rPr>
+                <w:rFonts w:eastAsia="黑体"/>
+              </w:rPr>
               <w:t xml:space="preserve">V</w:t>
             </w:r>
           </w:p>
@@ -1411,6 +1524,9 @@
               </m:r>
             </m:oMath>
             <w:r>
+              <w:rPr>
+                <w:rFonts w:eastAsia="黑体"/>
+              </w:rPr>
               <w:t xml:space="preserve">​</w:t>
             </w:r>
           </w:p>
@@ -1423,7 +1539,7 @@
             </w:pPr>
             <w:r>
               <w:rPr>
-                <w:rFonts w:hint="eastAsia"/>
+                <w:rFonts w:hint="eastAsia" w:eastAsia="黑体"/>
               </w:rPr>
               <w:t xml:space="preserve">温度系数</w:t>
             </w:r>
@@ -1436,6 +1552,9 @@
               <w:pStyle w:val="Compact"/>
             </w:pPr>
             <w:r>
+              <w:rPr>
+                <w:rFonts w:eastAsia="黑体"/>
+              </w:rPr>
               <w:t xml:space="preserve">ppm/℃</w:t>
             </w:r>
           </w:p>
@@ -1478,6 +1597,9 @@
               </m:sSub>
             </m:oMath>
             <w:r>
+              <w:rPr>
+                <w:rFonts w:eastAsia="黑体"/>
+              </w:rPr>
               <w:t xml:space="preserve">​</w:t>
             </w:r>
           </w:p>
@@ -1490,7 +1612,7 @@
             </w:pPr>
             <w:r>
               <w:rPr>
-                <w:rFonts w:hint="eastAsia"/>
+                <w:rFonts w:hint="eastAsia" w:eastAsia="黑体"/>
               </w:rPr>
               <w:t xml:space="preserve">负载电流变化</w:t>
             </w:r>
@@ -1503,6 +1625,9 @@
               <w:pStyle w:val="Compact"/>
             </w:pPr>
             <w:r>
+              <w:rPr>
+                <w:rFonts w:eastAsia="黑体"/>
+              </w:rPr>
               <w:t xml:space="preserve">A</w:t>
             </w:r>
           </w:p>
@@ -1539,6 +1664,9 @@
               </m:sSub>
             </m:oMath>
             <w:r>
+              <w:rPr>
+                <w:rFonts w:eastAsia="黑体"/>
+              </w:rPr>
               <w:t xml:space="preserve">​</w:t>
             </w:r>
           </w:p>
@@ -1551,7 +1679,7 @@
             </w:pPr>
             <w:r>
               <w:rPr>
-                <w:rFonts w:hint="eastAsia"/>
+                <w:rFonts w:hint="eastAsia" w:eastAsia="黑体"/>
               </w:rPr>
               <w:t xml:space="preserve">输入电压变化</w:t>
             </w:r>
@@ -1564,6 +1692,9 @@
               <w:pStyle w:val="Compact"/>
             </w:pPr>
             <w:r>
+              <w:rPr>
+                <w:rFonts w:eastAsia="黑体"/>
+              </w:rPr>
               <w:t xml:space="preserve">V</w:t>
             </w:r>
           </w:p>
@@ -1578,7 +1709,7 @@
       </w:pPr>
       <w:r>
         <w:rPr>
-          <w:rFonts w:hint="eastAsia"/>
+          <w:rFonts w:hint="eastAsia" w:eastAsia="黑体"/>
         </w:rPr>
         <w:t xml:space="preserve">元件调整影响</w:t>
       </w:r>
@@ -1593,21 +1724,27 @@
       </w:pPr>
       <w:r>
         <w:rPr>
-          <w:rFonts w:hint="eastAsia"/>
+          <w:rFonts w:hint="eastAsia" w:eastAsia="黑体"/>
           <w:b/>
           <w:bCs/>
         </w:rPr>
         <w:t xml:space="preserve">修调精度提高</w:t>
       </w:r>
       <w:r>
+        <w:rPr>
+          <w:rFonts w:eastAsia="黑体"/>
+        </w:rPr>
         <w:t xml:space="preserve"> </w:t>
       </w:r>
       <w:r>
+        <w:rPr>
+          <w:rFonts w:eastAsia="黑体"/>
+        </w:rPr>
         <w:t xml:space="preserve">→ </w:t>
       </w:r>
       <w:r>
         <w:rPr>
-          <w:rFonts w:hint="eastAsia"/>
+          <w:rFonts w:hint="eastAsia" w:eastAsia="黑体"/>
         </w:rPr>
         <w:t xml:space="preserve">初始精度更好，但成本上升。</w:t>
       </w:r>
@@ -1622,21 +1759,27 @@
       </w:pPr>
       <w:r>
         <w:rPr>
-          <w:rFonts w:hint="eastAsia"/>
+          <w:rFonts w:hint="eastAsia" w:eastAsia="黑体"/>
           <w:b/>
           <w:bCs/>
         </w:rPr>
         <w:t xml:space="preserve">温漂系数降低</w:t>
       </w:r>
       <w:r>
+        <w:rPr>
+          <w:rFonts w:eastAsia="黑体"/>
+        </w:rPr>
         <w:t xml:space="preserve"> </w:t>
       </w:r>
       <w:r>
+        <w:rPr>
+          <w:rFonts w:eastAsia="黑体"/>
+        </w:rPr>
         <w:t xml:space="preserve">→ </w:t>
       </w:r>
       <w:r>
         <w:rPr>
-          <w:rFonts w:hint="eastAsia"/>
+          <w:rFonts w:hint="eastAsia" w:eastAsia="黑体"/>
         </w:rPr>
         <w:t xml:space="preserve">全温范围输出更稳定。</w:t>
       </w:r>
@@ -1651,21 +1794,27 @@
       </w:pPr>
       <w:r>
         <w:rPr>
-          <w:rFonts w:hint="eastAsia"/>
+          <w:rFonts w:hint="eastAsia" w:eastAsia="黑体"/>
           <w:b/>
           <w:bCs/>
         </w:rPr>
         <w:t xml:space="preserve">负载电流增大</w:t>
       </w:r>
       <w:r>
+        <w:rPr>
+          <w:rFonts w:eastAsia="黑体"/>
+        </w:rPr>
         <w:t xml:space="preserve"> </w:t>
       </w:r>
       <w:r>
+        <w:rPr>
+          <w:rFonts w:eastAsia="黑体"/>
+        </w:rPr>
         <w:t xml:space="preserve">→ </w:t>
       </w:r>
       <w:r>
         <w:rPr>
-          <w:rFonts w:hint="eastAsia"/>
+          <w:rFonts w:hint="eastAsia" w:eastAsia="黑体"/>
         </w:rPr>
         <w:t xml:space="preserve">输出经负载调整率产生微小跌落，需预算误差。</w:t>
       </w:r>
@@ -1680,21 +1829,27 @@
       </w:pPr>
       <w:r>
         <w:rPr>
-          <w:rFonts w:hint="eastAsia"/>
+          <w:rFonts w:hint="eastAsia" w:eastAsia="黑体"/>
           <w:b/>
           <w:bCs/>
         </w:rPr>
         <w:t xml:space="preserve">输出滤波电容增大</w:t>
       </w:r>
       <w:r>
+        <w:rPr>
+          <w:rFonts w:eastAsia="黑体"/>
+        </w:rPr>
         <w:t xml:space="preserve"> </w:t>
       </w:r>
       <w:r>
+        <w:rPr>
+          <w:rFonts w:eastAsia="黑体"/>
+        </w:rPr>
         <w:t xml:space="preserve">→ </w:t>
       </w:r>
       <w:r>
         <w:rPr>
-          <w:rFonts w:hint="eastAsia"/>
+          <w:rFonts w:hint="eastAsia" w:eastAsia="黑体"/>
         </w:rPr>
         <w:t xml:space="preserve">噪声降低，但可能影响环路稳定性（按手册选值）。</w:t>
       </w:r>
@@ -1707,7 +1862,7 @@
       </w:pPr>
       <w:r>
         <w:rPr>
-          <w:rFonts w:hint="eastAsia"/>
+          <w:rFonts w:hint="eastAsia" w:eastAsia="黑体"/>
         </w:rPr>
         <w:t xml:space="preserve">典型参数示例</w:t>
       </w:r>
@@ -1722,11 +1877,14 @@
       </w:pPr>
       <w:r>
         <w:rPr>
-          <w:rFonts w:hint="eastAsia"/>
+          <w:rFonts w:hint="eastAsia" w:eastAsia="黑体"/>
         </w:rPr>
         <w:t xml:space="preserve">取</w:t>
       </w:r>
       <w:r>
+        <w:rPr>
+          <w:rFonts w:eastAsia="黑体"/>
+        </w:rPr>
         <w:t xml:space="preserve"> </w:t>
       </w:r>
       <m:oMath>
@@ -1781,6 +1939,9 @@
         </m:r>
       </m:oMath>
       <w:r>
+        <w:rPr>
+          <w:rFonts w:eastAsia="黑体"/>
+        </w:rPr>
         <w:t xml:space="preserve">、</w:t>
       </w:r>
       <m:oMath>
@@ -1824,11 +1985,14 @@
       </m:oMath>
       <w:r>
         <w:rPr>
-          <w:rFonts w:hint="eastAsia"/>
+          <w:rFonts w:hint="eastAsia" w:eastAsia="黑体"/>
         </w:rPr>
         <w:t xml:space="preserve">：精度</w:t>
       </w:r>
       <w:r>
+        <w:rPr>
+          <w:rFonts w:eastAsia="黑体"/>
+        </w:rPr>
         <w:t xml:space="preserve"> </w:t>
       </w:r>
       <m:oMath>
@@ -1885,6 +2049,9 @@
         </m:r>
       </m:oMath>
       <w:r>
+        <w:rPr>
+          <w:rFonts w:eastAsia="黑体"/>
+        </w:rPr>
         <w:t xml:space="preserve">。</w:t>
       </w:r>
     </w:p>
@@ -1898,11 +2065,14 @@
       </w:pPr>
       <w:r>
         <w:rPr>
-          <w:rFonts w:hint="eastAsia"/>
+          <w:rFonts w:hint="eastAsia" w:eastAsia="黑体"/>
         </w:rPr>
         <w:t xml:space="preserve">取</w:t>
       </w:r>
       <w:r>
+        <w:rPr>
+          <w:rFonts w:eastAsia="黑体"/>
+        </w:rPr>
         <w:t xml:space="preserve"> </w:t>
       </w:r>
       <m:oMath>
@@ -1934,11 +2104,14 @@
       </m:oMath>
       <w:r>
         <w:rPr>
-          <w:rFonts w:hint="eastAsia"/>
+          <w:rFonts w:hint="eastAsia" w:eastAsia="黑体"/>
         </w:rPr>
         <w:t xml:space="preserve">、温差</w:t>
       </w:r>
       <w:r>
+        <w:rPr>
+          <w:rFonts w:eastAsia="黑体"/>
+        </w:rPr>
         <w:t xml:space="preserve"> </w:t>
       </w:r>
       <m:oMath>
@@ -1958,11 +2131,14 @@
       </m:oMath>
       <w:r>
         <w:rPr>
-          <w:rFonts w:hint="eastAsia"/>
+          <w:rFonts w:hint="eastAsia" w:eastAsia="黑体"/>
         </w:rPr>
         <w:t xml:space="preserve">：漂移</w:t>
       </w:r>
       <w:r>
+        <w:rPr>
+          <w:rFonts w:eastAsia="黑体"/>
+        </w:rPr>
         <w:t xml:space="preserve"> </w:t>
       </w:r>
       <m:oMath>
@@ -2020,6 +2196,9 @@
         </m:r>
       </m:oMath>
       <w:r>
+        <w:rPr>
+          <w:rFonts w:eastAsia="黑体"/>
+        </w:rPr>
         <w:t xml:space="preserve">。</w:t>
       </w:r>
     </w:p>
@@ -2031,7 +2210,7 @@
       </w:pPr>
       <w:r>
         <w:rPr>
-          <w:rFonts w:hint="eastAsia"/>
+          <w:rFonts w:hint="eastAsia" w:eastAsia="黑体"/>
         </w:rPr>
         <w:t xml:space="preserve">常见器件型号</w:t>
       </w:r>
@@ -2046,7 +2225,7 @@
       </w:pPr>
       <w:r>
         <w:rPr>
-          <w:rFonts w:hint="eastAsia"/>
+          <w:rFonts w:hint="eastAsia" w:eastAsia="黑体"/>
         </w:rPr>
         <w:t xml:space="preserve">埋层齐纳：LTZ1000、ADR1000。</w:t>
       </w:r>
@@ -2061,7 +2240,7 @@
       </w:pPr>
       <w:r>
         <w:rPr>
-          <w:rFonts w:hint="eastAsia"/>
+          <w:rFonts w:hint="eastAsia" w:eastAsia="黑体"/>
         </w:rPr>
         <w:t xml:space="preserve">带隙精密基准：ADR4525、REF5025、LTC6655、MAX6126。</w:t>
       </w:r>
@@ -2074,7 +2253,7 @@
       </w:pPr>
       <w:r>
         <w:rPr>
-          <w:rFonts w:hint="eastAsia"/>
+          <w:rFonts w:hint="eastAsia" w:eastAsia="黑体"/>
         </w:rPr>
         <w:t xml:space="preserve">注意事项</w:t>
       </w:r>
@@ -2089,7 +2268,7 @@
       </w:pPr>
       <w:r>
         <w:rPr>
-          <w:rFonts w:hint="eastAsia"/>
+          <w:rFonts w:hint="eastAsia" w:eastAsia="黑体"/>
         </w:rPr>
         <w:t xml:space="preserve">基准的地线与去耦直接影响精度，需就近放置、独立走线。</w:t>
       </w:r>
@@ -2104,7 +2283,7 @@
       </w:pPr>
       <w:r>
         <w:rPr>
-          <w:rFonts w:hint="eastAsia"/>
+          <w:rFonts w:hint="eastAsia" w:eastAsia="黑体"/>
         </w:rPr>
         <w:t xml:space="preserve">负载变化与热梯度会造成误差，精密场合需热隔离与缓冲。</w:t>
       </w:r>
@@ -2119,16 +2298,19 @@
       </w:pPr>
       <w:r>
         <w:rPr>
-          <w:rFonts w:hint="eastAsia"/>
+          <w:rFonts w:hint="eastAsia" w:eastAsia="黑体"/>
         </w:rPr>
         <w:t xml:space="preserve">信噪比要求高时选低噪声、低漂移型号，并注意</w:t>
       </w:r>
       <w:r>
+        <w:rPr>
+          <w:rFonts w:eastAsia="黑体"/>
+        </w:rPr>
         <w:t xml:space="preserve"> PCB </w:t>
       </w:r>
       <w:r>
         <w:rPr>
-          <w:rFonts w:hint="eastAsia"/>
+          <w:rFonts w:hint="eastAsia" w:eastAsia="黑体"/>
         </w:rPr>
         <w:t xml:space="preserve">应力影响。</w:t>
       </w:r>
@@ -2141,7 +2323,7 @@
       </w:pPr>
       <w:r>
         <w:rPr>
-          <w:rFonts w:hint="eastAsia"/>
+          <w:rFonts w:hint="eastAsia" w:eastAsia="黑体"/>
         </w:rPr>
         <w:t xml:space="preserve">参考资料</w:t>
       </w:r>
@@ -2155,11 +2337,14 @@
         </w:numPr>
       </w:pPr>
       <w:r>
+        <w:rPr>
+          <w:rFonts w:eastAsia="黑体"/>
+        </w:rPr>
         <w:t xml:space="preserve">ADI </w:t>
       </w:r>
       <w:r>
         <w:rPr>
-          <w:rFonts w:hint="eastAsia"/>
+          <w:rFonts w:hint="eastAsia" w:eastAsia="黑体"/>
         </w:rPr>
         <w:t xml:space="preserve">产品页：ADR4525、LTZ1000。</w:t>
       </w:r>
@@ -2173,11 +2358,14 @@
         </w:numPr>
       </w:pPr>
       <w:r>
+        <w:rPr>
+          <w:rFonts w:eastAsia="黑体"/>
+        </w:rPr>
         <w:t xml:space="preserve">TI </w:t>
       </w:r>
       <w:r>
         <w:rPr>
-          <w:rFonts w:hint="eastAsia"/>
+          <w:rFonts w:hint="eastAsia" w:eastAsia="黑体"/>
         </w:rPr>
         <w:t xml:space="preserve">产品页：REF5025。</w:t>
       </w:r>
@@ -2192,7 +2380,7 @@
       </w:pPr>
       <w:r>
         <w:rPr>
-          <w:rFonts w:hint="eastAsia"/>
+          <w:rFonts w:hint="eastAsia" w:eastAsia="黑体"/>
         </w:rPr>
         <w:t xml:space="preserve">《电子测量技术》相关教材。</w:t>
       </w:r>
@@ -2206,11 +2394,11 @@
       </w:pPr>
       <w:r>
         <w:rPr>
-          <w:rFonts w:ascii="Times New Roman" w:hAnsi="Times New Roman"/>
+          <w:rFonts w:ascii="Times New Roman" w:hAnsi="Times New Roman" w:eastAsia="黑体"/>
           <w:color w:val="555555"/>
           <w:sz w:val="21"/>
         </w:rPr>
-        <w:t>材料收集者：杜文杰</w:t>
+        <w:t>材料收集者：杜文杰，WX手机：19519196569，QQ:3478827729</w:t>
       </w:r>
     </w:p>
     <w:sectPr>
@@ -2230,7 +2418,7 @@
 </file>
 
 <file path=word/footer1.xml><?xml version="1.0" encoding="utf-8"?>
-<w:ftr xmlns:m="http://schemas.openxmlformats.org/officeDocument/2006/math" xmlns:mc="http://schemas.openxmlformats.org/markup-compatibility/2006" xmlns:mo="http://schemas.microsoft.com/office/mac/office/2008/main" xmlns:mv="urn:schemas-microsoft-com:mac:vml" xmlns:o="urn:schemas-microsoft-com:office:office" xmlns:r="http://schemas.openxmlformats.org/officeDocument/2006/relationships" xmlns:v="urn:schemas-microsoft-com:vml" xmlns:w10="urn:schemas-microsoft-com:office:word" xmlns:w14="http://schemas.microsoft.com/office/word/2010/wordml" xmlns:w="http://schemas.openxmlformats.org/wordprocessingml/2006/main" xmlns:wne="http://schemas.microsoft.com/office/word/2006/wordml" xmlns:wp14="http://schemas.microsoft.com/office/word/2010/wordprocessingDrawing" xmlns:wp="http://schemas.openxmlformats.org/drawingml/2006/wordprocessingDrawing" xmlns:wpc="http://schemas.microsoft.com/office/word/2010/wordprocessingCanvas" xmlns:wpg="http://schemas.microsoft.com/office/word/2010/wordprocessingGroup" xmlns:wpi="http://schemas.microsoft.com/office/word/2010/wordprocessingInk" xmlns:wps="http://schemas.microsoft.com/office/word/2010/wordprocessingShape" mc:Ignorable="w14 wp14">
+<w:ftr xmlns:mc="http://schemas.openxmlformats.org/markup-compatibility/2006" xmlns:w="http://schemas.openxmlformats.org/wordprocessingml/2006/main" xmlns:m="http://schemas.openxmlformats.org/officeDocument/2006/math" xmlns:mo="http://schemas.microsoft.com/office/mac/office/2008/main" xmlns:mv="urn:schemas-microsoft-com:mac:vml" xmlns:o="urn:schemas-microsoft-com:office:office" xmlns:r="http://schemas.openxmlformats.org/officeDocument/2006/relationships" xmlns:v="urn:schemas-microsoft-com:vml" xmlns:w10="urn:schemas-microsoft-com:office:word" xmlns:w14="http://schemas.microsoft.com/office/word/2010/wordml" xmlns:wne="http://schemas.microsoft.com/office/word/2006/wordml" xmlns:wp14="http://schemas.microsoft.com/office/word/2010/wordprocessingDrawing" xmlns:wp="http://schemas.openxmlformats.org/drawingml/2006/wordprocessingDrawing" xmlns:wpc="http://schemas.microsoft.com/office/word/2010/wordprocessingCanvas" xmlns:wpg="http://schemas.microsoft.com/office/word/2010/wordprocessingGroup" xmlns:wpi="http://schemas.microsoft.com/office/word/2010/wordprocessingInk" xmlns:wps="http://schemas.microsoft.com/office/word/2010/wordprocessingShape" mc:Ignorable="w14 wp14">
   <w:p>
     <w:pPr>
       <w:pStyle w:val="Footer"/>
@@ -2238,12 +2426,14 @@
     </w:pPr>
     <w:r>
       <w:rPr>
+        <w:rFonts w:eastAsia="黑体"/>
         <w:sz w:val="18"/>
       </w:rPr>
       <w:t xml:space="preserve">第 </w:t>
     </w:r>
     <w:r>
       <w:rPr>
+        <w:rFonts w:eastAsia="黑体"/>
         <w:sz w:val="18"/>
       </w:rPr>
       <w:fldChar w:fldCharType="begin"/>
@@ -2252,6 +2442,7 @@
     </w:r>
     <w:r>
       <w:rPr>
+        <w:rFonts w:eastAsia="黑体"/>
         <w:sz w:val="18"/>
       </w:rPr>
       <w:t xml:space="preserve"> 页</w:t>
@@ -2265,6 +2456,9 @@
   <w:footnote w:type="continuationSeparator" w:id="0">
     <w:p>
       <w:r>
+        <w:rPr>
+          <w:rFonts w:eastAsia="黑体"/>
+        </w:rPr>
         <w:continuationSeparator/>
       </w:r>
     </w:p>
@@ -2272,6 +2466,9 @@
   <w:footnote w:type="separator" w:id="-1">
     <w:p>
       <w:r>
+        <w:rPr>
+          <w:rFonts w:eastAsia="黑体"/>
+        </w:rPr>
         <w:separator/>
       </w:r>
     </w:p>
@@ -2280,7 +2477,7 @@
 </file>
 
 <file path=word/header1.xml><?xml version="1.0" encoding="utf-8"?>
-<w:hdr xmlns:m="http://schemas.openxmlformats.org/officeDocument/2006/math" xmlns:mc="http://schemas.openxmlformats.org/markup-compatibility/2006" xmlns:mo="http://schemas.microsoft.com/office/mac/office/2008/main" xmlns:mv="urn:schemas-microsoft-com:mac:vml" xmlns:o="urn:schemas-microsoft-com:office:office" xmlns:r="http://schemas.openxmlformats.org/officeDocument/2006/relationships" xmlns:v="urn:schemas-microsoft-com:vml" xmlns:w10="urn:schemas-microsoft-com:office:word" xmlns:w14="http://schemas.microsoft.com/office/word/2010/wordml" xmlns:w="http://schemas.openxmlformats.org/wordprocessingml/2006/main" xmlns:wne="http://schemas.microsoft.com/office/word/2006/wordml" xmlns:wp14="http://schemas.microsoft.com/office/word/2010/wordprocessingDrawing" xmlns:wp="http://schemas.openxmlformats.org/drawingml/2006/wordprocessingDrawing" xmlns:wpc="http://schemas.microsoft.com/office/word/2010/wordprocessingCanvas" xmlns:wpg="http://schemas.microsoft.com/office/word/2010/wordprocessingGroup" xmlns:wpi="http://schemas.microsoft.com/office/word/2010/wordprocessingInk" xmlns:wps="http://schemas.microsoft.com/office/word/2010/wordprocessingShape" mc:Ignorable="w14 wp14">
+<w:hdr xmlns:mc="http://schemas.openxmlformats.org/markup-compatibility/2006" xmlns:w="http://schemas.openxmlformats.org/wordprocessingml/2006/main" xmlns:m="http://schemas.openxmlformats.org/officeDocument/2006/math" xmlns:mo="http://schemas.microsoft.com/office/mac/office/2008/main" xmlns:mv="urn:schemas-microsoft-com:mac:vml" xmlns:o="urn:schemas-microsoft-com:office:office" xmlns:r="http://schemas.openxmlformats.org/officeDocument/2006/relationships" xmlns:v="urn:schemas-microsoft-com:vml" xmlns:w10="urn:schemas-microsoft-com:office:word" xmlns:w14="http://schemas.microsoft.com/office/word/2010/wordml" xmlns:wne="http://schemas.microsoft.com/office/word/2006/wordml" xmlns:wp14="http://schemas.microsoft.com/office/word/2010/wordprocessingDrawing" xmlns:wp="http://schemas.openxmlformats.org/drawingml/2006/wordprocessingDrawing" xmlns:wpc="http://schemas.microsoft.com/office/word/2010/wordprocessingCanvas" xmlns:wpg="http://schemas.microsoft.com/office/word/2010/wordprocessingGroup" xmlns:wpi="http://schemas.microsoft.com/office/word/2010/wordprocessingInk" xmlns:wps="http://schemas.microsoft.com/office/word/2010/wordprocessingShape" mc:Ignorable="w14 wp14">
   <w:p>
     <w:pPr>
       <w:pStyle w:val="Header"/>
@@ -2288,7 +2485,7 @@
     </w:pPr>
     <w:r>
       <w:rPr>
-        <w:rFonts w:ascii="Times New Roman" w:hAnsi="Times New Roman"/>
+        <w:rFonts w:ascii="Times New Roman" w:hAnsi="Times New Roman" w:eastAsia="黑体"/>
         <w:sz w:val="18"/>
         <w:rFonts w:eastAsia="黑体"/>
         <w:rFonts w:eastAsia="黑体"/>
@@ -2300,7 +2497,7 @@
 </file>
 
 <file path=word/numbering.xml><?xml version="1.0" encoding="utf-8"?>
-<w:numbering xmlns:m="http://schemas.openxmlformats.org/officeDocument/2006/math" xmlns:mc="http://schemas.openxmlformats.org/markup-compatibility/2006" xmlns:mo="http://schemas.microsoft.com/office/mac/office/2008/main" xmlns:mv="urn:schemas-microsoft-com:mac:vml" xmlns:o="urn:schemas-microsoft-com:office:office" xmlns:r="http://schemas.openxmlformats.org/officeDocument/2006/relationships" xmlns:v="urn:schemas-microsoft-com:vml" xmlns:w="http://schemas.openxmlformats.org/wordprocessingml/2006/main" xmlns:w10="urn:schemas-microsoft-com:office:word" xmlns:w14="http://schemas.microsoft.com/office/word/2010/wordml" xmlns:wne="http://schemas.microsoft.com/office/word/2006/wordml" xmlns:wp="http://schemas.openxmlformats.org/drawingml/2006/wordprocessingDrawing" xmlns:wp14="http://schemas.microsoft.com/office/word/2010/wordprocessingDrawing" xmlns:wpc="http://schemas.microsoft.com/office/word/2010/wordprocessingCanvas" xmlns:wpg="http://schemas.microsoft.com/office/word/2010/wordprocessingGroup" xmlns:wpi="http://schemas.microsoft.com/office/word/2010/wordprocessingInk" xmlns:wps="http://schemas.microsoft.com/office/word/2010/wordprocessingShape" mc:Ignorable="w14 wp14">
+<w:numbering xmlns:mc="http://schemas.openxmlformats.org/markup-compatibility/2006" xmlns:w="http://schemas.openxmlformats.org/wordprocessingml/2006/main" xmlns:m="http://schemas.openxmlformats.org/officeDocument/2006/math" xmlns:mo="http://schemas.microsoft.com/office/mac/office/2008/main" xmlns:mv="urn:schemas-microsoft-com:mac:vml" xmlns:o="urn:schemas-microsoft-com:office:office" xmlns:r="http://schemas.openxmlformats.org/officeDocument/2006/relationships" xmlns:v="urn:schemas-microsoft-com:vml" xmlns:w10="urn:schemas-microsoft-com:office:word" xmlns:w14="http://schemas.microsoft.com/office/word/2010/wordml" xmlns:wne="http://schemas.microsoft.com/office/word/2006/wordml" xmlns:wp="http://schemas.openxmlformats.org/drawingml/2006/wordprocessingDrawing" xmlns:wp14="http://schemas.microsoft.com/office/word/2010/wordprocessingDrawing" xmlns:wpc="http://schemas.microsoft.com/office/word/2010/wordprocessingCanvas" xmlns:wpg="http://schemas.microsoft.com/office/word/2010/wordprocessingGroup" xmlns:wpi="http://schemas.microsoft.com/office/word/2010/wordprocessingInk" xmlns:wps="http://schemas.microsoft.com/office/word/2010/wordprocessingShape" mc:Ignorable="w14 wp14">
   <w:abstractNum w:abstractNumId="0">
     <w:nsid w:val="FFFFFF7C"/>
     <w:multiLevelType w:val="singleLevel"/>
@@ -2387,7 +2584,7 @@
         <w:ind w:hanging="360" w:left="1440"/>
       </w:pPr>
       <w:rPr>
-        <w:rFonts w:ascii="Symbol" w:hAnsi="Symbol" w:hint="default"/>
+        <w:rFonts w:ascii="Symbol" w:hAnsi="Symbol" w:hint="default" w:eastAsia="黑体"/>
       </w:rPr>
     </w:lvl>
   </w:abstractNum>
@@ -2408,7 +2605,7 @@
         <w:ind w:hanging="360" w:left="1080"/>
       </w:pPr>
       <w:rPr>
-        <w:rFonts w:ascii="Symbol" w:hAnsi="Symbol" w:hint="default"/>
+        <w:rFonts w:ascii="Symbol" w:hAnsi="Symbol" w:hint="default" w:eastAsia="黑体"/>
       </w:rPr>
     </w:lvl>
   </w:abstractNum>
@@ -2429,7 +2626,7 @@
         <w:ind w:hanging="360" w:left="720"/>
       </w:pPr>
       <w:rPr>
-        <w:rFonts w:ascii="Symbol" w:hAnsi="Symbol" w:hint="default"/>
+        <w:rFonts w:ascii="Symbol" w:hAnsi="Symbol" w:hint="default" w:eastAsia="黑体"/>
       </w:rPr>
     </w:lvl>
   </w:abstractNum>
@@ -2468,7 +2665,7 @@
         <w:ind w:hanging="360" w:left="360"/>
       </w:pPr>
       <w:rPr>
-        <w:rFonts w:ascii="Symbol" w:hAnsi="Symbol" w:hint="default"/>
+        <w:rFonts w:ascii="Symbol" w:hAnsi="Symbol" w:hint="default" w:eastAsia="黑体"/>
       </w:rPr>
     </w:lvl>
   </w:abstractNum>
@@ -2559,7 +2756,7 @@
         <w:ind w:left="720" w:hanging="360"/>
       </w:pPr>
       <w:rPr>
-        <w:rFonts w:ascii="Symbol" w:hAnsi="Symbol" w:cs="Symbol" w:hint="default"/>
+        <w:rFonts w:ascii="Symbol" w:hAnsi="Symbol" w:cs="Symbol" w:hint="default" w:eastAsia="黑体"/>
       </w:rPr>
     </w:lvl>
     <w:lvl w:ilvl="1">
@@ -2570,7 +2767,7 @@
         <w:ind w:left="1440" w:hanging="360"/>
       </w:pPr>
       <w:rPr>
-        <w:rFonts w:ascii="Courier New" w:hAnsi="Courier New" w:cs="Courier New" w:hint="default"/>
+        <w:rFonts w:ascii="Courier New" w:hAnsi="Courier New" w:cs="Courier New" w:hint="default" w:eastAsia="黑体"/>
       </w:rPr>
     </w:lvl>
     <w:lvl w:ilvl="2">
@@ -2581,7 +2778,7 @@
         <w:ind w:left="2160" w:hanging="360"/>
       </w:pPr>
       <w:rPr>
-        <w:rFonts w:ascii="Wingdings" w:hAnsi="Wingdings" w:cs="Wingdings" w:hint="default"/>
+        <w:rFonts w:ascii="Wingdings" w:hAnsi="Wingdings" w:cs="Wingdings" w:hint="default" w:eastAsia="黑体"/>
       </w:rPr>
     </w:lvl>
     <w:lvl w:ilvl="3">
@@ -2592,7 +2789,7 @@
         <w:ind w:left="2880" w:hanging="360"/>
       </w:pPr>
       <w:rPr>
-        <w:rFonts w:ascii="Symbol" w:hAnsi="Symbol" w:cs="Symbol" w:hint="default"/>
+        <w:rFonts w:ascii="Symbol" w:hAnsi="Symbol" w:cs="Symbol" w:hint="default" w:eastAsia="黑体"/>
       </w:rPr>
     </w:lvl>
     <w:lvl w:ilvl="4">
@@ -2603,7 +2800,7 @@
         <w:ind w:left="3600" w:hanging="360"/>
       </w:pPr>
       <w:rPr>
-        <w:rFonts w:ascii="Courier New" w:hAnsi="Courier New" w:cs="Courier New" w:hint="default"/>
+        <w:rFonts w:ascii="Courier New" w:hAnsi="Courier New" w:cs="Courier New" w:hint="default" w:eastAsia="黑体"/>
       </w:rPr>
     </w:lvl>
     <w:lvl w:ilvl="5">
@@ -2614,7 +2811,7 @@
         <w:ind w:left="4320" w:hanging="360"/>
       </w:pPr>
       <w:rPr>
-        <w:rFonts w:ascii="Wingdings" w:hAnsi="Wingdings" w:cs="Wingdings" w:hint="default"/>
+        <w:rFonts w:ascii="Wingdings" w:hAnsi="Wingdings" w:cs="Wingdings" w:hint="default" w:eastAsia="黑体"/>
       </w:rPr>
     </w:lvl>
     <w:lvl w:ilvl="6">
@@ -2625,7 +2822,7 @@
         <w:ind w:left="5040" w:hanging="360"/>
       </w:pPr>
       <w:rPr>
-        <w:rFonts w:ascii="Symbol" w:hAnsi="Symbol" w:cs="Symbol" w:hint="default"/>
+        <w:rFonts w:ascii="Symbol" w:hAnsi="Symbol" w:cs="Symbol" w:hint="default" w:eastAsia="黑体"/>
       </w:rPr>
     </w:lvl>
     <w:lvl w:ilvl="7">
@@ -2636,7 +2833,7 @@
         <w:ind w:left="5760" w:hanging="360"/>
       </w:pPr>
       <w:rPr>
-        <w:rFonts w:ascii="Courier New" w:hAnsi="Courier New" w:cs="Courier New" w:hint="default"/>
+        <w:rFonts w:ascii="Courier New" w:hAnsi="Courier New" w:cs="Courier New" w:hint="default" w:eastAsia="黑体"/>
       </w:rPr>
     </w:lvl>
     <w:lvl w:ilvl="8">
@@ -2647,7 +2844,7 @@
         <w:ind w:left="6480" w:hanging="360"/>
       </w:pPr>
       <w:rPr>
-        <w:rFonts w:ascii="Wingdings" w:hAnsi="Wingdings" w:cs="Wingdings" w:hint="default"/>
+        <w:rFonts w:ascii="Wingdings" w:hAnsi="Wingdings" w:cs="Wingdings" w:hint="default" w:eastAsia="黑体"/>
       </w:rPr>
     </w:lvl>
   </w:abstractNum>
@@ -2703,11 +2900,11 @@
 </file>
 
 <file path=word/styles.xml><?xml version="1.0" encoding="utf-8"?>
-<w:styles xmlns:mc="http://schemas.openxmlformats.org/markup-compatibility/2006" xmlns:r="http://schemas.openxmlformats.org/officeDocument/2006/relationships" xmlns:w="http://schemas.openxmlformats.org/wordprocessingml/2006/main" xmlns:w14="http://schemas.microsoft.com/office/word/2010/wordml" mc:Ignorable="w14">
+<w:styles xmlns:mc="http://schemas.openxmlformats.org/markup-compatibility/2006" xmlns:w="http://schemas.openxmlformats.org/wordprocessingml/2006/main" xmlns:r="http://schemas.openxmlformats.org/officeDocument/2006/relationships" xmlns:w14="http://schemas.microsoft.com/office/word/2010/wordml" mc:Ignorable="w14">
   <w:docDefaults>
     <w:rPrDefault>
       <w:rPr>
-        <w:rFonts w:asciiTheme="minorHAnsi" w:cstheme="minorBidi" w:eastAsiaTheme="minorEastAsia" w:hAnsiTheme="minorHAnsi"/>
+        <w:rFonts w:asciiTheme="minorHAnsi" w:cstheme="minorBidi" w:hAnsiTheme="minorHAnsi" w:eastAsia="黑体"/>
         <w:sz w:val="22"/>
         <w:szCs w:val="22"/>
         <w:lang w:bidi="ar-SA" w:eastAsia="en-US" w:val="en-US"/>
@@ -2929,7 +3126,7 @@
       <w:outlineLvl w:val="0"/>
     </w:pPr>
     <w:rPr>
-      <w:rFonts w:ascii="Times New Roman" w:asciiTheme="majorHAnsi" w:cstheme="majorBidi" w:eastAsia="黑体" w:eastAsiaTheme="majorEastAsia" w:hAnsi="Times New Roman" w:hAnsiTheme="majorHAnsi"/>
+      <w:rFonts w:ascii="Times New Roman" w:asciiTheme="majorHAnsi" w:cstheme="majorBidi" w:eastAsia="黑体" w:hAnsi="Times New Roman" w:hAnsiTheme="majorHAnsi"/>
       <w:b/>
       <w:bCs/>
       <w:color w:val="1F3864"/>
@@ -2953,7 +3150,7 @@
       <w:outlineLvl w:val="1"/>
     </w:pPr>
     <w:rPr>
-      <w:rFonts w:ascii="Times New Roman" w:asciiTheme="majorHAnsi" w:cstheme="majorBidi" w:eastAsia="黑体" w:eastAsiaTheme="majorEastAsia" w:hAnsi="Times New Roman" w:hAnsiTheme="majorHAnsi"/>
+      <w:rFonts w:ascii="Times New Roman" w:asciiTheme="majorHAnsi" w:cstheme="majorBidi" w:eastAsia="黑体" w:hAnsi="Times New Roman" w:hAnsiTheme="majorHAnsi"/>
       <w:b/>
       <w:bCs/>
       <w:color w:val="2E4E7E"/>
@@ -2977,7 +3174,7 @@
       <w:outlineLvl w:val="2"/>
     </w:pPr>
     <w:rPr>
-      <w:rFonts w:ascii="Times New Roman" w:asciiTheme="majorHAnsi" w:cstheme="majorBidi" w:eastAsia="黑体" w:eastAsiaTheme="majorEastAsia" w:hAnsi="Times New Roman" w:hAnsiTheme="majorHAnsi"/>
+      <w:rFonts w:ascii="Times New Roman" w:asciiTheme="majorHAnsi" w:cstheme="majorBidi" w:eastAsia="黑体" w:hAnsi="Times New Roman" w:hAnsiTheme="majorHAnsi"/>
       <w:b/>
       <w:bCs/>
       <w:color w:val="2E4E7E"/>
@@ -3001,7 +3198,7 @@
       <w:outlineLvl w:val="3"/>
     </w:pPr>
     <w:rPr>
-      <w:rFonts w:ascii="Times New Roman" w:asciiTheme="majorHAnsi" w:cstheme="majorBidi" w:eastAsia="黑体" w:eastAsiaTheme="majorEastAsia" w:hAnsi="Times New Roman" w:hAnsiTheme="majorHAnsi"/>
+      <w:rFonts w:ascii="Times New Roman" w:asciiTheme="majorHAnsi" w:cstheme="majorBidi" w:eastAsia="黑体" w:hAnsi="Times New Roman" w:hAnsiTheme="majorHAnsi"/>
       <w:b/>
       <w:bCs/>
       <w:i/>
@@ -3027,7 +3224,7 @@
       <w:outlineLvl w:val="4"/>
     </w:pPr>
     <w:rPr>
-      <w:rFonts w:ascii="Times New Roman" w:asciiTheme="majorHAnsi" w:cstheme="majorBidi" w:eastAsia="黑体" w:eastAsiaTheme="majorEastAsia" w:hAnsi="Times New Roman" w:hAnsiTheme="majorHAnsi"/>
+      <w:rFonts w:ascii="Times New Roman" w:asciiTheme="majorHAnsi" w:cstheme="majorBidi" w:eastAsia="黑体" w:hAnsi="Times New Roman" w:hAnsiTheme="majorHAnsi"/>
       <w:b/>
       <w:color w:val="333333"/>
       <w:sz w:val="22"/>
@@ -3050,7 +3247,7 @@
       <w:outlineLvl w:val="5"/>
     </w:pPr>
     <w:rPr>
-      <w:rFonts w:asciiTheme="majorHAnsi" w:cstheme="majorBidi" w:eastAsiaTheme="majorEastAsia" w:hAnsiTheme="majorHAnsi"/>
+      <w:rFonts w:asciiTheme="majorHAnsi" w:cstheme="majorBidi" w:hAnsiTheme="majorHAnsi" w:eastAsia="黑体"/>
       <w:i/>
       <w:iCs/>
       <w:color w:themeColor="accent1" w:themeShade="7F" w:val="243F60"/>
@@ -3073,7 +3270,7 @@
       <w:outlineLvl w:val="6"/>
     </w:pPr>
     <w:rPr>
-      <w:rFonts w:asciiTheme="majorHAnsi" w:cstheme="majorBidi" w:eastAsiaTheme="majorEastAsia" w:hAnsiTheme="majorHAnsi"/>
+      <w:rFonts w:asciiTheme="majorHAnsi" w:cstheme="majorBidi" w:hAnsiTheme="majorHAnsi" w:eastAsia="黑体"/>
       <w:i/>
       <w:iCs/>
       <w:color w:themeColor="text1" w:themeTint="BF" w:val="404040"/>
@@ -3096,7 +3293,7 @@
       <w:outlineLvl w:val="7"/>
     </w:pPr>
     <w:rPr>
-      <w:rFonts w:asciiTheme="majorHAnsi" w:cstheme="majorBidi" w:eastAsiaTheme="majorEastAsia" w:hAnsiTheme="majorHAnsi"/>
+      <w:rFonts w:asciiTheme="majorHAnsi" w:cstheme="majorBidi" w:hAnsiTheme="majorHAnsi" w:eastAsia="黑体"/>
       <w:color w:themeColor="accent1" w:val="4F81BD"/>
       <w:sz w:val="20"/>
       <w:szCs w:val="20"/>
@@ -3119,7 +3316,7 @@
       <w:outlineLvl w:val="8"/>
     </w:pPr>
     <w:rPr>
-      <w:rFonts w:asciiTheme="majorHAnsi" w:cstheme="majorBidi" w:eastAsiaTheme="majorEastAsia" w:hAnsiTheme="majorHAnsi"/>
+      <w:rFonts w:asciiTheme="majorHAnsi" w:cstheme="majorBidi" w:hAnsiTheme="majorHAnsi" w:eastAsia="黑体"/>
       <w:i/>
       <w:iCs/>
       <w:color w:themeColor="text1" w:themeTint="BF" w:val="404040"/>
@@ -3170,7 +3367,7 @@
     <w:uiPriority w:val="9"/>
     <w:rsid w:val="00FC693F"/>
     <w:rPr>
-      <w:rFonts w:asciiTheme="majorHAnsi" w:cstheme="majorBidi" w:eastAsiaTheme="majorEastAsia" w:hAnsiTheme="majorHAnsi"/>
+      <w:rFonts w:asciiTheme="majorHAnsi" w:cstheme="majorBidi" w:hAnsiTheme="majorHAnsi" w:eastAsia="黑体"/>
       <w:b/>
       <w:bCs/>
       <w:color w:themeColor="accent1" w:themeShade="BF" w:val="365F91"/>
@@ -3185,7 +3382,7 @@
     <w:uiPriority w:val="9"/>
     <w:rsid w:val="00FC693F"/>
     <w:rPr>
-      <w:rFonts w:asciiTheme="majorHAnsi" w:cstheme="majorBidi" w:eastAsiaTheme="majorEastAsia" w:hAnsiTheme="majorHAnsi"/>
+      <w:rFonts w:asciiTheme="majorHAnsi" w:cstheme="majorBidi" w:hAnsiTheme="majorHAnsi" w:eastAsia="黑体"/>
       <w:b/>
       <w:bCs/>
       <w:color w:themeColor="accent1" w:val="4F81BD"/>
@@ -3200,7 +3397,7 @@
     <w:uiPriority w:val="9"/>
     <w:rsid w:val="00FC693F"/>
     <w:rPr>
-      <w:rFonts w:asciiTheme="majorHAnsi" w:cstheme="majorBidi" w:eastAsiaTheme="majorEastAsia" w:hAnsiTheme="majorHAnsi"/>
+      <w:rFonts w:asciiTheme="majorHAnsi" w:cstheme="majorBidi" w:hAnsiTheme="majorHAnsi" w:eastAsia="黑体"/>
       <w:b/>
       <w:bCs/>
       <w:color w:themeColor="accent1" w:val="4F81BD"/>
@@ -3223,7 +3420,7 @@
       <w:contextualSpacing/>
     </w:pPr>
     <w:rPr>
-      <w:rFonts w:ascii="Times New Roman" w:asciiTheme="majorHAnsi" w:cstheme="majorBidi" w:eastAsia="黑体" w:eastAsiaTheme="majorEastAsia" w:hAnsi="Times New Roman" w:hAnsiTheme="majorHAnsi"/>
+      <w:rFonts w:ascii="Times New Roman" w:asciiTheme="majorHAnsi" w:cstheme="majorBidi" w:eastAsia="黑体" w:hAnsi="Times New Roman" w:hAnsiTheme="majorHAnsi"/>
       <w:b/>
       <w:color w:val="1F3864"/>
       <w:spacing w:val="5"/>
@@ -3239,7 +3436,7 @@
     <w:uiPriority w:val="10"/>
     <w:rsid w:val="00FC693F"/>
     <w:rPr>
-      <w:rFonts w:asciiTheme="majorHAnsi" w:cstheme="majorBidi" w:eastAsiaTheme="majorEastAsia" w:hAnsiTheme="majorHAnsi"/>
+      <w:rFonts w:asciiTheme="majorHAnsi" w:cstheme="majorBidi" w:hAnsiTheme="majorHAnsi" w:eastAsia="黑体"/>
       <w:color w:themeColor="text2" w:themeShade="BF" w:val="17365D"/>
       <w:spacing w:val="5"/>
       <w:kern w:val="28"/>
@@ -3261,7 +3458,7 @@
       </w:numPr>
     </w:pPr>
     <w:rPr>
-      <w:rFonts w:asciiTheme="majorHAnsi" w:cstheme="majorBidi" w:eastAsiaTheme="majorEastAsia" w:hAnsiTheme="majorHAnsi"/>
+      <w:rFonts w:asciiTheme="majorHAnsi" w:cstheme="majorBidi" w:hAnsiTheme="majorHAnsi" w:eastAsia="黑体"/>
       <w:i/>
       <w:iCs/>
       <w:color w:themeColor="accent1" w:val="4F81BD"/>
@@ -3277,7 +3474,7 @@
     <w:uiPriority w:val="11"/>
     <w:rsid w:val="00FC693F"/>
     <w:rPr>
-      <w:rFonts w:asciiTheme="majorHAnsi" w:cstheme="majorBidi" w:eastAsiaTheme="majorEastAsia" w:hAnsiTheme="majorHAnsi"/>
+      <w:rFonts w:asciiTheme="majorHAnsi" w:cstheme="majorBidi" w:hAnsiTheme="majorHAnsi" w:eastAsia="黑体"/>
       <w:i/>
       <w:iCs/>
       <w:color w:themeColor="accent1" w:val="4F81BD"/>
@@ -3344,6 +3541,7 @@
       <w:spacing w:after="120"/>
     </w:pPr>
     <w:rPr>
+      <w:rFonts w:eastAsia="黑体"/>
       <w:sz w:val="16"/>
       <w:szCs w:val="16"/>
     </w:rPr>
@@ -3355,6 +3553,7 @@
     <w:uiPriority w:val="99"/>
     <w:rsid w:val="00AA1D8D"/>
     <w:rPr>
+      <w:rFonts w:eastAsia="黑体"/>
       <w:sz w:val="16"/>
       <w:szCs w:val="16"/>
     </w:rPr>
@@ -3524,7 +3723,7 @@
       </w:tabs>
     </w:pPr>
     <w:rPr>
-      <w:rFonts w:ascii="Courier" w:hAnsi="Courier"/>
+      <w:rFonts w:ascii="Courier" w:hAnsi="Courier" w:eastAsia="黑体"/>
       <w:sz w:val="20"/>
       <w:szCs w:val="20"/>
     </w:rPr>
@@ -3536,7 +3735,7 @@
     <w:uiPriority w:val="99"/>
     <w:rsid w:val="0029639D"/>
     <w:rPr>
-      <w:rFonts w:ascii="Courier" w:hAnsi="Courier"/>
+      <w:rFonts w:ascii="Courier" w:hAnsi="Courier" w:eastAsia="黑体"/>
       <w:sz w:val="20"/>
       <w:szCs w:val="20"/>
     </w:rPr>
@@ -3572,6 +3771,7 @@
     <w:uiPriority w:val="29"/>
     <w:rsid w:val="00FC693F"/>
     <w:rPr>
+      <w:rFonts w:eastAsia="黑体"/>
       <w:i/>
       <w:iCs/>
       <w:color w:themeColor="text1" w:val="000000"/>
@@ -3585,7 +3785,7 @@
     <w:semiHidden/>
     <w:rsid w:val="00FC693F"/>
     <w:rPr>
-      <w:rFonts w:asciiTheme="majorHAnsi" w:cstheme="majorBidi" w:eastAsiaTheme="majorEastAsia" w:hAnsiTheme="majorHAnsi"/>
+      <w:rFonts w:asciiTheme="majorHAnsi" w:cstheme="majorBidi" w:hAnsiTheme="majorHAnsi" w:eastAsia="黑体"/>
       <w:b/>
       <w:bCs/>
       <w:i/>
@@ -3601,7 +3801,7 @@
     <w:semiHidden/>
     <w:rsid w:val="00FC693F"/>
     <w:rPr>
-      <w:rFonts w:asciiTheme="majorHAnsi" w:cstheme="majorBidi" w:eastAsiaTheme="majorEastAsia" w:hAnsiTheme="majorHAnsi"/>
+      <w:rFonts w:asciiTheme="majorHAnsi" w:cstheme="majorBidi" w:hAnsiTheme="majorHAnsi" w:eastAsia="黑体"/>
       <w:color w:themeColor="accent1" w:themeShade="7F" w:val="243F60"/>
     </w:rPr>
   </w:style>
@@ -3613,7 +3813,7 @@
     <w:semiHidden/>
     <w:rsid w:val="00FC693F"/>
     <w:rPr>
-      <w:rFonts w:asciiTheme="majorHAnsi" w:cstheme="majorBidi" w:eastAsiaTheme="majorEastAsia" w:hAnsiTheme="majorHAnsi"/>
+      <w:rFonts w:asciiTheme="majorHAnsi" w:cstheme="majorBidi" w:hAnsiTheme="majorHAnsi" w:eastAsia="黑体"/>
       <w:i/>
       <w:iCs/>
       <w:color w:themeColor="accent1" w:themeShade="7F" w:val="243F60"/>
@@ -3627,7 +3827,7 @@
     <w:semiHidden/>
     <w:rsid w:val="00FC693F"/>
     <w:rPr>
-      <w:rFonts w:asciiTheme="majorHAnsi" w:cstheme="majorBidi" w:eastAsiaTheme="majorEastAsia" w:hAnsiTheme="majorHAnsi"/>
+      <w:rFonts w:asciiTheme="majorHAnsi" w:cstheme="majorBidi" w:hAnsiTheme="majorHAnsi" w:eastAsia="黑体"/>
       <w:i/>
       <w:iCs/>
       <w:color w:themeColor="text1" w:themeTint="BF" w:val="404040"/>
@@ -3641,7 +3841,7 @@
     <w:semiHidden/>
     <w:rsid w:val="00FC693F"/>
     <w:rPr>
-      <w:rFonts w:asciiTheme="majorHAnsi" w:cstheme="majorBidi" w:eastAsiaTheme="majorEastAsia" w:hAnsiTheme="majorHAnsi"/>
+      <w:rFonts w:asciiTheme="majorHAnsi" w:cstheme="majorBidi" w:hAnsiTheme="majorHAnsi" w:eastAsia="黑体"/>
       <w:color w:themeColor="accent1" w:val="4F81BD"/>
       <w:sz w:val="20"/>
       <w:szCs w:val="20"/>
@@ -3655,7 +3855,7 @@
     <w:semiHidden/>
     <w:rsid w:val="00FC693F"/>
     <w:rPr>
-      <w:rFonts w:asciiTheme="majorHAnsi" w:cstheme="majorBidi" w:eastAsiaTheme="majorEastAsia" w:hAnsiTheme="majorHAnsi"/>
+      <w:rFonts w:asciiTheme="majorHAnsi" w:cstheme="majorBidi" w:hAnsiTheme="majorHAnsi" w:eastAsia="黑体"/>
       <w:i/>
       <w:iCs/>
       <w:color w:themeColor="text1" w:themeTint="BF" w:val="404040"/>
@@ -3676,6 +3876,7 @@
       <w:spacing w:line="240" w:lineRule="auto"/>
     </w:pPr>
     <w:rPr>
+      <w:rFonts w:eastAsia="黑体"/>
       <w:b/>
       <w:bCs/>
       <w:color w:themeColor="accent1" w:val="4F81BD"/>
@@ -3690,6 +3891,7 @@
     <w:qFormat/>
     <w:rsid w:val="00FC693F"/>
     <w:rPr>
+      <w:rFonts w:eastAsia="黑体"/>
       <w:b/>
       <w:bCs/>
     </w:rPr>
@@ -3701,6 +3903,7 @@
     <w:qFormat/>
     <w:rsid w:val="00FC693F"/>
     <w:rPr>
+      <w:rFonts w:eastAsia="黑体"/>
       <w:i/>
       <w:iCs/>
     </w:rPr>
@@ -3721,6 +3924,7 @@
       <w:ind w:left="936" w:right="936"/>
     </w:pPr>
     <w:rPr>
+      <w:rFonts w:eastAsia="黑体"/>
       <w:b/>
       <w:bCs/>
       <w:i/>
@@ -3735,6 +3939,7 @@
     <w:uiPriority w:val="30"/>
     <w:rsid w:val="00FC693F"/>
     <w:rPr>
+      <w:rFonts w:eastAsia="黑体"/>
       <w:b/>
       <w:bCs/>
       <w:i/>
@@ -3749,6 +3954,7 @@
     <w:qFormat/>
     <w:rsid w:val="00FC693F"/>
     <w:rPr>
+      <w:rFonts w:eastAsia="黑体"/>
       <w:i/>
       <w:iCs/>
       <w:color w:themeColor="text1" w:themeTint="7F" w:val="808080"/>
@@ -3761,6 +3967,7 @@
     <w:qFormat/>
     <w:rsid w:val="00FC693F"/>
     <w:rPr>
+      <w:rFonts w:eastAsia="黑体"/>
       <w:b/>
       <w:bCs/>
       <w:i/>
@@ -3775,6 +3982,7 @@
     <w:qFormat/>
     <w:rsid w:val="00FC693F"/>
     <w:rPr>
+      <w:rFonts w:eastAsia="黑体"/>
       <w:smallCaps/>
       <w:color w:themeColor="accent2" w:val="C0504D"/>
       <w:u w:val="single"/>
@@ -3787,6 +3995,7 @@
     <w:qFormat/>
     <w:rsid w:val="00FC693F"/>
     <w:rPr>
+      <w:rFonts w:eastAsia="黑体"/>
       <w:b/>
       <w:bCs/>
       <w:smallCaps/>
@@ -3802,6 +4011,7 @@
     <w:qFormat/>
     <w:rsid w:val="00FC693F"/>
     <w:rPr>
+      <w:rFonts w:eastAsia="黑体"/>
       <w:b/>
       <w:bCs/>
       <w:smallCaps/>
@@ -3856,6 +4066,7 @@
       <w:spacing w:after="0" w:line="240" w:lineRule="auto"/>
     </w:pPr>
     <w:rPr>
+      <w:rFonts w:eastAsia="黑体"/>
       <w:color w:themeColor="text1" w:themeShade="BF" w:val="000000"/>
     </w:rPr>
     <w:tblPr>
@@ -3878,6 +4089,7 @@
         <w:spacing w:after="0" w:before="0" w:line="240" w:lineRule="auto"/>
       </w:pPr>
       <w:rPr>
+        <w:rFonts w:eastAsia="黑体"/>
         <w:b/>
         <w:bCs/>
       </w:rPr>
@@ -3898,6 +4110,7 @@
         <w:spacing w:after="0" w:before="0" w:line="240" w:lineRule="auto"/>
       </w:pPr>
       <w:rPr>
+        <w:rFonts w:eastAsia="黑体"/>
         <w:b/>
         <w:bCs/>
       </w:rPr>
@@ -3915,12 +4128,14 @@
     </w:tblStylePr>
     <w:tblStylePr w:type="firstCol">
       <w:rPr>
+        <w:rFonts w:eastAsia="黑体"/>
         <w:b/>
         <w:bCs/>
       </w:rPr>
     </w:tblStylePr>
     <w:tblStylePr w:type="lastCol">
       <w:rPr>
+        <w:rFonts w:eastAsia="黑体"/>
         <w:b/>
         <w:bCs/>
       </w:rPr>
@@ -3959,6 +4174,7 @@
       <w:spacing w:after="0" w:line="240" w:lineRule="auto"/>
     </w:pPr>
     <w:rPr>
+      <w:rFonts w:eastAsia="黑体"/>
       <w:color w:themeColor="accent1" w:themeShade="BF" w:val="365F91"/>
     </w:rPr>
     <w:tblPr>
@@ -3981,6 +4197,7 @@
         <w:spacing w:after="0" w:before="0" w:line="240" w:lineRule="auto"/>
       </w:pPr>
       <w:rPr>
+        <w:rFonts w:eastAsia="黑体"/>
         <w:b/>
         <w:bCs/>
       </w:rPr>
@@ -4001,6 +4218,7 @@
         <w:spacing w:after="0" w:before="0" w:line="240" w:lineRule="auto"/>
       </w:pPr>
       <w:rPr>
+        <w:rFonts w:eastAsia="黑体"/>
         <w:b/>
         <w:bCs/>
       </w:rPr>
@@ -4018,12 +4236,14 @@
     </w:tblStylePr>
     <w:tblStylePr w:type="firstCol">
       <w:rPr>
+        <w:rFonts w:eastAsia="黑体"/>
         <w:b/>
         <w:bCs/>
       </w:rPr>
     </w:tblStylePr>
     <w:tblStylePr w:type="lastCol">
       <w:rPr>
+        <w:rFonts w:eastAsia="黑体"/>
         <w:b/>
         <w:bCs/>
       </w:rPr>
@@ -4062,6 +4282,7 @@
       <w:spacing w:after="0" w:line="240" w:lineRule="auto"/>
     </w:pPr>
     <w:rPr>
+      <w:rFonts w:eastAsia="黑体"/>
       <w:color w:themeColor="accent2" w:themeShade="BF" w:val="943634"/>
     </w:rPr>
     <w:tblPr>
@@ -4084,6 +4305,7 @@
         <w:spacing w:after="0" w:before="0" w:line="240" w:lineRule="auto"/>
       </w:pPr>
       <w:rPr>
+        <w:rFonts w:eastAsia="黑体"/>
         <w:b/>
         <w:bCs/>
       </w:rPr>
@@ -4104,6 +4326,7 @@
         <w:spacing w:after="0" w:before="0" w:line="240" w:lineRule="auto"/>
       </w:pPr>
       <w:rPr>
+        <w:rFonts w:eastAsia="黑体"/>
         <w:b/>
         <w:bCs/>
       </w:rPr>
@@ -4121,12 +4344,14 @@
     </w:tblStylePr>
     <w:tblStylePr w:type="firstCol">
       <w:rPr>
+        <w:rFonts w:eastAsia="黑体"/>
         <w:b/>
         <w:bCs/>
       </w:rPr>
     </w:tblStylePr>
     <w:tblStylePr w:type="lastCol">
       <w:rPr>
+        <w:rFonts w:eastAsia="黑体"/>
         <w:b/>
         <w:bCs/>
       </w:rPr>
@@ -4165,6 +4390,7 @@
       <w:spacing w:after="0" w:line="240" w:lineRule="auto"/>
     </w:pPr>
     <w:rPr>
+      <w:rFonts w:eastAsia="黑体"/>
       <w:color w:themeColor="accent3" w:themeShade="BF" w:val="76923C"/>
     </w:rPr>
     <w:tblPr>
@@ -4187,6 +4413,7 @@
         <w:spacing w:after="0" w:before="0" w:line="240" w:lineRule="auto"/>
       </w:pPr>
       <w:rPr>
+        <w:rFonts w:eastAsia="黑体"/>
         <w:b/>
         <w:bCs/>
       </w:rPr>
@@ -4207,6 +4434,7 @@
         <w:spacing w:after="0" w:before="0" w:line="240" w:lineRule="auto"/>
       </w:pPr>
       <w:rPr>
+        <w:rFonts w:eastAsia="黑体"/>
         <w:b/>
         <w:bCs/>
       </w:rPr>
@@ -4224,12 +4452,14 @@
     </w:tblStylePr>
     <w:tblStylePr w:type="firstCol">
       <w:rPr>
+        <w:rFonts w:eastAsia="黑体"/>
         <w:b/>
         <w:bCs/>
       </w:rPr>
     </w:tblStylePr>
     <w:tblStylePr w:type="lastCol">
       <w:rPr>
+        <w:rFonts w:eastAsia="黑体"/>
         <w:b/>
         <w:bCs/>
       </w:rPr>
@@ -4268,6 +4498,7 @@
       <w:spacing w:after="0" w:line="240" w:lineRule="auto"/>
     </w:pPr>
     <w:rPr>
+      <w:rFonts w:eastAsia="黑体"/>
       <w:color w:themeColor="accent4" w:themeShade="BF" w:val="5F497A"/>
     </w:rPr>
     <w:tblPr>
@@ -4290,6 +4521,7 @@
         <w:spacing w:after="0" w:before="0" w:line="240" w:lineRule="auto"/>
       </w:pPr>
       <w:rPr>
+        <w:rFonts w:eastAsia="黑体"/>
         <w:b/>
         <w:bCs/>
       </w:rPr>
@@ -4310,6 +4542,7 @@
         <w:spacing w:after="0" w:before="0" w:line="240" w:lineRule="auto"/>
       </w:pPr>
       <w:rPr>
+        <w:rFonts w:eastAsia="黑体"/>
         <w:b/>
         <w:bCs/>
       </w:rPr>
@@ -4327,12 +4560,14 @@
     </w:tblStylePr>
     <w:tblStylePr w:type="firstCol">
       <w:rPr>
+        <w:rFonts w:eastAsia="黑体"/>
         <w:b/>
         <w:bCs/>
       </w:rPr>
     </w:tblStylePr>
     <w:tblStylePr w:type="lastCol">
       <w:rPr>
+        <w:rFonts w:eastAsia="黑体"/>
         <w:b/>
         <w:bCs/>
       </w:rPr>
@@ -4371,6 +4606,7 @@
       <w:spacing w:after="0" w:line="240" w:lineRule="auto"/>
     </w:pPr>
     <w:rPr>
+      <w:rFonts w:eastAsia="黑体"/>
       <w:color w:themeColor="accent5" w:themeShade="BF" w:val="31849B"/>
     </w:rPr>
     <w:tblPr>
@@ -4393,6 +4629,7 @@
         <w:spacing w:after="0" w:before="0" w:line="240" w:lineRule="auto"/>
       </w:pPr>
       <w:rPr>
+        <w:rFonts w:eastAsia="黑体"/>
         <w:b/>
         <w:bCs/>
       </w:rPr>
@@ -4413,6 +4650,7 @@
         <w:spacing w:after="0" w:before="0" w:line="240" w:lineRule="auto"/>
       </w:pPr>
       <w:rPr>
+        <w:rFonts w:eastAsia="黑体"/>
         <w:b/>
         <w:bCs/>
       </w:rPr>
@@ -4430,12 +4668,14 @@
     </w:tblStylePr>
     <w:tblStylePr w:type="firstCol">
       <w:rPr>
+        <w:rFonts w:eastAsia="黑体"/>
         <w:b/>
         <w:bCs/>
       </w:rPr>
     </w:tblStylePr>
     <w:tblStylePr w:type="lastCol">
       <w:rPr>
+        <w:rFonts w:eastAsia="黑体"/>
         <w:b/>
         <w:bCs/>
       </w:rPr>
@@ -4474,6 +4714,7 @@
       <w:spacing w:after="0" w:line="240" w:lineRule="auto"/>
     </w:pPr>
     <w:rPr>
+      <w:rFonts w:eastAsia="黑体"/>
       <w:color w:themeColor="accent6" w:themeShade="BF" w:val="E36C0A"/>
     </w:rPr>
     <w:tblPr>
@@ -4496,6 +4737,7 @@
         <w:spacing w:after="0" w:before="0" w:line="240" w:lineRule="auto"/>
       </w:pPr>
       <w:rPr>
+        <w:rFonts w:eastAsia="黑体"/>
         <w:b/>
         <w:bCs/>
       </w:rPr>
@@ -4516,6 +4758,7 @@
         <w:spacing w:after="0" w:before="0" w:line="240" w:lineRule="auto"/>
       </w:pPr>
       <w:rPr>
+        <w:rFonts w:eastAsia="黑体"/>
         <w:b/>
         <w:bCs/>
       </w:rPr>
@@ -4533,12 +4776,14 @@
     </w:tblStylePr>
     <w:tblStylePr w:type="firstCol">
       <w:rPr>
+        <w:rFonts w:eastAsia="黑体"/>
         <w:b/>
         <w:bCs/>
       </w:rPr>
     </w:tblStylePr>
     <w:tblStylePr w:type="lastCol">
       <w:rPr>
+        <w:rFonts w:eastAsia="黑体"/>
         <w:b/>
         <w:bCs/>
       </w:rPr>
@@ -4598,6 +4843,7 @@
         <w:spacing w:after="0" w:before="0" w:line="240" w:lineRule="auto"/>
       </w:pPr>
       <w:rPr>
+        <w:rFonts w:eastAsia="黑体"/>
         <w:b/>
         <w:bCs/>
         <w:color w:themeColor="background1" w:val="FFFFFF"/>
@@ -4612,6 +4858,7 @@
         <w:spacing w:after="0" w:before="0" w:line="240" w:lineRule="auto"/>
       </w:pPr>
       <w:rPr>
+        <w:rFonts w:eastAsia="黑体"/>
         <w:b/>
         <w:bCs/>
       </w:rPr>
@@ -4627,12 +4874,14 @@
     </w:tblStylePr>
     <w:tblStylePr w:type="firstCol">
       <w:rPr>
+        <w:rFonts w:eastAsia="黑体"/>
         <w:b/>
         <w:bCs/>
       </w:rPr>
     </w:tblStylePr>
     <w:tblStylePr w:type="lastCol">
       <w:rPr>
+        <w:rFonts w:eastAsia="黑体"/>
         <w:b/>
         <w:bCs/>
       </w:rPr>
@@ -4690,6 +4939,7 @@
         <w:spacing w:after="0" w:before="0" w:line="240" w:lineRule="auto"/>
       </w:pPr>
       <w:rPr>
+        <w:rFonts w:eastAsia="黑体"/>
         <w:b/>
         <w:bCs/>
         <w:color w:themeColor="background1" w:val="FFFFFF"/>
@@ -4704,6 +4954,7 @@
         <w:spacing w:after="0" w:before="0" w:line="240" w:lineRule="auto"/>
       </w:pPr>
       <w:rPr>
+        <w:rFonts w:eastAsia="黑体"/>
         <w:b/>
         <w:bCs/>
       </w:rPr>
@@ -4719,12 +4970,14 @@
     </w:tblStylePr>
     <w:tblStylePr w:type="firstCol">
       <w:rPr>
+        <w:rFonts w:eastAsia="黑体"/>
         <w:b/>
         <w:bCs/>
       </w:rPr>
     </w:tblStylePr>
     <w:tblStylePr w:type="lastCol">
       <w:rPr>
+        <w:rFonts w:eastAsia="黑体"/>
         <w:b/>
         <w:bCs/>
       </w:rPr>
@@ -4782,6 +5035,7 @@
         <w:spacing w:after="0" w:before="0" w:line="240" w:lineRule="auto"/>
       </w:pPr>
       <w:rPr>
+        <w:rFonts w:eastAsia="黑体"/>
         <w:b/>
         <w:bCs/>
         <w:color w:themeColor="background1" w:val="FFFFFF"/>
@@ -4796,6 +5050,7 @@
         <w:spacing w:after="0" w:before="0" w:line="240" w:lineRule="auto"/>
       </w:pPr>
       <w:rPr>
+        <w:rFonts w:eastAsia="黑体"/>
         <w:b/>
         <w:bCs/>
       </w:rPr>
@@ -4811,12 +5066,14 @@
     </w:tblStylePr>
     <w:tblStylePr w:type="firstCol">
       <w:rPr>
+        <w:rFonts w:eastAsia="黑体"/>
         <w:b/>
         <w:bCs/>
       </w:rPr>
     </w:tblStylePr>
     <w:tblStylePr w:type="lastCol">
       <w:rPr>
+        <w:rFonts w:eastAsia="黑体"/>
         <w:b/>
         <w:bCs/>
       </w:rPr>
@@ -4874,6 +5131,7 @@
         <w:spacing w:after="0" w:before="0" w:line="240" w:lineRule="auto"/>
       </w:pPr>
       <w:rPr>
+        <w:rFonts w:eastAsia="黑体"/>
         <w:b/>
         <w:bCs/>
         <w:color w:themeColor="background1" w:val="FFFFFF"/>
@@ -4888,6 +5146,7 @@
         <w:spacing w:after="0" w:before="0" w:line="240" w:lineRule="auto"/>
       </w:pPr>
       <w:rPr>
+        <w:rFonts w:eastAsia="黑体"/>
         <w:b/>
         <w:bCs/>
       </w:rPr>
@@ -4903,12 +5162,14 @@
     </w:tblStylePr>
     <w:tblStylePr w:type="firstCol">
       <w:rPr>
+        <w:rFonts w:eastAsia="黑体"/>
         <w:b/>
         <w:bCs/>
       </w:rPr>
     </w:tblStylePr>
     <w:tblStylePr w:type="lastCol">
       <w:rPr>
+        <w:rFonts w:eastAsia="黑体"/>
         <w:b/>
         <w:bCs/>
       </w:rPr>
@@ -4966,6 +5227,7 @@
         <w:spacing w:after="0" w:before="0" w:line="240" w:lineRule="auto"/>
       </w:pPr>
       <w:rPr>
+        <w:rFonts w:eastAsia="黑体"/>
         <w:b/>
         <w:bCs/>
         <w:color w:themeColor="background1" w:val="FFFFFF"/>
@@ -4980,6 +5242,7 @@
         <w:spacing w:after="0" w:before="0" w:line="240" w:lineRule="auto"/>
       </w:pPr>
       <w:rPr>
+        <w:rFonts w:eastAsia="黑体"/>
         <w:b/>
         <w:bCs/>
       </w:rPr>
@@ -4995,12 +5258,14 @@
     </w:tblStylePr>
     <w:tblStylePr w:type="firstCol">
       <w:rPr>
+        <w:rFonts w:eastAsia="黑体"/>
         <w:b/>
         <w:bCs/>
       </w:rPr>
     </w:tblStylePr>
     <w:tblStylePr w:type="lastCol">
       <w:rPr>
+        <w:rFonts w:eastAsia="黑体"/>
         <w:b/>
         <w:bCs/>
       </w:rPr>
@@ -5058,6 +5323,7 @@
         <w:spacing w:after="0" w:before="0" w:line="240" w:lineRule="auto"/>
       </w:pPr>
       <w:rPr>
+        <w:rFonts w:eastAsia="黑体"/>
         <w:b/>
         <w:bCs/>
         <w:color w:themeColor="background1" w:val="FFFFFF"/>
@@ -5072,6 +5338,7 @@
         <w:spacing w:after="0" w:before="0" w:line="240" w:lineRule="auto"/>
       </w:pPr>
       <w:rPr>
+        <w:rFonts w:eastAsia="黑体"/>
         <w:b/>
         <w:bCs/>
       </w:rPr>
@@ -5087,12 +5354,14 @@
     </w:tblStylePr>
     <w:tblStylePr w:type="firstCol">
       <w:rPr>
+        <w:rFonts w:eastAsia="黑体"/>
         <w:b/>
         <w:bCs/>
       </w:rPr>
     </w:tblStylePr>
     <w:tblStylePr w:type="lastCol">
       <w:rPr>
+        <w:rFonts w:eastAsia="黑体"/>
         <w:b/>
         <w:bCs/>
       </w:rPr>
@@ -5150,6 +5419,7 @@
         <w:spacing w:after="0" w:before="0" w:line="240" w:lineRule="auto"/>
       </w:pPr>
       <w:rPr>
+        <w:rFonts w:eastAsia="黑体"/>
         <w:b/>
         <w:bCs/>
         <w:color w:themeColor="background1" w:val="FFFFFF"/>
@@ -5164,6 +5434,7 @@
         <w:spacing w:after="0" w:before="0" w:line="240" w:lineRule="auto"/>
       </w:pPr>
       <w:rPr>
+        <w:rFonts w:eastAsia="黑体"/>
         <w:b/>
         <w:bCs/>
       </w:rPr>
@@ -5179,12 +5450,14 @@
     </w:tblStylePr>
     <w:tblStylePr w:type="firstCol">
       <w:rPr>
+        <w:rFonts w:eastAsia="黑体"/>
         <w:b/>
         <w:bCs/>
       </w:rPr>
     </w:tblStylePr>
     <w:tblStylePr w:type="lastCol">
       <w:rPr>
+        <w:rFonts w:eastAsia="黑体"/>
         <w:b/>
         <w:bCs/>
       </w:rPr>
@@ -5244,7 +5517,7 @@
         <w:spacing w:after="0" w:before="0" w:line="240" w:lineRule="auto"/>
       </w:pPr>
       <w:rPr>
-        <w:rFonts w:asciiTheme="majorHAnsi" w:cstheme="majorBidi" w:eastAsiaTheme="majorEastAsia" w:hAnsiTheme="majorHAnsi"/>
+        <w:rFonts w:asciiTheme="majorHAnsi" w:cstheme="majorBidi" w:hAnsiTheme="majorHAnsi" w:eastAsia="黑体"/>
         <w:b/>
         <w:bCs/>
       </w:rPr>
@@ -5265,7 +5538,7 @@
         <w:spacing w:after="0" w:before="0" w:line="240" w:lineRule="auto"/>
       </w:pPr>
       <w:rPr>
-        <w:rFonts w:asciiTheme="majorHAnsi" w:cstheme="majorBidi" w:eastAsiaTheme="majorEastAsia" w:hAnsiTheme="majorHAnsi"/>
+        <w:rFonts w:asciiTheme="majorHAnsi" w:cstheme="majorBidi" w:hAnsiTheme="majorHAnsi" w:eastAsia="黑体"/>
         <w:b/>
         <w:bCs/>
       </w:rPr>
@@ -5283,14 +5556,14 @@
     </w:tblStylePr>
     <w:tblStylePr w:type="firstCol">
       <w:rPr>
-        <w:rFonts w:asciiTheme="majorHAnsi" w:cstheme="majorBidi" w:eastAsiaTheme="majorEastAsia" w:hAnsiTheme="majorHAnsi"/>
+        <w:rFonts w:asciiTheme="majorHAnsi" w:cstheme="majorBidi" w:hAnsiTheme="majorHAnsi" w:eastAsia="黑体"/>
         <w:b/>
         <w:bCs/>
       </w:rPr>
     </w:tblStylePr>
     <w:tblStylePr w:type="lastCol">
       <w:rPr>
-        <w:rFonts w:asciiTheme="majorHAnsi" w:cstheme="majorBidi" w:eastAsiaTheme="majorEastAsia" w:hAnsiTheme="majorHAnsi"/>
+        <w:rFonts w:asciiTheme="majorHAnsi" w:cstheme="majorBidi" w:hAnsiTheme="majorHAnsi" w:eastAsia="黑体"/>
         <w:b/>
         <w:bCs/>
       </w:rPr>
@@ -5374,7 +5647,7 @@
         <w:spacing w:after="0" w:before="0" w:line="240" w:lineRule="auto"/>
       </w:pPr>
       <w:rPr>
-        <w:rFonts w:asciiTheme="majorHAnsi" w:cstheme="majorBidi" w:eastAsiaTheme="majorEastAsia" w:hAnsiTheme="majorHAnsi"/>
+        <w:rFonts w:asciiTheme="majorHAnsi" w:cstheme="majorBidi" w:hAnsiTheme="majorHAnsi" w:eastAsia="黑体"/>
         <w:b/>
         <w:bCs/>
       </w:rPr>
@@ -5395,7 +5668,7 @@
         <w:spacing w:after="0" w:before="0" w:line="240" w:lineRule="auto"/>
       </w:pPr>
       <w:rPr>
-        <w:rFonts w:asciiTheme="majorHAnsi" w:cstheme="majorBidi" w:eastAsiaTheme="majorEastAsia" w:hAnsiTheme="majorHAnsi"/>
+        <w:rFonts w:asciiTheme="majorHAnsi" w:cstheme="majorBidi" w:hAnsiTheme="majorHAnsi" w:eastAsia="黑体"/>
         <w:b/>
         <w:bCs/>
       </w:rPr>
@@ -5413,14 +5686,14 @@
     </w:tblStylePr>
     <w:tblStylePr w:type="firstCol">
       <w:rPr>
-        <w:rFonts w:asciiTheme="majorHAnsi" w:cstheme="majorBidi" w:eastAsiaTheme="majorEastAsia" w:hAnsiTheme="majorHAnsi"/>
+        <w:rFonts w:asciiTheme="majorHAnsi" w:cstheme="majorBidi" w:hAnsiTheme="majorHAnsi" w:eastAsia="黑体"/>
         <w:b/>
         <w:bCs/>
       </w:rPr>
     </w:tblStylePr>
     <w:tblStylePr w:type="lastCol">
       <w:rPr>
-        <w:rFonts w:asciiTheme="majorHAnsi" w:cstheme="majorBidi" w:eastAsiaTheme="majorEastAsia" w:hAnsiTheme="majorHAnsi"/>
+        <w:rFonts w:asciiTheme="majorHAnsi" w:cstheme="majorBidi" w:hAnsiTheme="majorHAnsi" w:eastAsia="黑体"/>
         <w:b/>
         <w:bCs/>
       </w:rPr>
@@ -5504,7 +5777,7 @@
         <w:spacing w:after="0" w:before="0" w:line="240" w:lineRule="auto"/>
       </w:pPr>
       <w:rPr>
-        <w:rFonts w:asciiTheme="majorHAnsi" w:cstheme="majorBidi" w:eastAsiaTheme="majorEastAsia" w:hAnsiTheme="majorHAnsi"/>
+        <w:rFonts w:asciiTheme="majorHAnsi" w:cstheme="majorBidi" w:hAnsiTheme="majorHAnsi" w:eastAsia="黑体"/>
         <w:b/>
         <w:bCs/>
       </w:rPr>
@@ -5525,7 +5798,7 @@
         <w:spacing w:after="0" w:before="0" w:line="240" w:lineRule="auto"/>
       </w:pPr>
       <w:rPr>
-        <w:rFonts w:asciiTheme="majorHAnsi" w:cstheme="majorBidi" w:eastAsiaTheme="majorEastAsia" w:hAnsiTheme="majorHAnsi"/>
+        <w:rFonts w:asciiTheme="majorHAnsi" w:cstheme="majorBidi" w:hAnsiTheme="majorHAnsi" w:eastAsia="黑体"/>
         <w:b/>
         <w:bCs/>
       </w:rPr>
@@ -5543,14 +5816,14 @@
     </w:tblStylePr>
     <w:tblStylePr w:type="firstCol">
       <w:rPr>
-        <w:rFonts w:asciiTheme="majorHAnsi" w:cstheme="majorBidi" w:eastAsiaTheme="majorEastAsia" w:hAnsiTheme="majorHAnsi"/>
+        <w:rFonts w:asciiTheme="majorHAnsi" w:cstheme="majorBidi" w:hAnsiTheme="majorHAnsi" w:eastAsia="黑体"/>
         <w:b/>
         <w:bCs/>
       </w:rPr>
     </w:tblStylePr>
     <w:tblStylePr w:type="lastCol">
       <w:rPr>
-        <w:rFonts w:asciiTheme="majorHAnsi" w:cstheme="majorBidi" w:eastAsiaTheme="majorEastAsia" w:hAnsiTheme="majorHAnsi"/>
+        <w:rFonts w:asciiTheme="majorHAnsi" w:cstheme="majorBidi" w:hAnsiTheme="majorHAnsi" w:eastAsia="黑体"/>
         <w:b/>
         <w:bCs/>
       </w:rPr>
@@ -5634,7 +5907,7 @@
         <w:spacing w:after="0" w:before="0" w:line="240" w:lineRule="auto"/>
       </w:pPr>
       <w:rPr>
-        <w:rFonts w:asciiTheme="majorHAnsi" w:cstheme="majorBidi" w:eastAsiaTheme="majorEastAsia" w:hAnsiTheme="majorHAnsi"/>
+        <w:rFonts w:asciiTheme="majorHAnsi" w:cstheme="majorBidi" w:hAnsiTheme="majorHAnsi" w:eastAsia="黑体"/>
         <w:b/>
         <w:bCs/>
       </w:rPr>
@@ -5655,7 +5928,7 @@
         <w:spacing w:after="0" w:before="0" w:line="240" w:lineRule="auto"/>
       </w:pPr>
       <w:rPr>
-        <w:rFonts w:asciiTheme="majorHAnsi" w:cstheme="majorBidi" w:eastAsiaTheme="majorEastAsia" w:hAnsiTheme="majorHAnsi"/>
+        <w:rFonts w:asciiTheme="majorHAnsi" w:cstheme="majorBidi" w:hAnsiTheme="majorHAnsi" w:eastAsia="黑体"/>
         <w:b/>
         <w:bCs/>
       </w:rPr>
@@ -5673,14 +5946,14 @@
     </w:tblStylePr>
     <w:tblStylePr w:type="firstCol">
       <w:rPr>
-        <w:rFonts w:asciiTheme="majorHAnsi" w:cstheme="majorBidi" w:eastAsiaTheme="majorEastAsia" w:hAnsiTheme="majorHAnsi"/>
+        <w:rFonts w:asciiTheme="majorHAnsi" w:cstheme="majorBidi" w:hAnsiTheme="majorHAnsi" w:eastAsia="黑体"/>
         <w:b/>
         <w:bCs/>
       </w:rPr>
     </w:tblStylePr>
     <w:tblStylePr w:type="lastCol">
       <w:rPr>
-        <w:rFonts w:asciiTheme="majorHAnsi" w:cstheme="majorBidi" w:eastAsiaTheme="majorEastAsia" w:hAnsiTheme="majorHAnsi"/>
+        <w:rFonts w:asciiTheme="majorHAnsi" w:cstheme="majorBidi" w:hAnsiTheme="majorHAnsi" w:eastAsia="黑体"/>
         <w:b/>
         <w:bCs/>
       </w:rPr>
@@ -5764,7 +6037,7 @@
         <w:spacing w:after="0" w:before="0" w:line="240" w:lineRule="auto"/>
       </w:pPr>
       <w:rPr>
-        <w:rFonts w:asciiTheme="majorHAnsi" w:cstheme="majorBidi" w:eastAsiaTheme="majorEastAsia" w:hAnsiTheme="majorHAnsi"/>
+        <w:rFonts w:asciiTheme="majorHAnsi" w:cstheme="majorBidi" w:hAnsiTheme="majorHAnsi" w:eastAsia="黑体"/>
         <w:b/>
         <w:bCs/>
       </w:rPr>
@@ -5785,7 +6058,7 @@
         <w:spacing w:after="0" w:before="0" w:line="240" w:lineRule="auto"/>
       </w:pPr>
       <w:rPr>
-        <w:rFonts w:asciiTheme="majorHAnsi" w:cstheme="majorBidi" w:eastAsiaTheme="majorEastAsia" w:hAnsiTheme="majorHAnsi"/>
+        <w:rFonts w:asciiTheme="majorHAnsi" w:cstheme="majorBidi" w:hAnsiTheme="majorHAnsi" w:eastAsia="黑体"/>
         <w:b/>
         <w:bCs/>
       </w:rPr>
@@ -5803,14 +6076,14 @@
     </w:tblStylePr>
     <w:tblStylePr w:type="firstCol">
       <w:rPr>
-        <w:rFonts w:asciiTheme="majorHAnsi" w:cstheme="majorBidi" w:eastAsiaTheme="majorEastAsia" w:hAnsiTheme="majorHAnsi"/>
+        <w:rFonts w:asciiTheme="majorHAnsi" w:cstheme="majorBidi" w:hAnsiTheme="majorHAnsi" w:eastAsia="黑体"/>
         <w:b/>
         <w:bCs/>
       </w:rPr>
     </w:tblStylePr>
     <w:tblStylePr w:type="lastCol">
       <w:rPr>
-        <w:rFonts w:asciiTheme="majorHAnsi" w:cstheme="majorBidi" w:eastAsiaTheme="majorEastAsia" w:hAnsiTheme="majorHAnsi"/>
+        <w:rFonts w:asciiTheme="majorHAnsi" w:cstheme="majorBidi" w:hAnsiTheme="majorHAnsi" w:eastAsia="黑体"/>
         <w:b/>
         <w:bCs/>
       </w:rPr>
@@ -5894,7 +6167,7 @@
         <w:spacing w:after="0" w:before="0" w:line="240" w:lineRule="auto"/>
       </w:pPr>
       <w:rPr>
-        <w:rFonts w:asciiTheme="majorHAnsi" w:cstheme="majorBidi" w:eastAsiaTheme="majorEastAsia" w:hAnsiTheme="majorHAnsi"/>
+        <w:rFonts w:asciiTheme="majorHAnsi" w:cstheme="majorBidi" w:hAnsiTheme="majorHAnsi" w:eastAsia="黑体"/>
         <w:b/>
         <w:bCs/>
       </w:rPr>
@@ -5915,7 +6188,7 @@
         <w:spacing w:after="0" w:before="0" w:line="240" w:lineRule="auto"/>
       </w:pPr>
       <w:rPr>
-        <w:rFonts w:asciiTheme="majorHAnsi" w:cstheme="majorBidi" w:eastAsiaTheme="majorEastAsia" w:hAnsiTheme="majorHAnsi"/>
+        <w:rFonts w:asciiTheme="majorHAnsi" w:cstheme="majorBidi" w:hAnsiTheme="majorHAnsi" w:eastAsia="黑体"/>
         <w:b/>
         <w:bCs/>
       </w:rPr>
@@ -5933,14 +6206,14 @@
     </w:tblStylePr>
     <w:tblStylePr w:type="firstCol">
       <w:rPr>
-        <w:rFonts w:asciiTheme="majorHAnsi" w:cstheme="majorBidi" w:eastAsiaTheme="majorEastAsia" w:hAnsiTheme="majorHAnsi"/>
+        <w:rFonts w:asciiTheme="majorHAnsi" w:cstheme="majorBidi" w:hAnsiTheme="majorHAnsi" w:eastAsia="黑体"/>
         <w:b/>
         <w:bCs/>
       </w:rPr>
     </w:tblStylePr>
     <w:tblStylePr w:type="lastCol">
       <w:rPr>
-        <w:rFonts w:asciiTheme="majorHAnsi" w:cstheme="majorBidi" w:eastAsiaTheme="majorEastAsia" w:hAnsiTheme="majorHAnsi"/>
+        <w:rFonts w:asciiTheme="majorHAnsi" w:cstheme="majorBidi" w:hAnsiTheme="majorHAnsi" w:eastAsia="黑体"/>
         <w:b/>
         <w:bCs/>
       </w:rPr>
@@ -6024,7 +6297,7 @@
         <w:spacing w:after="0" w:before="0" w:line="240" w:lineRule="auto"/>
       </w:pPr>
       <w:rPr>
-        <w:rFonts w:asciiTheme="majorHAnsi" w:cstheme="majorBidi" w:eastAsiaTheme="majorEastAsia" w:hAnsiTheme="majorHAnsi"/>
+        <w:rFonts w:asciiTheme="majorHAnsi" w:cstheme="majorBidi" w:hAnsiTheme="majorHAnsi" w:eastAsia="黑体"/>
         <w:b/>
         <w:bCs/>
       </w:rPr>
@@ -6045,7 +6318,7 @@
         <w:spacing w:after="0" w:before="0" w:line="240" w:lineRule="auto"/>
       </w:pPr>
       <w:rPr>
-        <w:rFonts w:asciiTheme="majorHAnsi" w:cstheme="majorBidi" w:eastAsiaTheme="majorEastAsia" w:hAnsiTheme="majorHAnsi"/>
+        <w:rFonts w:asciiTheme="majorHAnsi" w:cstheme="majorBidi" w:hAnsiTheme="majorHAnsi" w:eastAsia="黑体"/>
         <w:b/>
         <w:bCs/>
       </w:rPr>
@@ -6063,14 +6336,14 @@
     </w:tblStylePr>
     <w:tblStylePr w:type="firstCol">
       <w:rPr>
-        <w:rFonts w:asciiTheme="majorHAnsi" w:cstheme="majorBidi" w:eastAsiaTheme="majorEastAsia" w:hAnsiTheme="majorHAnsi"/>
+        <w:rFonts w:asciiTheme="majorHAnsi" w:cstheme="majorBidi" w:hAnsiTheme="majorHAnsi" w:eastAsia="黑体"/>
         <w:b/>
         <w:bCs/>
       </w:rPr>
     </w:tblStylePr>
     <w:tblStylePr w:type="lastCol">
       <w:rPr>
-        <w:rFonts w:asciiTheme="majorHAnsi" w:cstheme="majorBidi" w:eastAsiaTheme="majorEastAsia" w:hAnsiTheme="majorHAnsi"/>
+        <w:rFonts w:asciiTheme="majorHAnsi" w:cstheme="majorBidi" w:hAnsiTheme="majorHAnsi" w:eastAsia="黑体"/>
         <w:b/>
         <w:bCs/>
       </w:rPr>
@@ -6153,6 +6426,7 @@
         <w:spacing w:after="0" w:before="0" w:line="240" w:lineRule="auto"/>
       </w:pPr>
       <w:rPr>
+        <w:rFonts w:eastAsia="黑体"/>
         <w:b/>
         <w:bCs/>
         <w:color w:themeColor="background1" w:val="FFFFFF"/>
@@ -6175,6 +6449,7 @@
         <w:spacing w:after="0" w:before="0" w:line="240" w:lineRule="auto"/>
       </w:pPr>
       <w:rPr>
+        <w:rFonts w:eastAsia="黑体"/>
         <w:b/>
         <w:bCs/>
       </w:rPr>
@@ -6192,12 +6467,14 @@
     </w:tblStylePr>
     <w:tblStylePr w:type="firstCol">
       <w:rPr>
+        <w:rFonts w:eastAsia="黑体"/>
         <w:b/>
         <w:bCs/>
       </w:rPr>
     </w:tblStylePr>
     <w:tblStylePr w:type="lastCol">
       <w:rPr>
+        <w:rFonts w:eastAsia="黑体"/>
         <w:b/>
         <w:bCs/>
       </w:rPr>
@@ -6259,6 +6536,7 @@
         <w:spacing w:after="0" w:before="0" w:line="240" w:lineRule="auto"/>
       </w:pPr>
       <w:rPr>
+        <w:rFonts w:eastAsia="黑体"/>
         <w:b/>
         <w:bCs/>
         <w:color w:themeColor="background1" w:val="FFFFFF"/>
@@ -6281,6 +6559,7 @@
         <w:spacing w:after="0" w:before="0" w:line="240" w:lineRule="auto"/>
       </w:pPr>
       <w:rPr>
+        <w:rFonts w:eastAsia="黑体"/>
         <w:b/>
         <w:bCs/>
       </w:rPr>
@@ -6298,12 +6577,14 @@
     </w:tblStylePr>
     <w:tblStylePr w:type="firstCol">
       <w:rPr>
+        <w:rFonts w:eastAsia="黑体"/>
         <w:b/>
         <w:bCs/>
       </w:rPr>
     </w:tblStylePr>
     <w:tblStylePr w:type="lastCol">
       <w:rPr>
+        <w:rFonts w:eastAsia="黑体"/>
         <w:b/>
         <w:bCs/>
       </w:rPr>
@@ -6365,6 +6646,7 @@
         <w:spacing w:after="0" w:before="0" w:line="240" w:lineRule="auto"/>
       </w:pPr>
       <w:rPr>
+        <w:rFonts w:eastAsia="黑体"/>
         <w:b/>
         <w:bCs/>
         <w:color w:themeColor="background1" w:val="FFFFFF"/>
@@ -6387,6 +6669,7 @@
         <w:spacing w:after="0" w:before="0" w:line="240" w:lineRule="auto"/>
       </w:pPr>
       <w:rPr>
+        <w:rFonts w:eastAsia="黑体"/>
         <w:b/>
         <w:bCs/>
       </w:rPr>
@@ -6404,12 +6687,14 @@
     </w:tblStylePr>
     <w:tblStylePr w:type="firstCol">
       <w:rPr>
+        <w:rFonts w:eastAsia="黑体"/>
         <w:b/>
         <w:bCs/>
       </w:rPr>
     </w:tblStylePr>
     <w:tblStylePr w:type="lastCol">
       <w:rPr>
+        <w:rFonts w:eastAsia="黑体"/>
         <w:b/>
         <w:bCs/>
       </w:rPr>
@@ -6471,6 +6756,7 @@
         <w:spacing w:after="0" w:before="0" w:line="240" w:lineRule="auto"/>
       </w:pPr>
       <w:rPr>
+        <w:rFonts w:eastAsia="黑体"/>
         <w:b/>
         <w:bCs/>
         <w:color w:themeColor="background1" w:val="FFFFFF"/>
@@ -6493,6 +6779,7 @@
         <w:spacing w:after="0" w:before="0" w:line="240" w:lineRule="auto"/>
       </w:pPr>
       <w:rPr>
+        <w:rFonts w:eastAsia="黑体"/>
         <w:b/>
         <w:bCs/>
       </w:rPr>
@@ -6510,12 +6797,14 @@
     </w:tblStylePr>
     <w:tblStylePr w:type="firstCol">
       <w:rPr>
+        <w:rFonts w:eastAsia="黑体"/>
         <w:b/>
         <w:bCs/>
       </w:rPr>
     </w:tblStylePr>
     <w:tblStylePr w:type="lastCol">
       <w:rPr>
+        <w:rFonts w:eastAsia="黑体"/>
         <w:b/>
         <w:bCs/>
       </w:rPr>
@@ -6577,6 +6866,7 @@
         <w:spacing w:after="0" w:before="0" w:line="240" w:lineRule="auto"/>
       </w:pPr>
       <w:rPr>
+        <w:rFonts w:eastAsia="黑体"/>
         <w:b/>
         <w:bCs/>
         <w:color w:themeColor="background1" w:val="FFFFFF"/>
@@ -6599,6 +6889,7 @@
         <w:spacing w:after="0" w:before="0" w:line="240" w:lineRule="auto"/>
       </w:pPr>
       <w:rPr>
+        <w:rFonts w:eastAsia="黑体"/>
         <w:b/>
         <w:bCs/>
       </w:rPr>
@@ -6616,12 +6907,14 @@
     </w:tblStylePr>
     <w:tblStylePr w:type="firstCol">
       <w:rPr>
+        <w:rFonts w:eastAsia="黑体"/>
         <w:b/>
         <w:bCs/>
       </w:rPr>
     </w:tblStylePr>
     <w:tblStylePr w:type="lastCol">
       <w:rPr>
+        <w:rFonts w:eastAsia="黑体"/>
         <w:b/>
         <w:bCs/>
       </w:rPr>
@@ -6683,6 +6976,7 @@
         <w:spacing w:after="0" w:before="0" w:line="240" w:lineRule="auto"/>
       </w:pPr>
       <w:rPr>
+        <w:rFonts w:eastAsia="黑体"/>
         <w:b/>
         <w:bCs/>
         <w:color w:themeColor="background1" w:val="FFFFFF"/>
@@ -6705,6 +6999,7 @@
         <w:spacing w:after="0" w:before="0" w:line="240" w:lineRule="auto"/>
       </w:pPr>
       <w:rPr>
+        <w:rFonts w:eastAsia="黑体"/>
         <w:b/>
         <w:bCs/>
       </w:rPr>
@@ -6722,12 +7017,14 @@
     </w:tblStylePr>
     <w:tblStylePr w:type="firstCol">
       <w:rPr>
+        <w:rFonts w:eastAsia="黑体"/>
         <w:b/>
         <w:bCs/>
       </w:rPr>
     </w:tblStylePr>
     <w:tblStylePr w:type="lastCol">
       <w:rPr>
+        <w:rFonts w:eastAsia="黑体"/>
         <w:b/>
         <w:bCs/>
       </w:rPr>
@@ -6789,6 +7086,7 @@
         <w:spacing w:after="0" w:before="0" w:line="240" w:lineRule="auto"/>
       </w:pPr>
       <w:rPr>
+        <w:rFonts w:eastAsia="黑体"/>
         <w:b/>
         <w:bCs/>
         <w:color w:themeColor="background1" w:val="FFFFFF"/>
@@ -6811,6 +7109,7 @@
         <w:spacing w:after="0" w:before="0" w:line="240" w:lineRule="auto"/>
       </w:pPr>
       <w:rPr>
+        <w:rFonts w:eastAsia="黑体"/>
         <w:b/>
         <w:bCs/>
       </w:rPr>
@@ -6828,12 +7127,14 @@
     </w:tblStylePr>
     <w:tblStylePr w:type="firstCol">
       <w:rPr>
+        <w:rFonts w:eastAsia="黑体"/>
         <w:b/>
         <w:bCs/>
       </w:rPr>
     </w:tblStylePr>
     <w:tblStylePr w:type="lastCol">
       <w:rPr>
+        <w:rFonts w:eastAsia="黑体"/>
         <w:b/>
         <w:bCs/>
       </w:rPr>
@@ -6892,6 +7193,7 @@
         <w:spacing w:after="0" w:before="0" w:line="240" w:lineRule="auto"/>
       </w:pPr>
       <w:rPr>
+        <w:rFonts w:eastAsia="黑体"/>
         <w:b/>
         <w:bCs/>
         <w:color w:themeColor="background1" w:val="FFFFFF"/>
@@ -6914,6 +7216,7 @@
         <w:spacing w:after="0" w:before="0" w:line="240" w:lineRule="auto"/>
       </w:pPr>
       <w:rPr>
+        <w:rFonts w:eastAsia="黑体"/>
         <w:color w:val="auto"/>
       </w:rPr>
       <w:tblPr/>
@@ -6931,6 +7234,7 @@
     </w:tblStylePr>
     <w:tblStylePr w:type="firstCol">
       <w:rPr>
+        <w:rFonts w:eastAsia="黑体"/>
         <w:b/>
         <w:bCs/>
         <w:color w:themeColor="background1" w:val="FFFFFF"/>
@@ -6950,6 +7254,7 @@
     </w:tblStylePr>
     <w:tblStylePr w:type="lastCol">
       <w:rPr>
+        <w:rFonts w:eastAsia="黑体"/>
         <w:b/>
         <w:bCs/>
         <w:color w:themeColor="background1" w:val="FFFFFF"/>
@@ -6998,6 +7303,7 @@
     </w:tblStylePr>
     <w:tblStylePr w:type="nwCell">
       <w:rPr>
+        <w:rFonts w:eastAsia="黑体"/>
         <w:color w:themeColor="background1" w:val="FFFFFF"/>
       </w:rPr>
       <w:tblPr/>
@@ -7041,6 +7347,7 @@
         <w:spacing w:after="0" w:before="0" w:line="240" w:lineRule="auto"/>
       </w:pPr>
       <w:rPr>
+        <w:rFonts w:eastAsia="黑体"/>
         <w:b/>
         <w:bCs/>
         <w:color w:themeColor="background1" w:val="FFFFFF"/>
@@ -7063,6 +7370,7 @@
         <w:spacing w:after="0" w:before="0" w:line="240" w:lineRule="auto"/>
       </w:pPr>
       <w:rPr>
+        <w:rFonts w:eastAsia="黑体"/>
         <w:color w:val="auto"/>
       </w:rPr>
       <w:tblPr/>
@@ -7080,6 +7388,7 @@
     </w:tblStylePr>
     <w:tblStylePr w:type="firstCol">
       <w:rPr>
+        <w:rFonts w:eastAsia="黑体"/>
         <w:b/>
         <w:bCs/>
         <w:color w:themeColor="background1" w:val="FFFFFF"/>
@@ -7099,6 +7408,7 @@
     </w:tblStylePr>
     <w:tblStylePr w:type="lastCol">
       <w:rPr>
+        <w:rFonts w:eastAsia="黑体"/>
         <w:b/>
         <w:bCs/>
         <w:color w:themeColor="background1" w:val="FFFFFF"/>
@@ -7147,6 +7457,7 @@
     </w:tblStylePr>
     <w:tblStylePr w:type="nwCell">
       <w:rPr>
+        <w:rFonts w:eastAsia="黑体"/>
         <w:color w:themeColor="background1" w:val="FFFFFF"/>
       </w:rPr>
       <w:tblPr/>
@@ -7190,6 +7501,7 @@
         <w:spacing w:after="0" w:before="0" w:line="240" w:lineRule="auto"/>
       </w:pPr>
       <w:rPr>
+        <w:rFonts w:eastAsia="黑体"/>
         <w:b/>
         <w:bCs/>
         <w:color w:themeColor="background1" w:val="FFFFFF"/>
@@ -7212,6 +7524,7 @@
         <w:spacing w:after="0" w:before="0" w:line="240" w:lineRule="auto"/>
       </w:pPr>
       <w:rPr>
+        <w:rFonts w:eastAsia="黑体"/>
         <w:color w:val="auto"/>
       </w:rPr>
       <w:tblPr/>
@@ -7229,6 +7542,7 @@
     </w:tblStylePr>
     <w:tblStylePr w:type="firstCol">
       <w:rPr>
+        <w:rFonts w:eastAsia="黑体"/>
         <w:b/>
         <w:bCs/>
         <w:color w:themeColor="background1" w:val="FFFFFF"/>
@@ -7248,6 +7562,7 @@
     </w:tblStylePr>
     <w:tblStylePr w:type="lastCol">
       <w:rPr>
+        <w:rFonts w:eastAsia="黑体"/>
         <w:b/>
         <w:bCs/>
         <w:color w:themeColor="background1" w:val="FFFFFF"/>
@@ -7296,6 +7611,7 @@
     </w:tblStylePr>
     <w:tblStylePr w:type="nwCell">
       <w:rPr>
+        <w:rFonts w:eastAsia="黑体"/>
         <w:color w:themeColor="background1" w:val="FFFFFF"/>
       </w:rPr>
       <w:tblPr/>
@@ -7339,6 +7655,7 @@
         <w:spacing w:after="0" w:before="0" w:line="240" w:lineRule="auto"/>
       </w:pPr>
       <w:rPr>
+        <w:rFonts w:eastAsia="黑体"/>
         <w:b/>
         <w:bCs/>
         <w:color w:themeColor="background1" w:val="FFFFFF"/>
@@ -7361,6 +7678,7 @@
         <w:spacing w:after="0" w:before="0" w:line="240" w:lineRule="auto"/>
       </w:pPr>
       <w:rPr>
+        <w:rFonts w:eastAsia="黑体"/>
         <w:color w:val="auto"/>
       </w:rPr>
       <w:tblPr/>
@@ -7378,6 +7696,7 @@
     </w:tblStylePr>
     <w:tblStylePr w:type="firstCol">
       <w:rPr>
+        <w:rFonts w:eastAsia="黑体"/>
         <w:b/>
         <w:bCs/>
         <w:color w:themeColor="background1" w:val="FFFFFF"/>
@@ -7397,6 +7716,7 @@
     </w:tblStylePr>
     <w:tblStylePr w:type="lastCol">
       <w:rPr>
+        <w:rFonts w:eastAsia="黑体"/>
         <w:b/>
         <w:bCs/>
         <w:color w:themeColor="background1" w:val="FFFFFF"/>
@@ -7445,6 +7765,7 @@
     </w:tblStylePr>
     <w:tblStylePr w:type="nwCell">
       <w:rPr>
+        <w:rFonts w:eastAsia="黑体"/>
         <w:color w:themeColor="background1" w:val="FFFFFF"/>
       </w:rPr>
       <w:tblPr/>
@@ -7488,6 +7809,7 @@
         <w:spacing w:after="0" w:before="0" w:line="240" w:lineRule="auto"/>
       </w:pPr>
       <w:rPr>
+        <w:rFonts w:eastAsia="黑体"/>
         <w:b/>
         <w:bCs/>
         <w:color w:themeColor="background1" w:val="FFFFFF"/>
@@ -7510,6 +7832,7 @@
         <w:spacing w:after="0" w:before="0" w:line="240" w:lineRule="auto"/>
       </w:pPr>
       <w:rPr>
+        <w:rFonts w:eastAsia="黑体"/>
         <w:color w:val="auto"/>
       </w:rPr>
       <w:tblPr/>
@@ -7527,6 +7850,7 @@
     </w:tblStylePr>
     <w:tblStylePr w:type="firstCol">
       <w:rPr>
+        <w:rFonts w:eastAsia="黑体"/>
         <w:b/>
         <w:bCs/>
         <w:color w:themeColor="background1" w:val="FFFFFF"/>
@@ -7546,6 +7870,7 @@
     </w:tblStylePr>
     <w:tblStylePr w:type="lastCol">
       <w:rPr>
+        <w:rFonts w:eastAsia="黑体"/>
         <w:b/>
         <w:bCs/>
         <w:color w:themeColor="background1" w:val="FFFFFF"/>
@@ -7594,6 +7919,7 @@
     </w:tblStylePr>
     <w:tblStylePr w:type="nwCell">
       <w:rPr>
+        <w:rFonts w:eastAsia="黑体"/>
         <w:color w:themeColor="background1" w:val="FFFFFF"/>
       </w:rPr>
       <w:tblPr/>
@@ -7637,6 +7963,7 @@
         <w:spacing w:after="0" w:before="0" w:line="240" w:lineRule="auto"/>
       </w:pPr>
       <w:rPr>
+        <w:rFonts w:eastAsia="黑体"/>
         <w:b/>
         <w:bCs/>
         <w:color w:themeColor="background1" w:val="FFFFFF"/>
@@ -7659,6 +7986,7 @@
         <w:spacing w:after="0" w:before="0" w:line="240" w:lineRule="auto"/>
       </w:pPr>
       <w:rPr>
+        <w:rFonts w:eastAsia="黑体"/>
         <w:color w:val="auto"/>
       </w:rPr>
       <w:tblPr/>
@@ -7676,6 +8004,7 @@
     </w:tblStylePr>
     <w:tblStylePr w:type="firstCol">
       <w:rPr>
+        <w:rFonts w:eastAsia="黑体"/>
         <w:b/>
         <w:bCs/>
         <w:color w:themeColor="background1" w:val="FFFFFF"/>
@@ -7695,6 +8024,7 @@
     </w:tblStylePr>
     <w:tblStylePr w:type="lastCol">
       <w:rPr>
+        <w:rFonts w:eastAsia="黑体"/>
         <w:b/>
         <w:bCs/>
         <w:color w:themeColor="background1" w:val="FFFFFF"/>
@@ -7743,6 +8073,7 @@
     </w:tblStylePr>
     <w:tblStylePr w:type="nwCell">
       <w:rPr>
+        <w:rFonts w:eastAsia="黑体"/>
         <w:color w:themeColor="background1" w:val="FFFFFF"/>
       </w:rPr>
       <w:tblPr/>
@@ -7786,6 +8117,7 @@
         <w:spacing w:after="0" w:before="0" w:line="240" w:lineRule="auto"/>
       </w:pPr>
       <w:rPr>
+        <w:rFonts w:eastAsia="黑体"/>
         <w:b/>
         <w:bCs/>
         <w:color w:themeColor="background1" w:val="FFFFFF"/>
@@ -7808,6 +8140,7 @@
         <w:spacing w:after="0" w:before="0" w:line="240" w:lineRule="auto"/>
       </w:pPr>
       <w:rPr>
+        <w:rFonts w:eastAsia="黑体"/>
         <w:color w:val="auto"/>
       </w:rPr>
       <w:tblPr/>
@@ -7825,6 +8158,7 @@
     </w:tblStylePr>
     <w:tblStylePr w:type="firstCol">
       <w:rPr>
+        <w:rFonts w:eastAsia="黑体"/>
         <w:b/>
         <w:bCs/>
         <w:color w:themeColor="background1" w:val="FFFFFF"/>
@@ -7844,6 +8178,7 @@
     </w:tblStylePr>
     <w:tblStylePr w:type="lastCol">
       <w:rPr>
+        <w:rFonts w:eastAsia="黑体"/>
         <w:b/>
         <w:bCs/>
         <w:color w:themeColor="background1" w:val="FFFFFF"/>
@@ -7892,6 +8227,7 @@
     </w:tblStylePr>
     <w:tblStylePr w:type="nwCell">
       <w:rPr>
+        <w:rFonts w:eastAsia="黑体"/>
         <w:color w:themeColor="background1" w:val="FFFFFF"/>
       </w:rPr>
       <w:tblPr/>
@@ -7916,6 +8252,7 @@
       <w:spacing w:after="0" w:line="240" w:lineRule="auto"/>
     </w:pPr>
     <w:rPr>
+      <w:rFonts w:eastAsia="黑体"/>
       <w:color w:themeColor="text1" w:val="000000"/>
     </w:rPr>
     <w:tblPr>
@@ -7935,7 +8272,7 @@
     </w:tblPr>
     <w:tblStylePr w:type="firstRow">
       <w:rPr>
-        <w:rFonts w:asciiTheme="majorHAnsi" w:cstheme="majorBidi" w:eastAsiaTheme="majorEastAsia" w:hAnsiTheme="majorHAnsi"/>
+        <w:rFonts w:asciiTheme="majorHAnsi" w:cstheme="majorBidi" w:hAnsiTheme="majorHAnsi" w:eastAsia="黑体"/>
       </w:rPr>
       <w:tblPr/>
       <w:tcPr>
@@ -7947,6 +8284,7 @@
     </w:tblStylePr>
     <w:tblStylePr w:type="lastRow">
       <w:rPr>
+        <w:rFonts w:eastAsia="黑体"/>
         <w:b/>
         <w:bCs/>
         <w:color w:themeColor="text2" w:val="1F497D"/>
@@ -7961,12 +8299,14 @@
     </w:tblStylePr>
     <w:tblStylePr w:type="firstCol">
       <w:rPr>
+        <w:rFonts w:eastAsia="黑体"/>
         <w:b/>
         <w:bCs/>
       </w:rPr>
     </w:tblStylePr>
     <w:tblStylePr w:type="lastCol">
       <w:rPr>
+        <w:rFonts w:eastAsia="黑体"/>
         <w:b/>
         <w:bCs/>
       </w:rPr>
@@ -8000,6 +8340,7 @@
       <w:spacing w:after="0" w:line="240" w:lineRule="auto"/>
     </w:pPr>
     <w:rPr>
+      <w:rFonts w:eastAsia="黑体"/>
       <w:color w:themeColor="text1" w:val="000000"/>
     </w:rPr>
     <w:tblPr>
@@ -8019,7 +8360,7 @@
     </w:tblPr>
     <w:tblStylePr w:type="firstRow">
       <w:rPr>
-        <w:rFonts w:asciiTheme="majorHAnsi" w:cstheme="majorBidi" w:eastAsiaTheme="majorEastAsia" w:hAnsiTheme="majorHAnsi"/>
+        <w:rFonts w:asciiTheme="majorHAnsi" w:cstheme="majorBidi" w:hAnsiTheme="majorHAnsi" w:eastAsia="黑体"/>
       </w:rPr>
       <w:tblPr/>
       <w:tcPr>
@@ -8031,6 +8372,7 @@
     </w:tblStylePr>
     <w:tblStylePr w:type="lastRow">
       <w:rPr>
+        <w:rFonts w:eastAsia="黑体"/>
         <w:b/>
         <w:bCs/>
         <w:color w:themeColor="text2" w:val="1F497D"/>
@@ -8045,12 +8387,14 @@
     </w:tblStylePr>
     <w:tblStylePr w:type="firstCol">
       <w:rPr>
+        <w:rFonts w:eastAsia="黑体"/>
         <w:b/>
         <w:bCs/>
       </w:rPr>
     </w:tblStylePr>
     <w:tblStylePr w:type="lastCol">
       <w:rPr>
+        <w:rFonts w:eastAsia="黑体"/>
         <w:b/>
         <w:bCs/>
       </w:rPr>
@@ -8084,6 +8428,7 @@
       <w:spacing w:after="0" w:line="240" w:lineRule="auto"/>
     </w:pPr>
     <w:rPr>
+      <w:rFonts w:eastAsia="黑体"/>
       <w:color w:themeColor="text1" w:val="000000"/>
     </w:rPr>
     <w:tblPr>
@@ -8103,7 +8448,7 @@
     </w:tblPr>
     <w:tblStylePr w:type="firstRow">
       <w:rPr>
-        <w:rFonts w:asciiTheme="majorHAnsi" w:cstheme="majorBidi" w:eastAsiaTheme="majorEastAsia" w:hAnsiTheme="majorHAnsi"/>
+        <w:rFonts w:asciiTheme="majorHAnsi" w:cstheme="majorBidi" w:hAnsiTheme="majorHAnsi" w:eastAsia="黑体"/>
       </w:rPr>
       <w:tblPr/>
       <w:tcPr>
@@ -8115,6 +8460,7 @@
     </w:tblStylePr>
     <w:tblStylePr w:type="lastRow">
       <w:rPr>
+        <w:rFonts w:eastAsia="黑体"/>
         <w:b/>
         <w:bCs/>
         <w:color w:themeColor="text2" w:val="1F497D"/>
@@ -8129,12 +8475,14 @@
     </w:tblStylePr>
     <w:tblStylePr w:type="firstCol">
       <w:rPr>
+        <w:rFonts w:eastAsia="黑体"/>
         <w:b/>
         <w:bCs/>
       </w:rPr>
     </w:tblStylePr>
     <w:tblStylePr w:type="lastCol">
       <w:rPr>
+        <w:rFonts w:eastAsia="黑体"/>
         <w:b/>
         <w:bCs/>
       </w:rPr>
@@ -8168,6 +8516,7 @@
       <w:spacing w:after="0" w:line="240" w:lineRule="auto"/>
     </w:pPr>
     <w:rPr>
+      <w:rFonts w:eastAsia="黑体"/>
       <w:color w:themeColor="text1" w:val="000000"/>
     </w:rPr>
     <w:tblPr>
@@ -8187,7 +8536,7 @@
     </w:tblPr>
     <w:tblStylePr w:type="firstRow">
       <w:rPr>
-        <w:rFonts w:asciiTheme="majorHAnsi" w:cstheme="majorBidi" w:eastAsiaTheme="majorEastAsia" w:hAnsiTheme="majorHAnsi"/>
+        <w:rFonts w:asciiTheme="majorHAnsi" w:cstheme="majorBidi" w:hAnsiTheme="majorHAnsi" w:eastAsia="黑体"/>
       </w:rPr>
       <w:tblPr/>
       <w:tcPr>
@@ -8199,6 +8548,7 @@
     </w:tblStylePr>
     <w:tblStylePr w:type="lastRow">
       <w:rPr>
+        <w:rFonts w:eastAsia="黑体"/>
         <w:b/>
         <w:bCs/>
         <w:color w:themeColor="text2" w:val="1F497D"/>
@@ -8213,12 +8563,14 @@
     </w:tblStylePr>
     <w:tblStylePr w:type="firstCol">
       <w:rPr>
+        <w:rFonts w:eastAsia="黑体"/>
         <w:b/>
         <w:bCs/>
       </w:rPr>
     </w:tblStylePr>
     <w:tblStylePr w:type="lastCol">
       <w:rPr>
+        <w:rFonts w:eastAsia="黑体"/>
         <w:b/>
         <w:bCs/>
       </w:rPr>
@@ -8252,6 +8604,7 @@
       <w:spacing w:after="0" w:line="240" w:lineRule="auto"/>
     </w:pPr>
     <w:rPr>
+      <w:rFonts w:eastAsia="黑体"/>
       <w:color w:themeColor="text1" w:val="000000"/>
     </w:rPr>
     <w:tblPr>
@@ -8271,7 +8624,7 @@
     </w:tblPr>
     <w:tblStylePr w:type="firstRow">
       <w:rPr>
-        <w:rFonts w:asciiTheme="majorHAnsi" w:cstheme="majorBidi" w:eastAsiaTheme="majorEastAsia" w:hAnsiTheme="majorHAnsi"/>
+        <w:rFonts w:asciiTheme="majorHAnsi" w:cstheme="majorBidi" w:hAnsiTheme="majorHAnsi" w:eastAsia="黑体"/>
       </w:rPr>
       <w:tblPr/>
       <w:tcPr>
@@ -8283,6 +8636,7 @@
     </w:tblStylePr>
     <w:tblStylePr w:type="lastRow">
       <w:rPr>
+        <w:rFonts w:eastAsia="黑体"/>
         <w:b/>
         <w:bCs/>
         <w:color w:themeColor="text2" w:val="1F497D"/>
@@ -8297,12 +8651,14 @@
     </w:tblStylePr>
     <w:tblStylePr w:type="firstCol">
       <w:rPr>
+        <w:rFonts w:eastAsia="黑体"/>
         <w:b/>
         <w:bCs/>
       </w:rPr>
     </w:tblStylePr>
     <w:tblStylePr w:type="lastCol">
       <w:rPr>
+        <w:rFonts w:eastAsia="黑体"/>
         <w:b/>
         <w:bCs/>
       </w:rPr>
@@ -8336,6 +8692,7 @@
       <w:spacing w:after="0" w:line="240" w:lineRule="auto"/>
     </w:pPr>
     <w:rPr>
+      <w:rFonts w:eastAsia="黑体"/>
       <w:color w:themeColor="text1" w:val="000000"/>
     </w:rPr>
     <w:tblPr>
@@ -8355,7 +8712,7 @@
     </w:tblPr>
     <w:tblStylePr w:type="firstRow">
       <w:rPr>
-        <w:rFonts w:asciiTheme="majorHAnsi" w:cstheme="majorBidi" w:eastAsiaTheme="majorEastAsia" w:hAnsiTheme="majorHAnsi"/>
+        <w:rFonts w:asciiTheme="majorHAnsi" w:cstheme="majorBidi" w:hAnsiTheme="majorHAnsi" w:eastAsia="黑体"/>
       </w:rPr>
       <w:tblPr/>
       <w:tcPr>
@@ -8367,6 +8724,7 @@
     </w:tblStylePr>
     <w:tblStylePr w:type="lastRow">
       <w:rPr>
+        <w:rFonts w:eastAsia="黑体"/>
         <w:b/>
         <w:bCs/>
         <w:color w:themeColor="text2" w:val="1F497D"/>
@@ -8381,12 +8739,14 @@
     </w:tblStylePr>
     <w:tblStylePr w:type="firstCol">
       <w:rPr>
+        <w:rFonts w:eastAsia="黑体"/>
         <w:b/>
         <w:bCs/>
       </w:rPr>
     </w:tblStylePr>
     <w:tblStylePr w:type="lastCol">
       <w:rPr>
+        <w:rFonts w:eastAsia="黑体"/>
         <w:b/>
         <w:bCs/>
       </w:rPr>
@@ -8420,6 +8780,7 @@
       <w:spacing w:after="0" w:line="240" w:lineRule="auto"/>
     </w:pPr>
     <w:rPr>
+      <w:rFonts w:eastAsia="黑体"/>
       <w:color w:themeColor="text1" w:val="000000"/>
     </w:rPr>
     <w:tblPr>
@@ -8439,7 +8800,7 @@
     </w:tblPr>
     <w:tblStylePr w:type="firstRow">
       <w:rPr>
-        <w:rFonts w:asciiTheme="majorHAnsi" w:cstheme="majorBidi" w:eastAsiaTheme="majorEastAsia" w:hAnsiTheme="majorHAnsi"/>
+        <w:rFonts w:asciiTheme="majorHAnsi" w:cstheme="majorBidi" w:hAnsiTheme="majorHAnsi" w:eastAsia="黑体"/>
       </w:rPr>
       <w:tblPr/>
       <w:tcPr>
@@ -8451,6 +8812,7 @@
     </w:tblStylePr>
     <w:tblStylePr w:type="lastRow">
       <w:rPr>
+        <w:rFonts w:eastAsia="黑体"/>
         <w:b/>
         <w:bCs/>
         <w:color w:themeColor="text2" w:val="1F497D"/>
@@ -8465,12 +8827,14 @@
     </w:tblStylePr>
     <w:tblStylePr w:type="firstCol">
       <w:rPr>
+        <w:rFonts w:eastAsia="黑体"/>
         <w:b/>
         <w:bCs/>
       </w:rPr>
     </w:tblStylePr>
     <w:tblStylePr w:type="lastCol">
       <w:rPr>
+        <w:rFonts w:eastAsia="黑体"/>
         <w:b/>
         <w:bCs/>
       </w:rPr>
@@ -8504,7 +8868,7 @@
       <w:spacing w:after="0" w:line="240" w:lineRule="auto"/>
     </w:pPr>
     <w:rPr>
-      <w:rFonts w:asciiTheme="majorHAnsi" w:cstheme="majorBidi" w:eastAsiaTheme="majorEastAsia" w:hAnsiTheme="majorHAnsi"/>
+      <w:rFonts w:asciiTheme="majorHAnsi" w:cstheme="majorBidi" w:hAnsiTheme="majorHAnsi" w:eastAsia="黑体"/>
       <w:color w:themeColor="text1" w:val="000000"/>
     </w:rPr>
     <w:tblPr>
@@ -8526,6 +8890,7 @@
     </w:tblPr>
     <w:tblStylePr w:type="firstRow">
       <w:rPr>
+        <w:rFonts w:eastAsia="黑体"/>
         <w:sz w:val="24"/>
         <w:szCs w:val="24"/>
       </w:rPr>
@@ -8632,7 +8997,7 @@
       <w:spacing w:after="0" w:line="240" w:lineRule="auto"/>
     </w:pPr>
     <w:rPr>
-      <w:rFonts w:asciiTheme="majorHAnsi" w:cstheme="majorBidi" w:eastAsiaTheme="majorEastAsia" w:hAnsiTheme="majorHAnsi"/>
+      <w:rFonts w:asciiTheme="majorHAnsi" w:cstheme="majorBidi" w:hAnsiTheme="majorHAnsi" w:eastAsia="黑体"/>
       <w:color w:themeColor="text1" w:val="000000"/>
     </w:rPr>
     <w:tblPr>
@@ -8654,6 +9019,7 @@
     </w:tblPr>
     <w:tblStylePr w:type="firstRow">
       <w:rPr>
+        <w:rFonts w:eastAsia="黑体"/>
         <w:sz w:val="24"/>
         <w:szCs w:val="24"/>
       </w:rPr>
@@ -8760,7 +9126,7 @@
       <w:spacing w:after="0" w:line="240" w:lineRule="auto"/>
     </w:pPr>
     <w:rPr>
-      <w:rFonts w:asciiTheme="majorHAnsi" w:cstheme="majorBidi" w:eastAsiaTheme="majorEastAsia" w:hAnsiTheme="majorHAnsi"/>
+      <w:rFonts w:asciiTheme="majorHAnsi" w:cstheme="majorBidi" w:hAnsiTheme="majorHAnsi" w:eastAsia="黑体"/>
       <w:color w:themeColor="text1" w:val="000000"/>
     </w:rPr>
     <w:tblPr>
@@ -8782,6 +9148,7 @@
     </w:tblPr>
     <w:tblStylePr w:type="firstRow">
       <w:rPr>
+        <w:rFonts w:eastAsia="黑体"/>
         <w:sz w:val="24"/>
         <w:szCs w:val="24"/>
       </w:rPr>
@@ -8888,7 +9255,7 @@
       <w:spacing w:after="0" w:line="240" w:lineRule="auto"/>
     </w:pPr>
     <w:rPr>
-      <w:rFonts w:asciiTheme="majorHAnsi" w:cstheme="majorBidi" w:eastAsiaTheme="majorEastAsia" w:hAnsiTheme="majorHAnsi"/>
+      <w:rFonts w:asciiTheme="majorHAnsi" w:cstheme="majorBidi" w:hAnsiTheme="majorHAnsi" w:eastAsia="黑体"/>
       <w:color w:themeColor="text1" w:val="000000"/>
     </w:rPr>
     <w:tblPr>
@@ -8910,6 +9277,7 @@
     </w:tblPr>
     <w:tblStylePr w:type="firstRow">
       <w:rPr>
+        <w:rFonts w:eastAsia="黑体"/>
         <w:sz w:val="24"/>
         <w:szCs w:val="24"/>
       </w:rPr>
@@ -9016,7 +9384,7 @@
       <w:spacing w:after="0" w:line="240" w:lineRule="auto"/>
     </w:pPr>
     <w:rPr>
-      <w:rFonts w:asciiTheme="majorHAnsi" w:cstheme="majorBidi" w:eastAsiaTheme="majorEastAsia" w:hAnsiTheme="majorHAnsi"/>
+      <w:rFonts w:asciiTheme="majorHAnsi" w:cstheme="majorBidi" w:hAnsiTheme="majorHAnsi" w:eastAsia="黑体"/>
       <w:color w:themeColor="text1" w:val="000000"/>
     </w:rPr>
     <w:tblPr>
@@ -9038,6 +9406,7 @@
     </w:tblPr>
     <w:tblStylePr w:type="firstRow">
       <w:rPr>
+        <w:rFonts w:eastAsia="黑体"/>
         <w:sz w:val="24"/>
         <w:szCs w:val="24"/>
       </w:rPr>
@@ -9144,7 +9513,7 @@
       <w:spacing w:after="0" w:line="240" w:lineRule="auto"/>
     </w:pPr>
     <w:rPr>
-      <w:rFonts w:asciiTheme="majorHAnsi" w:cstheme="majorBidi" w:eastAsiaTheme="majorEastAsia" w:hAnsiTheme="majorHAnsi"/>
+      <w:rFonts w:asciiTheme="majorHAnsi" w:cstheme="majorBidi" w:hAnsiTheme="majorHAnsi" w:eastAsia="黑体"/>
       <w:color w:themeColor="text1" w:val="000000"/>
     </w:rPr>
     <w:tblPr>
@@ -9166,6 +9535,7 @@
     </w:tblPr>
     <w:tblStylePr w:type="firstRow">
       <w:rPr>
+        <w:rFonts w:eastAsia="黑体"/>
         <w:sz w:val="24"/>
         <w:szCs w:val="24"/>
       </w:rPr>
@@ -9272,7 +9642,7 @@
       <w:spacing w:after="0" w:line="240" w:lineRule="auto"/>
     </w:pPr>
     <w:rPr>
-      <w:rFonts w:asciiTheme="majorHAnsi" w:cstheme="majorBidi" w:eastAsiaTheme="majorEastAsia" w:hAnsiTheme="majorHAnsi"/>
+      <w:rFonts w:asciiTheme="majorHAnsi" w:cstheme="majorBidi" w:hAnsiTheme="majorHAnsi" w:eastAsia="黑体"/>
       <w:color w:themeColor="text1" w:val="000000"/>
     </w:rPr>
     <w:tblPr>
@@ -9294,6 +9664,7 @@
     </w:tblPr>
     <w:tblStylePr w:type="firstRow">
       <w:rPr>
+        <w:rFonts w:eastAsia="黑体"/>
         <w:sz w:val="24"/>
         <w:szCs w:val="24"/>
       </w:rPr>
@@ -9423,12 +9794,14 @@
     </w:tcPr>
     <w:tblStylePr w:type="firstRow">
       <w:rPr>
+        <w:rFonts w:eastAsia="黑体"/>
         <w:b/>
         <w:bCs/>
       </w:rPr>
     </w:tblStylePr>
     <w:tblStylePr w:type="lastRow">
       <w:rPr>
+        <w:rFonts w:eastAsia="黑体"/>
         <w:b/>
         <w:bCs/>
       </w:rPr>
@@ -9441,12 +9814,14 @@
     </w:tblStylePr>
     <w:tblStylePr w:type="firstCol">
       <w:rPr>
+        <w:rFonts w:eastAsia="黑体"/>
         <w:b/>
         <w:bCs/>
       </w:rPr>
     </w:tblStylePr>
     <w:tblStylePr w:type="lastCol">
       <w:rPr>
+        <w:rFonts w:eastAsia="黑体"/>
         <w:b/>
         <w:bCs/>
       </w:rPr>
@@ -9496,12 +9871,14 @@
     </w:tcPr>
     <w:tblStylePr w:type="firstRow">
       <w:rPr>
+        <w:rFonts w:eastAsia="黑体"/>
         <w:b/>
         <w:bCs/>
       </w:rPr>
     </w:tblStylePr>
     <w:tblStylePr w:type="lastRow">
       <w:rPr>
+        <w:rFonts w:eastAsia="黑体"/>
         <w:b/>
         <w:bCs/>
       </w:rPr>
@@ -9514,12 +9891,14 @@
     </w:tblStylePr>
     <w:tblStylePr w:type="firstCol">
       <w:rPr>
+        <w:rFonts w:eastAsia="黑体"/>
         <w:b/>
         <w:bCs/>
       </w:rPr>
     </w:tblStylePr>
     <w:tblStylePr w:type="lastCol">
       <w:rPr>
+        <w:rFonts w:eastAsia="黑体"/>
         <w:b/>
         <w:bCs/>
       </w:rPr>
@@ -9569,12 +9948,14 @@
     </w:tcPr>
     <w:tblStylePr w:type="firstRow">
       <w:rPr>
+        <w:rFonts w:eastAsia="黑体"/>
         <w:b/>
         <w:bCs/>
       </w:rPr>
     </w:tblStylePr>
     <w:tblStylePr w:type="lastRow">
       <w:rPr>
+        <w:rFonts w:eastAsia="黑体"/>
         <w:b/>
         <w:bCs/>
       </w:rPr>
@@ -9587,12 +9968,14 @@
     </w:tblStylePr>
     <w:tblStylePr w:type="firstCol">
       <w:rPr>
+        <w:rFonts w:eastAsia="黑体"/>
         <w:b/>
         <w:bCs/>
       </w:rPr>
     </w:tblStylePr>
     <w:tblStylePr w:type="lastCol">
       <w:rPr>
+        <w:rFonts w:eastAsia="黑体"/>
         <w:b/>
         <w:bCs/>
       </w:rPr>
@@ -9642,12 +10025,14 @@
     </w:tcPr>
     <w:tblStylePr w:type="firstRow">
       <w:rPr>
+        <w:rFonts w:eastAsia="黑体"/>
         <w:b/>
         <w:bCs/>
       </w:rPr>
     </w:tblStylePr>
     <w:tblStylePr w:type="lastRow">
       <w:rPr>
+        <w:rFonts w:eastAsia="黑体"/>
         <w:b/>
         <w:bCs/>
       </w:rPr>
@@ -9660,12 +10045,14 @@
     </w:tblStylePr>
     <w:tblStylePr w:type="firstCol">
       <w:rPr>
+        <w:rFonts w:eastAsia="黑体"/>
         <w:b/>
         <w:bCs/>
       </w:rPr>
     </w:tblStylePr>
     <w:tblStylePr w:type="lastCol">
       <w:rPr>
+        <w:rFonts w:eastAsia="黑体"/>
         <w:b/>
         <w:bCs/>
       </w:rPr>
@@ -9715,12 +10102,14 @@
     </w:tcPr>
     <w:tblStylePr w:type="firstRow">
       <w:rPr>
+        <w:rFonts w:eastAsia="黑体"/>
         <w:b/>
         <w:bCs/>
       </w:rPr>
     </w:tblStylePr>
     <w:tblStylePr w:type="lastRow">
       <w:rPr>
+        <w:rFonts w:eastAsia="黑体"/>
         <w:b/>
         <w:bCs/>
       </w:rPr>
@@ -9733,12 +10122,14 @@
     </w:tblStylePr>
     <w:tblStylePr w:type="firstCol">
       <w:rPr>
+        <w:rFonts w:eastAsia="黑体"/>
         <w:b/>
         <w:bCs/>
       </w:rPr>
     </w:tblStylePr>
     <w:tblStylePr w:type="lastCol">
       <w:rPr>
+        <w:rFonts w:eastAsia="黑体"/>
         <w:b/>
         <w:bCs/>
       </w:rPr>
@@ -9788,12 +10179,14 @@
     </w:tcPr>
     <w:tblStylePr w:type="firstRow">
       <w:rPr>
+        <w:rFonts w:eastAsia="黑体"/>
         <w:b/>
         <w:bCs/>
       </w:rPr>
     </w:tblStylePr>
     <w:tblStylePr w:type="lastRow">
       <w:rPr>
+        <w:rFonts w:eastAsia="黑体"/>
         <w:b/>
         <w:bCs/>
       </w:rPr>
@@ -9806,12 +10199,14 @@
     </w:tblStylePr>
     <w:tblStylePr w:type="firstCol">
       <w:rPr>
+        <w:rFonts w:eastAsia="黑体"/>
         <w:b/>
         <w:bCs/>
       </w:rPr>
     </w:tblStylePr>
     <w:tblStylePr w:type="lastCol">
       <w:rPr>
+        <w:rFonts w:eastAsia="黑体"/>
         <w:b/>
         <w:bCs/>
       </w:rPr>
@@ -9861,12 +10256,14 @@
     </w:tcPr>
     <w:tblStylePr w:type="firstRow">
       <w:rPr>
+        <w:rFonts w:eastAsia="黑体"/>
         <w:b/>
         <w:bCs/>
       </w:rPr>
     </w:tblStylePr>
     <w:tblStylePr w:type="lastRow">
       <w:rPr>
+        <w:rFonts w:eastAsia="黑体"/>
         <w:b/>
         <w:bCs/>
       </w:rPr>
@@ -9879,12 +10276,14 @@
     </w:tblStylePr>
     <w:tblStylePr w:type="firstCol">
       <w:rPr>
+        <w:rFonts w:eastAsia="黑体"/>
         <w:b/>
         <w:bCs/>
       </w:rPr>
     </w:tblStylePr>
     <w:tblStylePr w:type="lastCol">
       <w:rPr>
+        <w:rFonts w:eastAsia="黑体"/>
         <w:b/>
         <w:bCs/>
       </w:rPr>
@@ -9911,7 +10310,7 @@
       <w:spacing w:after="0" w:line="240" w:lineRule="auto"/>
     </w:pPr>
     <w:rPr>
-      <w:rFonts w:asciiTheme="majorHAnsi" w:cstheme="majorBidi" w:eastAsiaTheme="majorEastAsia" w:hAnsiTheme="majorHAnsi"/>
+      <w:rFonts w:asciiTheme="majorHAnsi" w:cstheme="majorBidi" w:hAnsiTheme="majorHAnsi" w:eastAsia="黑体"/>
       <w:color w:themeColor="text1" w:val="000000"/>
     </w:rPr>
     <w:tblPr>
@@ -9938,6 +10337,7 @@
     </w:tcPr>
     <w:tblStylePr w:type="firstRow">
       <w:rPr>
+        <w:rFonts w:eastAsia="黑体"/>
         <w:b/>
         <w:bCs/>
         <w:color w:themeColor="text1" w:val="000000"/>
@@ -9949,6 +10349,7 @@
     </w:tblStylePr>
     <w:tblStylePr w:type="lastRow">
       <w:rPr>
+        <w:rFonts w:eastAsia="黑体"/>
         <w:b/>
         <w:bCs/>
         <w:color w:themeColor="text1" w:val="000000"/>
@@ -9968,6 +10369,7 @@
     </w:tblStylePr>
     <w:tblStylePr w:type="firstCol">
       <w:rPr>
+        <w:rFonts w:eastAsia="黑体"/>
         <w:b/>
         <w:bCs/>
         <w:color w:themeColor="text1" w:val="000000"/>
@@ -9987,6 +10389,7 @@
     </w:tblStylePr>
     <w:tblStylePr w:type="lastCol">
       <w:rPr>
+        <w:rFonts w:eastAsia="黑体"/>
         <w:b w:val="0"/>
         <w:bCs w:val="0"/>
         <w:color w:themeColor="text1" w:val="000000"/>
@@ -10036,7 +10439,7 @@
       <w:spacing w:after="0" w:line="240" w:lineRule="auto"/>
     </w:pPr>
     <w:rPr>
-      <w:rFonts w:asciiTheme="majorHAnsi" w:cstheme="majorBidi" w:eastAsiaTheme="majorEastAsia" w:hAnsiTheme="majorHAnsi"/>
+      <w:rFonts w:asciiTheme="majorHAnsi" w:cstheme="majorBidi" w:hAnsiTheme="majorHAnsi" w:eastAsia="黑体"/>
       <w:color w:themeColor="text1" w:val="000000"/>
     </w:rPr>
     <w:tblPr>
@@ -10063,6 +10466,7 @@
     </w:tcPr>
     <w:tblStylePr w:type="firstRow">
       <w:rPr>
+        <w:rFonts w:eastAsia="黑体"/>
         <w:b/>
         <w:bCs/>
         <w:color w:themeColor="text1" w:val="000000"/>
@@ -10074,6 +10478,7 @@
     </w:tblStylePr>
     <w:tblStylePr w:type="lastRow">
       <w:rPr>
+        <w:rFonts w:eastAsia="黑体"/>
         <w:b/>
         <w:bCs/>
         <w:color w:themeColor="text1" w:val="000000"/>
@@ -10093,6 +10498,7 @@
     </w:tblStylePr>
     <w:tblStylePr w:type="firstCol">
       <w:rPr>
+        <w:rFonts w:eastAsia="黑体"/>
         <w:b/>
         <w:bCs/>
         <w:color w:themeColor="text1" w:val="000000"/>
@@ -10112,6 +10518,7 @@
     </w:tblStylePr>
     <w:tblStylePr w:type="lastCol">
       <w:rPr>
+        <w:rFonts w:eastAsia="黑体"/>
         <w:b w:val="0"/>
         <w:bCs w:val="0"/>
         <w:color w:themeColor="text1" w:val="000000"/>
@@ -10161,7 +10568,7 @@
       <w:spacing w:after="0" w:line="240" w:lineRule="auto"/>
     </w:pPr>
     <w:rPr>
-      <w:rFonts w:asciiTheme="majorHAnsi" w:cstheme="majorBidi" w:eastAsiaTheme="majorEastAsia" w:hAnsiTheme="majorHAnsi"/>
+      <w:rFonts w:asciiTheme="majorHAnsi" w:cstheme="majorBidi" w:hAnsiTheme="majorHAnsi" w:eastAsia="黑体"/>
       <w:color w:themeColor="text1" w:val="000000"/>
     </w:rPr>
     <w:tblPr>
@@ -10188,6 +10595,7 @@
     </w:tcPr>
     <w:tblStylePr w:type="firstRow">
       <w:rPr>
+        <w:rFonts w:eastAsia="黑体"/>
         <w:b/>
         <w:bCs/>
         <w:color w:themeColor="text1" w:val="000000"/>
@@ -10199,6 +10607,7 @@
     </w:tblStylePr>
     <w:tblStylePr w:type="lastRow">
       <w:rPr>
+        <w:rFonts w:eastAsia="黑体"/>
         <w:b/>
         <w:bCs/>
         <w:color w:themeColor="text1" w:val="000000"/>
@@ -10218,6 +10627,7 @@
     </w:tblStylePr>
     <w:tblStylePr w:type="firstCol">
       <w:rPr>
+        <w:rFonts w:eastAsia="黑体"/>
         <w:b/>
         <w:bCs/>
         <w:color w:themeColor="text1" w:val="000000"/>
@@ -10237,6 +10647,7 @@
     </w:tblStylePr>
     <w:tblStylePr w:type="lastCol">
       <w:rPr>
+        <w:rFonts w:eastAsia="黑体"/>
         <w:b w:val="0"/>
         <w:bCs w:val="0"/>
         <w:color w:themeColor="text1" w:val="000000"/>
@@ -10286,7 +10697,7 @@
       <w:spacing w:after="0" w:line="240" w:lineRule="auto"/>
     </w:pPr>
     <w:rPr>
-      <w:rFonts w:asciiTheme="majorHAnsi" w:cstheme="majorBidi" w:eastAsiaTheme="majorEastAsia" w:hAnsiTheme="majorHAnsi"/>
+      <w:rFonts w:asciiTheme="majorHAnsi" w:cstheme="majorBidi" w:hAnsiTheme="majorHAnsi" w:eastAsia="黑体"/>
       <w:color w:themeColor="text1" w:val="000000"/>
     </w:rPr>
     <w:tblPr>
@@ -10313,6 +10724,7 @@
     </w:tcPr>
     <w:tblStylePr w:type="firstRow">
       <w:rPr>
+        <w:rFonts w:eastAsia="黑体"/>
         <w:b/>
         <w:bCs/>
         <w:color w:themeColor="text1" w:val="000000"/>
@@ -10324,6 +10736,7 @@
     </w:tblStylePr>
     <w:tblStylePr w:type="lastRow">
       <w:rPr>
+        <w:rFonts w:eastAsia="黑体"/>
         <w:b/>
         <w:bCs/>
         <w:color w:themeColor="text1" w:val="000000"/>
@@ -10343,6 +10756,7 @@
     </w:tblStylePr>
     <w:tblStylePr w:type="firstCol">
       <w:rPr>
+        <w:rFonts w:eastAsia="黑体"/>
         <w:b/>
         <w:bCs/>
         <w:color w:themeColor="text1" w:val="000000"/>
@@ -10362,6 +10776,7 @@
     </w:tblStylePr>
     <w:tblStylePr w:type="lastCol">
       <w:rPr>
+        <w:rFonts w:eastAsia="黑体"/>
         <w:b w:val="0"/>
         <w:bCs w:val="0"/>
         <w:color w:themeColor="text1" w:val="000000"/>
@@ -10411,7 +10826,7 @@
       <w:spacing w:after="0" w:line="240" w:lineRule="auto"/>
     </w:pPr>
     <w:rPr>
-      <w:rFonts w:asciiTheme="majorHAnsi" w:cstheme="majorBidi" w:eastAsiaTheme="majorEastAsia" w:hAnsiTheme="majorHAnsi"/>
+      <w:rFonts w:asciiTheme="majorHAnsi" w:cstheme="majorBidi" w:hAnsiTheme="majorHAnsi" w:eastAsia="黑体"/>
       <w:color w:themeColor="text1" w:val="000000"/>
     </w:rPr>
     <w:tblPr>
@@ -10438,6 +10853,7 @@
     </w:tcPr>
     <w:tblStylePr w:type="firstRow">
       <w:rPr>
+        <w:rFonts w:eastAsia="黑体"/>
         <w:b/>
         <w:bCs/>
         <w:color w:themeColor="text1" w:val="000000"/>
@@ -10449,6 +10865,7 @@
     </w:tblStylePr>
     <w:tblStylePr w:type="lastRow">
       <w:rPr>
+        <w:rFonts w:eastAsia="黑体"/>
         <w:b/>
         <w:bCs/>
         <w:color w:themeColor="text1" w:val="000000"/>
@@ -10468,6 +10885,7 @@
     </w:tblStylePr>
     <w:tblStylePr w:type="firstCol">
       <w:rPr>
+        <w:rFonts w:eastAsia="黑体"/>
         <w:b/>
         <w:bCs/>
         <w:color w:themeColor="text1" w:val="000000"/>
@@ -10487,6 +10905,7 @@
     </w:tblStylePr>
     <w:tblStylePr w:type="lastCol">
       <w:rPr>
+        <w:rFonts w:eastAsia="黑体"/>
         <w:b w:val="0"/>
         <w:bCs w:val="0"/>
         <w:color w:themeColor="text1" w:val="000000"/>
@@ -10536,7 +10955,7 @@
       <w:spacing w:after="0" w:line="240" w:lineRule="auto"/>
     </w:pPr>
     <w:rPr>
-      <w:rFonts w:asciiTheme="majorHAnsi" w:cstheme="majorBidi" w:eastAsiaTheme="majorEastAsia" w:hAnsiTheme="majorHAnsi"/>
+      <w:rFonts w:asciiTheme="majorHAnsi" w:cstheme="majorBidi" w:hAnsiTheme="majorHAnsi" w:eastAsia="黑体"/>
       <w:color w:themeColor="text1" w:val="000000"/>
     </w:rPr>
     <w:tblPr>
@@ -10563,6 +10982,7 @@
     </w:tcPr>
     <w:tblStylePr w:type="firstRow">
       <w:rPr>
+        <w:rFonts w:eastAsia="黑体"/>
         <w:b/>
         <w:bCs/>
         <w:color w:themeColor="text1" w:val="000000"/>
@@ -10574,6 +10994,7 @@
     </w:tblStylePr>
     <w:tblStylePr w:type="lastRow">
       <w:rPr>
+        <w:rFonts w:eastAsia="黑体"/>
         <w:b/>
         <w:bCs/>
         <w:color w:themeColor="text1" w:val="000000"/>
@@ -10593,6 +11014,7 @@
     </w:tblStylePr>
     <w:tblStylePr w:type="firstCol">
       <w:rPr>
+        <w:rFonts w:eastAsia="黑体"/>
         <w:b/>
         <w:bCs/>
         <w:color w:themeColor="text1" w:val="000000"/>
@@ -10612,6 +11034,7 @@
     </w:tblStylePr>
     <w:tblStylePr w:type="lastCol">
       <w:rPr>
+        <w:rFonts w:eastAsia="黑体"/>
         <w:b w:val="0"/>
         <w:bCs w:val="0"/>
         <w:color w:themeColor="text1" w:val="000000"/>
@@ -10661,7 +11084,7 @@
       <w:spacing w:after="0" w:line="240" w:lineRule="auto"/>
     </w:pPr>
     <w:rPr>
-      <w:rFonts w:asciiTheme="majorHAnsi" w:cstheme="majorBidi" w:eastAsiaTheme="majorEastAsia" w:hAnsiTheme="majorHAnsi"/>
+      <w:rFonts w:asciiTheme="majorHAnsi" w:cstheme="majorBidi" w:hAnsiTheme="majorHAnsi" w:eastAsia="黑体"/>
       <w:color w:themeColor="text1" w:val="000000"/>
     </w:rPr>
     <w:tblPr>
@@ -10688,6 +11111,7 @@
     </w:tcPr>
     <w:tblStylePr w:type="firstRow">
       <w:rPr>
+        <w:rFonts w:eastAsia="黑体"/>
         <w:b/>
         <w:bCs/>
         <w:color w:themeColor="text1" w:val="000000"/>
@@ -10699,6 +11123,7 @@
     </w:tblStylePr>
     <w:tblStylePr w:type="lastRow">
       <w:rPr>
+        <w:rFonts w:eastAsia="黑体"/>
         <w:b/>
         <w:bCs/>
         <w:color w:themeColor="text1" w:val="000000"/>
@@ -10718,6 +11143,7 @@
     </w:tblStylePr>
     <w:tblStylePr w:type="firstCol">
       <w:rPr>
+        <w:rFonts w:eastAsia="黑体"/>
         <w:b/>
         <w:bCs/>
         <w:color w:themeColor="text1" w:val="000000"/>
@@ -10737,6 +11163,7 @@
     </w:tblStylePr>
     <w:tblStylePr w:type="lastCol">
       <w:rPr>
+        <w:rFonts w:eastAsia="黑体"/>
         <w:b w:val="0"/>
         <w:bCs w:val="0"/>
         <w:color w:themeColor="text1" w:val="000000"/>
@@ -10809,6 +11236,7 @@
     </w:tcPr>
     <w:tblStylePr w:type="firstRow">
       <w:rPr>
+        <w:rFonts w:eastAsia="黑体"/>
         <w:b/>
         <w:bCs/>
         <w:i w:val="0"/>
@@ -10830,6 +11258,7 @@
     </w:tblStylePr>
     <w:tblStylePr w:type="lastRow">
       <w:rPr>
+        <w:rFonts w:eastAsia="黑体"/>
         <w:b/>
         <w:bCs/>
         <w:i w:val="0"/>
@@ -10851,6 +11280,7 @@
     </w:tblStylePr>
     <w:tblStylePr w:type="firstCol">
       <w:rPr>
+        <w:rFonts w:eastAsia="黑体"/>
         <w:b/>
         <w:bCs/>
         <w:i w:val="0"/>
@@ -10870,6 +11300,7 @@
     </w:tblStylePr>
     <w:tblStylePr w:type="lastCol">
       <w:rPr>
+        <w:rFonts w:eastAsia="黑体"/>
         <w:b/>
         <w:bCs/>
         <w:i w:val="0"/>
@@ -10950,6 +11381,7 @@
     </w:tcPr>
     <w:tblStylePr w:type="firstRow">
       <w:rPr>
+        <w:rFonts w:eastAsia="黑体"/>
         <w:b/>
         <w:bCs/>
         <w:i w:val="0"/>
@@ -10971,6 +11403,7 @@
     </w:tblStylePr>
     <w:tblStylePr w:type="lastRow">
       <w:rPr>
+        <w:rFonts w:eastAsia="黑体"/>
         <w:b/>
         <w:bCs/>
         <w:i w:val="0"/>
@@ -10992,6 +11425,7 @@
     </w:tblStylePr>
     <w:tblStylePr w:type="firstCol">
       <w:rPr>
+        <w:rFonts w:eastAsia="黑体"/>
         <w:b/>
         <w:bCs/>
         <w:i w:val="0"/>
@@ -11011,6 +11445,7 @@
     </w:tblStylePr>
     <w:tblStylePr w:type="lastCol">
       <w:rPr>
+        <w:rFonts w:eastAsia="黑体"/>
         <w:b/>
         <w:bCs/>
         <w:i w:val="0"/>
@@ -11091,6 +11526,7 @@
     </w:tcPr>
     <w:tblStylePr w:type="firstRow">
       <w:rPr>
+        <w:rFonts w:eastAsia="黑体"/>
         <w:b/>
         <w:bCs/>
         <w:i w:val="0"/>
@@ -11112,6 +11548,7 @@
     </w:tblStylePr>
     <w:tblStylePr w:type="lastRow">
       <w:rPr>
+        <w:rFonts w:eastAsia="黑体"/>
         <w:b/>
         <w:bCs/>
         <w:i w:val="0"/>
@@ -11133,6 +11570,7 @@
     </w:tblStylePr>
     <w:tblStylePr w:type="firstCol">
       <w:rPr>
+        <w:rFonts w:eastAsia="黑体"/>
         <w:b/>
         <w:bCs/>
         <w:i w:val="0"/>
@@ -11152,6 +11590,7 @@
     </w:tblStylePr>
     <w:tblStylePr w:type="lastCol">
       <w:rPr>
+        <w:rFonts w:eastAsia="黑体"/>
         <w:b/>
         <w:bCs/>
         <w:i w:val="0"/>
@@ -11232,6 +11671,7 @@
     </w:tcPr>
     <w:tblStylePr w:type="firstRow">
       <w:rPr>
+        <w:rFonts w:eastAsia="黑体"/>
         <w:b/>
         <w:bCs/>
         <w:i w:val="0"/>
@@ -11253,6 +11693,7 @@
     </w:tblStylePr>
     <w:tblStylePr w:type="lastRow">
       <w:rPr>
+        <w:rFonts w:eastAsia="黑体"/>
         <w:b/>
         <w:bCs/>
         <w:i w:val="0"/>
@@ -11274,6 +11715,7 @@
     </w:tblStylePr>
     <w:tblStylePr w:type="firstCol">
       <w:rPr>
+        <w:rFonts w:eastAsia="黑体"/>
         <w:b/>
         <w:bCs/>
         <w:i w:val="0"/>
@@ -11293,6 +11735,7 @@
     </w:tblStylePr>
     <w:tblStylePr w:type="lastCol">
       <w:rPr>
+        <w:rFonts w:eastAsia="黑体"/>
         <w:b/>
         <w:bCs/>
         <w:i w:val="0"/>
@@ -11373,6 +11816,7 @@
     </w:tcPr>
     <w:tblStylePr w:type="firstRow">
       <w:rPr>
+        <w:rFonts w:eastAsia="黑体"/>
         <w:b/>
         <w:bCs/>
         <w:i w:val="0"/>
@@ -11394,6 +11838,7 @@
     </w:tblStylePr>
     <w:tblStylePr w:type="lastRow">
       <w:rPr>
+        <w:rFonts w:eastAsia="黑体"/>
         <w:b/>
         <w:bCs/>
         <w:i w:val="0"/>
@@ -11415,6 +11860,7 @@
     </w:tblStylePr>
     <w:tblStylePr w:type="firstCol">
       <w:rPr>
+        <w:rFonts w:eastAsia="黑体"/>
         <w:b/>
         <w:bCs/>
         <w:i w:val="0"/>
@@ -11434,6 +11880,7 @@
     </w:tblStylePr>
     <w:tblStylePr w:type="lastCol">
       <w:rPr>
+        <w:rFonts w:eastAsia="黑体"/>
         <w:b/>
         <w:bCs/>
         <w:i w:val="0"/>
@@ -11514,6 +11961,7 @@
     </w:tcPr>
     <w:tblStylePr w:type="firstRow">
       <w:rPr>
+        <w:rFonts w:eastAsia="黑体"/>
         <w:b/>
         <w:bCs/>
         <w:i w:val="0"/>
@@ -11535,6 +11983,7 @@
     </w:tblStylePr>
     <w:tblStylePr w:type="lastRow">
       <w:rPr>
+        <w:rFonts w:eastAsia="黑体"/>
         <w:b/>
         <w:bCs/>
         <w:i w:val="0"/>
@@ -11556,6 +12005,7 @@
     </w:tblStylePr>
     <w:tblStylePr w:type="firstCol">
       <w:rPr>
+        <w:rFonts w:eastAsia="黑体"/>
         <w:b/>
         <w:bCs/>
         <w:i w:val="0"/>
@@ -11575,6 +12025,7 @@
     </w:tblStylePr>
     <w:tblStylePr w:type="lastCol">
       <w:rPr>
+        <w:rFonts w:eastAsia="黑体"/>
         <w:b/>
         <w:bCs/>
         <w:i w:val="0"/>
@@ -11655,6 +12106,7 @@
     </w:tcPr>
     <w:tblStylePr w:type="firstRow">
       <w:rPr>
+        <w:rFonts w:eastAsia="黑体"/>
         <w:b/>
         <w:bCs/>
         <w:i w:val="0"/>
@@ -11676,6 +12128,7 @@
     </w:tblStylePr>
     <w:tblStylePr w:type="lastRow">
       <w:rPr>
+        <w:rFonts w:eastAsia="黑体"/>
         <w:b/>
         <w:bCs/>
         <w:i w:val="0"/>
@@ -11697,6 +12150,7 @@
     </w:tblStylePr>
     <w:tblStylePr w:type="firstCol">
       <w:rPr>
+        <w:rFonts w:eastAsia="黑体"/>
         <w:b/>
         <w:bCs/>
         <w:i w:val="0"/>
@@ -11716,6 +12170,7 @@
     </w:tblStylePr>
     <w:tblStylePr w:type="lastCol">
       <w:rPr>
+        <w:rFonts w:eastAsia="黑体"/>
         <w:b/>
         <w:bCs/>
         <w:i w:val="0"/>
@@ -11773,6 +12228,7 @@
       <w:spacing w:after="0" w:line="240" w:lineRule="auto"/>
     </w:pPr>
     <w:rPr>
+      <w:rFonts w:eastAsia="黑体"/>
       <w:color w:themeColor="background1" w:val="FFFFFF"/>
     </w:rPr>
     <w:tblPr>
@@ -11791,6 +12247,7 @@
     </w:tcPr>
     <w:tblStylePr w:type="firstRow">
       <w:rPr>
+        <w:rFonts w:eastAsia="黑体"/>
         <w:b/>
         <w:bCs/>
       </w:rPr>
@@ -11887,6 +12344,7 @@
       <w:spacing w:after="0" w:line="240" w:lineRule="auto"/>
     </w:pPr>
     <w:rPr>
+      <w:rFonts w:eastAsia="黑体"/>
       <w:color w:themeColor="background1" w:val="FFFFFF"/>
     </w:rPr>
     <w:tblPr>
@@ -11905,6 +12363,7 @@
     </w:tcPr>
     <w:tblStylePr w:type="firstRow">
       <w:rPr>
+        <w:rFonts w:eastAsia="黑体"/>
         <w:b/>
         <w:bCs/>
       </w:rPr>
@@ -12001,6 +12460,7 @@
       <w:spacing w:after="0" w:line="240" w:lineRule="auto"/>
     </w:pPr>
     <w:rPr>
+      <w:rFonts w:eastAsia="黑体"/>
       <w:color w:themeColor="background1" w:val="FFFFFF"/>
     </w:rPr>
     <w:tblPr>
@@ -12019,6 +12479,7 @@
     </w:tcPr>
     <w:tblStylePr w:type="firstRow">
       <w:rPr>
+        <w:rFonts w:eastAsia="黑体"/>
         <w:b/>
         <w:bCs/>
       </w:rPr>
@@ -12115,6 +12576,7 @@
       <w:spacing w:after="0" w:line="240" w:lineRule="auto"/>
     </w:pPr>
     <w:rPr>
+      <w:rFonts w:eastAsia="黑体"/>
       <w:color w:themeColor="background1" w:val="FFFFFF"/>
     </w:rPr>
     <w:tblPr>
@@ -12133,6 +12595,7 @@
     </w:tcPr>
     <w:tblStylePr w:type="firstRow">
       <w:rPr>
+        <w:rFonts w:eastAsia="黑体"/>
         <w:b/>
         <w:bCs/>
       </w:rPr>
@@ -12229,6 +12692,7 @@
       <w:spacing w:after="0" w:line="240" w:lineRule="auto"/>
     </w:pPr>
     <w:rPr>
+      <w:rFonts w:eastAsia="黑体"/>
       <w:color w:themeColor="background1" w:val="FFFFFF"/>
     </w:rPr>
     <w:tblPr>
@@ -12247,6 +12711,7 @@
     </w:tcPr>
     <w:tblStylePr w:type="firstRow">
       <w:rPr>
+        <w:rFonts w:eastAsia="黑体"/>
         <w:b/>
         <w:bCs/>
       </w:rPr>
@@ -12343,6 +12808,7 @@
       <w:spacing w:after="0" w:line="240" w:lineRule="auto"/>
     </w:pPr>
     <w:rPr>
+      <w:rFonts w:eastAsia="黑体"/>
       <w:color w:themeColor="background1" w:val="FFFFFF"/>
     </w:rPr>
     <w:tblPr>
@@ -12361,6 +12827,7 @@
     </w:tcPr>
     <w:tblStylePr w:type="firstRow">
       <w:rPr>
+        <w:rFonts w:eastAsia="黑体"/>
         <w:b/>
         <w:bCs/>
       </w:rPr>
@@ -12457,6 +12924,7 @@
       <w:spacing w:after="0" w:line="240" w:lineRule="auto"/>
     </w:pPr>
     <w:rPr>
+      <w:rFonts w:eastAsia="黑体"/>
       <w:color w:themeColor="background1" w:val="FFFFFF"/>
     </w:rPr>
     <w:tblPr>
@@ -12475,6 +12943,7 @@
     </w:tcPr>
     <w:tblStylePr w:type="firstRow">
       <w:rPr>
+        <w:rFonts w:eastAsia="黑体"/>
         <w:b/>
         <w:bCs/>
       </w:rPr>
@@ -12571,6 +13040,7 @@
       <w:spacing w:after="0" w:line="240" w:lineRule="auto"/>
     </w:pPr>
     <w:rPr>
+      <w:rFonts w:eastAsia="黑体"/>
       <w:color w:themeColor="text1" w:val="000000"/>
     </w:rPr>
     <w:tblPr>
@@ -12597,6 +13067,7 @@
     </w:tcPr>
     <w:tblStylePr w:type="firstRow">
       <w:rPr>
+        <w:rFonts w:eastAsia="黑体"/>
         <w:b/>
         <w:bCs/>
       </w:rPr>
@@ -12615,6 +13086,7 @@
     </w:tblStylePr>
     <w:tblStylePr w:type="lastRow">
       <w:rPr>
+        <w:rFonts w:eastAsia="黑体"/>
         <w:b/>
         <w:bCs/>
         <w:color w:themeColor="background1" w:val="FFFFFF"/>
@@ -12629,6 +13101,7 @@
     </w:tblStylePr>
     <w:tblStylePr w:type="firstCol">
       <w:rPr>
+        <w:rFonts w:eastAsia="黑体"/>
         <w:color w:themeColor="background1" w:val="FFFFFF"/>
       </w:rPr>
       <w:tblPr/>
@@ -12646,6 +13119,7 @@
     </w:tblStylePr>
     <w:tblStylePr w:type="lastCol">
       <w:rPr>
+        <w:rFonts w:eastAsia="黑体"/>
         <w:color w:themeColor="background1" w:val="FFFFFF"/>
       </w:rPr>
       <w:tblPr/>
@@ -12675,11 +13149,13 @@
     </w:tblStylePr>
     <w:tblStylePr w:type="neCell">
       <w:rPr>
+        <w:rFonts w:eastAsia="黑体"/>
         <w:color w:themeColor="text1" w:val="000000"/>
       </w:rPr>
     </w:tblStylePr>
     <w:tblStylePr w:type="nwCell">
       <w:rPr>
+        <w:rFonts w:eastAsia="黑体"/>
         <w:color w:themeColor="text1" w:val="000000"/>
       </w:rPr>
     </w:tblStylePr>
@@ -12693,6 +13169,7 @@
       <w:spacing w:after="0" w:line="240" w:lineRule="auto"/>
     </w:pPr>
     <w:rPr>
+      <w:rFonts w:eastAsia="黑体"/>
       <w:color w:themeColor="text1" w:val="000000"/>
     </w:rPr>
     <w:tblPr>
@@ -12719,6 +13196,7 @@
     </w:tcPr>
     <w:tblStylePr w:type="firstRow">
       <w:rPr>
+        <w:rFonts w:eastAsia="黑体"/>
         <w:b/>
         <w:bCs/>
       </w:rPr>
@@ -12737,6 +13215,7 @@
     </w:tblStylePr>
     <w:tblStylePr w:type="lastRow">
       <w:rPr>
+        <w:rFonts w:eastAsia="黑体"/>
         <w:b/>
         <w:bCs/>
         <w:color w:themeColor="background1" w:val="FFFFFF"/>
@@ -12751,6 +13230,7 @@
     </w:tblStylePr>
     <w:tblStylePr w:type="firstCol">
       <w:rPr>
+        <w:rFonts w:eastAsia="黑体"/>
         <w:color w:themeColor="background1" w:val="FFFFFF"/>
       </w:rPr>
       <w:tblPr/>
@@ -12768,6 +13248,7 @@
     </w:tblStylePr>
     <w:tblStylePr w:type="lastCol">
       <w:rPr>
+        <w:rFonts w:eastAsia="黑体"/>
         <w:color w:themeColor="background1" w:val="FFFFFF"/>
       </w:rPr>
       <w:tblPr/>
@@ -12797,11 +13278,13 @@
     </w:tblStylePr>
     <w:tblStylePr w:type="neCell">
       <w:rPr>
+        <w:rFonts w:eastAsia="黑体"/>
         <w:color w:themeColor="text1" w:val="000000"/>
       </w:rPr>
     </w:tblStylePr>
     <w:tblStylePr w:type="nwCell">
       <w:rPr>
+        <w:rFonts w:eastAsia="黑体"/>
         <w:color w:themeColor="text1" w:val="000000"/>
       </w:rPr>
     </w:tblStylePr>
@@ -12815,6 +13298,7 @@
       <w:spacing w:after="0" w:line="240" w:lineRule="auto"/>
     </w:pPr>
     <w:rPr>
+      <w:rFonts w:eastAsia="黑体"/>
       <w:color w:themeColor="text1" w:val="000000"/>
     </w:rPr>
     <w:tblPr>
@@ -12841,6 +13325,7 @@
     </w:tcPr>
     <w:tblStylePr w:type="firstRow">
       <w:rPr>
+        <w:rFonts w:eastAsia="黑体"/>
         <w:b/>
         <w:bCs/>
       </w:rPr>
@@ -12859,6 +13344,7 @@
     </w:tblStylePr>
     <w:tblStylePr w:type="lastRow">
       <w:rPr>
+        <w:rFonts w:eastAsia="黑体"/>
         <w:b/>
         <w:bCs/>
         <w:color w:themeColor="background1" w:val="FFFFFF"/>
@@ -12873,6 +13359,7 @@
     </w:tblStylePr>
     <w:tblStylePr w:type="firstCol">
       <w:rPr>
+        <w:rFonts w:eastAsia="黑体"/>
         <w:color w:themeColor="background1" w:val="FFFFFF"/>
       </w:rPr>
       <w:tblPr/>
@@ -12890,6 +13377,7 @@
     </w:tblStylePr>
     <w:tblStylePr w:type="lastCol">
       <w:rPr>
+        <w:rFonts w:eastAsia="黑体"/>
         <w:color w:themeColor="background1" w:val="FFFFFF"/>
       </w:rPr>
       <w:tblPr/>
@@ -12919,11 +13407,13 @@
     </w:tblStylePr>
     <w:tblStylePr w:type="neCell">
       <w:rPr>
+        <w:rFonts w:eastAsia="黑体"/>
         <w:color w:themeColor="text1" w:val="000000"/>
       </w:rPr>
     </w:tblStylePr>
     <w:tblStylePr w:type="nwCell">
       <w:rPr>
+        <w:rFonts w:eastAsia="黑体"/>
         <w:color w:themeColor="text1" w:val="000000"/>
       </w:rPr>
     </w:tblStylePr>
@@ -12937,6 +13427,7 @@
       <w:spacing w:after="0" w:line="240" w:lineRule="auto"/>
     </w:pPr>
     <w:rPr>
+      <w:rFonts w:eastAsia="黑体"/>
       <w:color w:themeColor="text1" w:val="000000"/>
     </w:rPr>
     <w:tblPr>
@@ -12963,6 +13454,7 @@
     </w:tcPr>
     <w:tblStylePr w:type="firstRow">
       <w:rPr>
+        <w:rFonts w:eastAsia="黑体"/>
         <w:b/>
         <w:bCs/>
       </w:rPr>
@@ -12981,6 +13473,7 @@
     </w:tblStylePr>
     <w:tblStylePr w:type="lastRow">
       <w:rPr>
+        <w:rFonts w:eastAsia="黑体"/>
         <w:b/>
         <w:bCs/>
         <w:color w:themeColor="background1" w:val="FFFFFF"/>
@@ -12995,6 +13488,7 @@
     </w:tblStylePr>
     <w:tblStylePr w:type="firstCol">
       <w:rPr>
+        <w:rFonts w:eastAsia="黑体"/>
         <w:color w:themeColor="background1" w:val="FFFFFF"/>
       </w:rPr>
       <w:tblPr/>
@@ -13012,6 +13506,7 @@
     </w:tblStylePr>
     <w:tblStylePr w:type="lastCol">
       <w:rPr>
+        <w:rFonts w:eastAsia="黑体"/>
         <w:color w:themeColor="background1" w:val="FFFFFF"/>
       </w:rPr>
       <w:tblPr/>
@@ -13049,6 +13544,7 @@
       <w:spacing w:after="0" w:line="240" w:lineRule="auto"/>
     </w:pPr>
     <w:rPr>
+      <w:rFonts w:eastAsia="黑体"/>
       <w:color w:themeColor="text1" w:val="000000"/>
     </w:rPr>
     <w:tblPr>
@@ -13075,6 +13571,7 @@
     </w:tcPr>
     <w:tblStylePr w:type="firstRow">
       <w:rPr>
+        <w:rFonts w:eastAsia="黑体"/>
         <w:b/>
         <w:bCs/>
       </w:rPr>
@@ -13093,6 +13590,7 @@
     </w:tblStylePr>
     <w:tblStylePr w:type="lastRow">
       <w:rPr>
+        <w:rFonts w:eastAsia="黑体"/>
         <w:b/>
         <w:bCs/>
         <w:color w:themeColor="background1" w:val="FFFFFF"/>
@@ -13107,6 +13605,7 @@
     </w:tblStylePr>
     <w:tblStylePr w:type="firstCol">
       <w:rPr>
+        <w:rFonts w:eastAsia="黑体"/>
         <w:color w:themeColor="background1" w:val="FFFFFF"/>
       </w:rPr>
       <w:tblPr/>
@@ -13124,6 +13623,7 @@
     </w:tblStylePr>
     <w:tblStylePr w:type="lastCol">
       <w:rPr>
+        <w:rFonts w:eastAsia="黑体"/>
         <w:color w:themeColor="background1" w:val="FFFFFF"/>
       </w:rPr>
       <w:tblPr/>
@@ -13153,11 +13653,13 @@
     </w:tblStylePr>
     <w:tblStylePr w:type="neCell">
       <w:rPr>
+        <w:rFonts w:eastAsia="黑体"/>
         <w:color w:themeColor="text1" w:val="000000"/>
       </w:rPr>
     </w:tblStylePr>
     <w:tblStylePr w:type="nwCell">
       <w:rPr>
+        <w:rFonts w:eastAsia="黑体"/>
         <w:color w:themeColor="text1" w:val="000000"/>
       </w:rPr>
     </w:tblStylePr>
@@ -13171,6 +13673,7 @@
       <w:spacing w:after="0" w:line="240" w:lineRule="auto"/>
     </w:pPr>
     <w:rPr>
+      <w:rFonts w:eastAsia="黑体"/>
       <w:color w:themeColor="text1" w:val="000000"/>
     </w:rPr>
     <w:tblPr>
@@ -13197,6 +13700,7 @@
     </w:tcPr>
     <w:tblStylePr w:type="firstRow">
       <w:rPr>
+        <w:rFonts w:eastAsia="黑体"/>
         <w:b/>
         <w:bCs/>
       </w:rPr>
@@ -13215,6 +13719,7 @@
     </w:tblStylePr>
     <w:tblStylePr w:type="lastRow">
       <w:rPr>
+        <w:rFonts w:eastAsia="黑体"/>
         <w:b/>
         <w:bCs/>
         <w:color w:themeColor="background1" w:val="FFFFFF"/>
@@ -13229,6 +13734,7 @@
     </w:tblStylePr>
     <w:tblStylePr w:type="firstCol">
       <w:rPr>
+        <w:rFonts w:eastAsia="黑体"/>
         <w:color w:themeColor="background1" w:val="FFFFFF"/>
       </w:rPr>
       <w:tblPr/>
@@ -13246,6 +13752,7 @@
     </w:tblStylePr>
     <w:tblStylePr w:type="lastCol">
       <w:rPr>
+        <w:rFonts w:eastAsia="黑体"/>
         <w:color w:themeColor="background1" w:val="FFFFFF"/>
       </w:rPr>
       <w:tblPr/>
@@ -13275,11 +13782,13 @@
     </w:tblStylePr>
     <w:tblStylePr w:type="neCell">
       <w:rPr>
+        <w:rFonts w:eastAsia="黑体"/>
         <w:color w:themeColor="text1" w:val="000000"/>
       </w:rPr>
     </w:tblStylePr>
     <w:tblStylePr w:type="nwCell">
       <w:rPr>
+        <w:rFonts w:eastAsia="黑体"/>
         <w:color w:themeColor="text1" w:val="000000"/>
       </w:rPr>
     </w:tblStylePr>
@@ -13293,6 +13802,7 @@
       <w:spacing w:after="0" w:line="240" w:lineRule="auto"/>
     </w:pPr>
     <w:rPr>
+      <w:rFonts w:eastAsia="黑体"/>
       <w:color w:themeColor="text1" w:val="000000"/>
     </w:rPr>
     <w:tblPr>
@@ -13319,6 +13829,7 @@
     </w:tcPr>
     <w:tblStylePr w:type="firstRow">
       <w:rPr>
+        <w:rFonts w:eastAsia="黑体"/>
         <w:b/>
         <w:bCs/>
       </w:rPr>
@@ -13337,6 +13848,7 @@
     </w:tblStylePr>
     <w:tblStylePr w:type="lastRow">
       <w:rPr>
+        <w:rFonts w:eastAsia="黑体"/>
         <w:b/>
         <w:bCs/>
         <w:color w:themeColor="background1" w:val="FFFFFF"/>
@@ -13351,6 +13863,7 @@
     </w:tblStylePr>
     <w:tblStylePr w:type="firstCol">
       <w:rPr>
+        <w:rFonts w:eastAsia="黑体"/>
         <w:color w:themeColor="background1" w:val="FFFFFF"/>
       </w:rPr>
       <w:tblPr/>
@@ -13368,6 +13881,7 @@
     </w:tblStylePr>
     <w:tblStylePr w:type="lastCol">
       <w:rPr>
+        <w:rFonts w:eastAsia="黑体"/>
         <w:color w:themeColor="background1" w:val="FFFFFF"/>
       </w:rPr>
       <w:tblPr/>
@@ -13397,11 +13911,13 @@
     </w:tblStylePr>
     <w:tblStylePr w:type="neCell">
       <w:rPr>
+        <w:rFonts w:eastAsia="黑体"/>
         <w:color w:themeColor="text1" w:val="000000"/>
       </w:rPr>
     </w:tblStylePr>
     <w:tblStylePr w:type="nwCell">
       <w:rPr>
+        <w:rFonts w:eastAsia="黑体"/>
         <w:color w:themeColor="text1" w:val="000000"/>
       </w:rPr>
     </w:tblStylePr>
@@ -13415,6 +13931,7 @@
       <w:spacing w:after="0" w:line="240" w:lineRule="auto"/>
     </w:pPr>
     <w:rPr>
+      <w:rFonts w:eastAsia="黑体"/>
       <w:color w:themeColor="text1" w:val="000000"/>
     </w:rPr>
     <w:tblPr>
@@ -13433,6 +13950,7 @@
     </w:tcPr>
     <w:tblStylePr w:type="firstRow">
       <w:rPr>
+        <w:rFonts w:eastAsia="黑体"/>
         <w:b/>
         <w:bCs/>
         <w:color w:themeColor="background1" w:val="FFFFFF"/>
@@ -13447,6 +13965,7 @@
     </w:tblStylePr>
     <w:tblStylePr w:type="lastRow">
       <w:rPr>
+        <w:rFonts w:eastAsia="黑体"/>
         <w:b/>
         <w:bCs/>
         <w:color w:themeColor="accent2" w:themeShade="CC" w:val="9E3A38"/>
@@ -13461,12 +13980,14 @@
     </w:tblStylePr>
     <w:tblStylePr w:type="firstCol">
       <w:rPr>
+        <w:rFonts w:eastAsia="黑体"/>
         <w:b/>
         <w:bCs/>
       </w:rPr>
     </w:tblStylePr>
     <w:tblStylePr w:type="lastCol">
       <w:rPr>
+        <w:rFonts w:eastAsia="黑体"/>
         <w:b/>
         <w:bCs/>
       </w:rPr>
@@ -13501,6 +14022,7 @@
       <w:spacing w:after="0" w:line="240" w:lineRule="auto"/>
     </w:pPr>
     <w:rPr>
+      <w:rFonts w:eastAsia="黑体"/>
       <w:color w:themeColor="text1" w:val="000000"/>
     </w:rPr>
     <w:tblPr>
@@ -13519,6 +14041,7 @@
     </w:tcPr>
     <w:tblStylePr w:type="firstRow">
       <w:rPr>
+        <w:rFonts w:eastAsia="黑体"/>
         <w:b/>
         <w:bCs/>
         <w:color w:themeColor="background1" w:val="FFFFFF"/>
@@ -13533,6 +14056,7 @@
     </w:tblStylePr>
     <w:tblStylePr w:type="lastRow">
       <w:rPr>
+        <w:rFonts w:eastAsia="黑体"/>
         <w:b/>
         <w:bCs/>
         <w:color w:themeColor="accent2" w:themeShade="CC" w:val="9E3A38"/>
@@ -13547,12 +14071,14 @@
     </w:tblStylePr>
     <w:tblStylePr w:type="firstCol">
       <w:rPr>
+        <w:rFonts w:eastAsia="黑体"/>
         <w:b/>
         <w:bCs/>
       </w:rPr>
     </w:tblStylePr>
     <w:tblStylePr w:type="lastCol">
       <w:rPr>
+        <w:rFonts w:eastAsia="黑体"/>
         <w:b/>
         <w:bCs/>
       </w:rPr>
@@ -13587,6 +14113,7 @@
       <w:spacing w:after="0" w:line="240" w:lineRule="auto"/>
     </w:pPr>
     <w:rPr>
+      <w:rFonts w:eastAsia="黑体"/>
       <w:color w:themeColor="text1" w:val="000000"/>
     </w:rPr>
     <w:tblPr>
@@ -13605,6 +14132,7 @@
     </w:tcPr>
     <w:tblStylePr w:type="firstRow">
       <w:rPr>
+        <w:rFonts w:eastAsia="黑体"/>
         <w:b/>
         <w:bCs/>
         <w:color w:themeColor="background1" w:val="FFFFFF"/>
@@ -13619,6 +14147,7 @@
     </w:tblStylePr>
     <w:tblStylePr w:type="lastRow">
       <w:rPr>
+        <w:rFonts w:eastAsia="黑体"/>
         <w:b/>
         <w:bCs/>
         <w:color w:themeColor="accent2" w:themeShade="CC" w:val="9E3A38"/>
@@ -13633,12 +14162,14 @@
     </w:tblStylePr>
     <w:tblStylePr w:type="firstCol">
       <w:rPr>
+        <w:rFonts w:eastAsia="黑体"/>
         <w:b/>
         <w:bCs/>
       </w:rPr>
     </w:tblStylePr>
     <w:tblStylePr w:type="lastCol">
       <w:rPr>
+        <w:rFonts w:eastAsia="黑体"/>
         <w:b/>
         <w:bCs/>
       </w:rPr>
@@ -13673,6 +14204,7 @@
       <w:spacing w:after="0" w:line="240" w:lineRule="auto"/>
     </w:pPr>
     <w:rPr>
+      <w:rFonts w:eastAsia="黑体"/>
       <w:color w:themeColor="text1" w:val="000000"/>
     </w:rPr>
     <w:tblPr>
@@ -13691,6 +14223,7 @@
     </w:tcPr>
     <w:tblStylePr w:type="firstRow">
       <w:rPr>
+        <w:rFonts w:eastAsia="黑体"/>
         <w:b/>
         <w:bCs/>
         <w:color w:themeColor="background1" w:val="FFFFFF"/>
@@ -13705,6 +14238,7 @@
     </w:tblStylePr>
     <w:tblStylePr w:type="lastRow">
       <w:rPr>
+        <w:rFonts w:eastAsia="黑体"/>
         <w:b/>
         <w:bCs/>
         <w:color w:themeColor="accent4" w:themeShade="CC" w:val="664E82"/>
@@ -13719,12 +14253,14 @@
     </w:tblStylePr>
     <w:tblStylePr w:type="firstCol">
       <w:rPr>
+        <w:rFonts w:eastAsia="黑体"/>
         <w:b/>
         <w:bCs/>
       </w:rPr>
     </w:tblStylePr>
     <w:tblStylePr w:type="lastCol">
       <w:rPr>
+        <w:rFonts w:eastAsia="黑体"/>
         <w:b/>
         <w:bCs/>
       </w:rPr>
@@ -13759,6 +14295,7 @@
       <w:spacing w:after="0" w:line="240" w:lineRule="auto"/>
     </w:pPr>
     <w:rPr>
+      <w:rFonts w:eastAsia="黑体"/>
       <w:color w:themeColor="text1" w:val="000000"/>
     </w:rPr>
     <w:tblPr>
@@ -13777,6 +14314,7 @@
     </w:tcPr>
     <w:tblStylePr w:type="firstRow">
       <w:rPr>
+        <w:rFonts w:eastAsia="黑体"/>
         <w:b/>
         <w:bCs/>
         <w:color w:themeColor="background1" w:val="FFFFFF"/>
@@ -13791,6 +14329,7 @@
     </w:tblStylePr>
     <w:tblStylePr w:type="lastRow">
       <w:rPr>
+        <w:rFonts w:eastAsia="黑体"/>
         <w:b/>
         <w:bCs/>
         <w:color w:themeColor="accent3" w:themeShade="CC" w:val="7E9C40"/>
@@ -13805,12 +14344,14 @@
     </w:tblStylePr>
     <w:tblStylePr w:type="firstCol">
       <w:rPr>
+        <w:rFonts w:eastAsia="黑体"/>
         <w:b/>
         <w:bCs/>
       </w:rPr>
     </w:tblStylePr>
     <w:tblStylePr w:type="lastCol">
       <w:rPr>
+        <w:rFonts w:eastAsia="黑体"/>
         <w:b/>
         <w:bCs/>
       </w:rPr>
@@ -13845,6 +14386,7 @@
       <w:spacing w:after="0" w:line="240" w:lineRule="auto"/>
     </w:pPr>
     <w:rPr>
+      <w:rFonts w:eastAsia="黑体"/>
       <w:color w:themeColor="text1" w:val="000000"/>
     </w:rPr>
     <w:tblPr>
@@ -13863,6 +14405,7 @@
     </w:tcPr>
     <w:tblStylePr w:type="firstRow">
       <w:rPr>
+        <w:rFonts w:eastAsia="黑体"/>
         <w:b/>
         <w:bCs/>
         <w:color w:themeColor="background1" w:val="FFFFFF"/>
@@ -13877,6 +14420,7 @@
     </w:tblStylePr>
     <w:tblStylePr w:type="lastRow">
       <w:rPr>
+        <w:rFonts w:eastAsia="黑体"/>
         <w:b/>
         <w:bCs/>
         <w:color w:themeColor="accent6" w:themeShade="CC" w:val="F2730A"/>
@@ -13891,12 +14435,14 @@
     </w:tblStylePr>
     <w:tblStylePr w:type="firstCol">
       <w:rPr>
+        <w:rFonts w:eastAsia="黑体"/>
         <w:b/>
         <w:bCs/>
       </w:rPr>
     </w:tblStylePr>
     <w:tblStylePr w:type="lastCol">
       <w:rPr>
+        <w:rFonts w:eastAsia="黑体"/>
         <w:b/>
         <w:bCs/>
       </w:rPr>
@@ -13931,6 +14477,7 @@
       <w:spacing w:after="0" w:line="240" w:lineRule="auto"/>
     </w:pPr>
     <w:rPr>
+      <w:rFonts w:eastAsia="黑体"/>
       <w:color w:themeColor="text1" w:val="000000"/>
     </w:rPr>
     <w:tblPr>
@@ -13949,6 +14496,7 @@
     </w:tcPr>
     <w:tblStylePr w:type="firstRow">
       <w:rPr>
+        <w:rFonts w:eastAsia="黑体"/>
         <w:b/>
         <w:bCs/>
         <w:color w:themeColor="background1" w:val="FFFFFF"/>
@@ -13963,6 +14511,7 @@
     </w:tblStylePr>
     <w:tblStylePr w:type="lastRow">
       <w:rPr>
+        <w:rFonts w:eastAsia="黑体"/>
         <w:b/>
         <w:bCs/>
         <w:color w:themeColor="accent5" w:themeShade="CC" w:val="348DA5"/>
@@ -13977,12 +14526,14 @@
     </w:tblStylePr>
     <w:tblStylePr w:type="firstCol">
       <w:rPr>
+        <w:rFonts w:eastAsia="黑体"/>
         <w:b/>
         <w:bCs/>
       </w:rPr>
     </w:tblStylePr>
     <w:tblStylePr w:type="lastCol">
       <w:rPr>
+        <w:rFonts w:eastAsia="黑体"/>
         <w:b/>
         <w:bCs/>
       </w:rPr>
@@ -14017,6 +14568,7 @@
       <w:spacing w:after="0" w:line="240" w:lineRule="auto"/>
     </w:pPr>
     <w:rPr>
+      <w:rFonts w:eastAsia="黑体"/>
       <w:color w:themeColor="text1" w:val="000000"/>
     </w:rPr>
     <w:tblPr>
@@ -14038,6 +14590,7 @@
     </w:tcPr>
     <w:tblStylePr w:type="firstRow">
       <w:rPr>
+        <w:rFonts w:eastAsia="黑体"/>
         <w:b/>
         <w:bCs/>
       </w:rPr>
@@ -14048,6 +14601,7 @@
     </w:tblStylePr>
     <w:tblStylePr w:type="lastRow">
       <w:rPr>
+        <w:rFonts w:eastAsia="黑体"/>
         <w:b/>
         <w:bCs/>
         <w:color w:themeColor="text1" w:val="000000"/>
@@ -14059,6 +14613,7 @@
     </w:tblStylePr>
     <w:tblStylePr w:type="firstCol">
       <w:rPr>
+        <w:rFonts w:eastAsia="黑体"/>
         <w:color w:themeColor="background1" w:val="FFFFFF"/>
       </w:rPr>
       <w:tblPr/>
@@ -14068,6 +14623,7 @@
     </w:tblStylePr>
     <w:tblStylePr w:type="lastCol">
       <w:rPr>
+        <w:rFonts w:eastAsia="黑体"/>
         <w:color w:themeColor="background1" w:val="FFFFFF"/>
       </w:rPr>
       <w:tblPr/>
@@ -14097,6 +14653,7 @@
       <w:spacing w:after="0" w:line="240" w:lineRule="auto"/>
     </w:pPr>
     <w:rPr>
+      <w:rFonts w:eastAsia="黑体"/>
       <w:color w:themeColor="text1" w:val="000000"/>
     </w:rPr>
     <w:tblPr>
@@ -14118,6 +14675,7 @@
     </w:tcPr>
     <w:tblStylePr w:type="firstRow">
       <w:rPr>
+        <w:rFonts w:eastAsia="黑体"/>
         <w:b/>
         <w:bCs/>
       </w:rPr>
@@ -14128,6 +14686,7 @@
     </w:tblStylePr>
     <w:tblStylePr w:type="lastRow">
       <w:rPr>
+        <w:rFonts w:eastAsia="黑体"/>
         <w:b/>
         <w:bCs/>
         <w:color w:themeColor="text1" w:val="000000"/>
@@ -14139,6 +14698,7 @@
     </w:tblStylePr>
     <w:tblStylePr w:type="firstCol">
       <w:rPr>
+        <w:rFonts w:eastAsia="黑体"/>
         <w:color w:themeColor="background1" w:val="FFFFFF"/>
       </w:rPr>
       <w:tblPr/>
@@ -14148,6 +14708,7 @@
     </w:tblStylePr>
     <w:tblStylePr w:type="lastCol">
       <w:rPr>
+        <w:rFonts w:eastAsia="黑体"/>
         <w:color w:themeColor="background1" w:val="FFFFFF"/>
       </w:rPr>
       <w:tblPr/>
@@ -14177,6 +14738,7 @@
       <w:spacing w:after="0" w:line="240" w:lineRule="auto"/>
     </w:pPr>
     <w:rPr>
+      <w:rFonts w:eastAsia="黑体"/>
       <w:color w:themeColor="text1" w:val="000000"/>
     </w:rPr>
     <w:tblPr>
@@ -14198,6 +14760,7 @@
     </w:tcPr>
     <w:tblStylePr w:type="firstRow">
       <w:rPr>
+        <w:rFonts w:eastAsia="黑体"/>
         <w:b/>
         <w:bCs/>
       </w:rPr>
@@ -14208,6 +14771,7 @@
     </w:tblStylePr>
     <w:tblStylePr w:type="lastRow">
       <w:rPr>
+        <w:rFonts w:eastAsia="黑体"/>
         <w:b/>
         <w:bCs/>
         <w:color w:themeColor="text1" w:val="000000"/>
@@ -14219,6 +14783,7 @@
     </w:tblStylePr>
     <w:tblStylePr w:type="firstCol">
       <w:rPr>
+        <w:rFonts w:eastAsia="黑体"/>
         <w:color w:themeColor="background1" w:val="FFFFFF"/>
       </w:rPr>
       <w:tblPr/>
@@ -14228,6 +14793,7 @@
     </w:tblStylePr>
     <w:tblStylePr w:type="lastCol">
       <w:rPr>
+        <w:rFonts w:eastAsia="黑体"/>
         <w:color w:themeColor="background1" w:val="FFFFFF"/>
       </w:rPr>
       <w:tblPr/>
@@ -14257,6 +14823,7 @@
       <w:spacing w:after="0" w:line="240" w:lineRule="auto"/>
     </w:pPr>
     <w:rPr>
+      <w:rFonts w:eastAsia="黑体"/>
       <w:color w:themeColor="text1" w:val="000000"/>
     </w:rPr>
     <w:tblPr>
@@ -14278,6 +14845,7 @@
     </w:tcPr>
     <w:tblStylePr w:type="firstRow">
       <w:rPr>
+        <w:rFonts w:eastAsia="黑体"/>
         <w:b/>
         <w:bCs/>
       </w:rPr>
@@ -14288,6 +14856,7 @@
     </w:tblStylePr>
     <w:tblStylePr w:type="lastRow">
       <w:rPr>
+        <w:rFonts w:eastAsia="黑体"/>
         <w:b/>
         <w:bCs/>
         <w:color w:themeColor="text1" w:val="000000"/>
@@ -14299,6 +14868,7 @@
     </w:tblStylePr>
     <w:tblStylePr w:type="firstCol">
       <w:rPr>
+        <w:rFonts w:eastAsia="黑体"/>
         <w:color w:themeColor="background1" w:val="FFFFFF"/>
       </w:rPr>
       <w:tblPr/>
@@ -14308,6 +14878,7 @@
     </w:tblStylePr>
     <w:tblStylePr w:type="lastCol">
       <w:rPr>
+        <w:rFonts w:eastAsia="黑体"/>
         <w:color w:themeColor="background1" w:val="FFFFFF"/>
       </w:rPr>
       <w:tblPr/>
@@ -14337,6 +14908,7 @@
       <w:spacing w:after="0" w:line="240" w:lineRule="auto"/>
     </w:pPr>
     <w:rPr>
+      <w:rFonts w:eastAsia="黑体"/>
       <w:color w:themeColor="text1" w:val="000000"/>
     </w:rPr>
     <w:tblPr>
@@ -14358,6 +14930,7 @@
     </w:tcPr>
     <w:tblStylePr w:type="firstRow">
       <w:rPr>
+        <w:rFonts w:eastAsia="黑体"/>
         <w:b/>
         <w:bCs/>
       </w:rPr>
@@ -14368,6 +14941,7 @@
     </w:tblStylePr>
     <w:tblStylePr w:type="lastRow">
       <w:rPr>
+        <w:rFonts w:eastAsia="黑体"/>
         <w:b/>
         <w:bCs/>
         <w:color w:themeColor="text1" w:val="000000"/>
@@ -14379,6 +14953,7 @@
     </w:tblStylePr>
     <w:tblStylePr w:type="firstCol">
       <w:rPr>
+        <w:rFonts w:eastAsia="黑体"/>
         <w:color w:themeColor="background1" w:val="FFFFFF"/>
       </w:rPr>
       <w:tblPr/>
@@ -14388,6 +14963,7 @@
     </w:tblStylePr>
     <w:tblStylePr w:type="lastCol">
       <w:rPr>
+        <w:rFonts w:eastAsia="黑体"/>
         <w:color w:themeColor="background1" w:val="FFFFFF"/>
       </w:rPr>
       <w:tblPr/>
@@ -14417,6 +14993,7 @@
       <w:spacing w:after="0" w:line="240" w:lineRule="auto"/>
     </w:pPr>
     <w:rPr>
+      <w:rFonts w:eastAsia="黑体"/>
       <w:color w:themeColor="text1" w:val="000000"/>
     </w:rPr>
     <w:tblPr>
@@ -14438,6 +15015,7 @@
     </w:tcPr>
     <w:tblStylePr w:type="firstRow">
       <w:rPr>
+        <w:rFonts w:eastAsia="黑体"/>
         <w:b/>
         <w:bCs/>
       </w:rPr>
@@ -14448,6 +15026,7 @@
     </w:tblStylePr>
     <w:tblStylePr w:type="lastRow">
       <w:rPr>
+        <w:rFonts w:eastAsia="黑体"/>
         <w:b/>
         <w:bCs/>
         <w:color w:themeColor="text1" w:val="000000"/>
@@ -14459,6 +15038,7 @@
     </w:tblStylePr>
     <w:tblStylePr w:type="firstCol">
       <w:rPr>
+        <w:rFonts w:eastAsia="黑体"/>
         <w:color w:themeColor="background1" w:val="FFFFFF"/>
       </w:rPr>
       <w:tblPr/>
@@ -14468,6 +15048,7 @@
     </w:tblStylePr>
     <w:tblStylePr w:type="lastCol">
       <w:rPr>
+        <w:rFonts w:eastAsia="黑体"/>
         <w:color w:themeColor="background1" w:val="FFFFFF"/>
       </w:rPr>
       <w:tblPr/>
@@ -14497,6 +15078,7 @@
       <w:spacing w:after="0" w:line="240" w:lineRule="auto"/>
     </w:pPr>
     <w:rPr>
+      <w:rFonts w:eastAsia="黑体"/>
       <w:color w:themeColor="text1" w:val="000000"/>
     </w:rPr>
     <w:tblPr>
@@ -14518,6 +15100,7 @@
     </w:tcPr>
     <w:tblStylePr w:type="firstRow">
       <w:rPr>
+        <w:rFonts w:eastAsia="黑体"/>
         <w:b/>
         <w:bCs/>
       </w:rPr>
@@ -14528,6 +15111,7 @@
     </w:tblStylePr>
     <w:tblStylePr w:type="lastRow">
       <w:rPr>
+        <w:rFonts w:eastAsia="黑体"/>
         <w:b/>
         <w:bCs/>
         <w:color w:themeColor="text1" w:val="000000"/>
@@ -14539,6 +15123,7 @@
     </w:tblStylePr>
     <w:tblStylePr w:type="firstCol">
       <w:rPr>
+        <w:rFonts w:eastAsia="黑体"/>
         <w:color w:themeColor="background1" w:val="FFFFFF"/>
       </w:rPr>
       <w:tblPr/>
@@ -14548,6 +15133,7 @@
     </w:tblStylePr>
     <w:tblStylePr w:type="lastCol">
       <w:rPr>
+        <w:rFonts w:eastAsia="黑体"/>
         <w:color w:themeColor="background1" w:val="FFFFFF"/>
       </w:rPr>
       <w:tblPr/>
@@ -14580,6 +15166,7 @@
     <w:name w:val="KeywordTok"/>
     <w:basedOn w:val="VerbatimChar"/>
     <w:rPr>
+      <w:rFonts w:eastAsia="黑体"/>
       <w:b/>
       <w:color w:val="007020"/>
     </w:rPr>
@@ -14588,6 +15175,7 @@
     <w:name w:val="DataTypeTok"/>
     <w:basedOn w:val="VerbatimChar"/>
     <w:rPr>
+      <w:rFonts w:eastAsia="黑体"/>
       <w:color w:val="902000"/>
     </w:rPr>
   </w:style>
@@ -14595,6 +15183,7 @@
     <w:name w:val="DecValTok"/>
     <w:basedOn w:val="VerbatimChar"/>
     <w:rPr>
+      <w:rFonts w:eastAsia="黑体"/>
       <w:color w:val="40a070"/>
     </w:rPr>
   </w:style>
@@ -14602,6 +15191,7 @@
     <w:name w:val="BaseNTok"/>
     <w:basedOn w:val="VerbatimChar"/>
     <w:rPr>
+      <w:rFonts w:eastAsia="黑体"/>
       <w:color w:val="40a070"/>
     </w:rPr>
   </w:style>
@@ -14609,6 +15199,7 @@
     <w:name w:val="FloatTok"/>
     <w:basedOn w:val="VerbatimChar"/>
     <w:rPr>
+      <w:rFonts w:eastAsia="黑体"/>
       <w:color w:val="40a070"/>
     </w:rPr>
   </w:style>
@@ -14616,6 +15207,7 @@
     <w:name w:val="ConstantTok"/>
     <w:basedOn w:val="VerbatimChar"/>
     <w:rPr>
+      <w:rFonts w:eastAsia="黑体"/>
       <w:color w:val="880000"/>
     </w:rPr>
   </w:style>
@@ -14623,6 +15215,7 @@
     <w:name w:val="CharTok"/>
     <w:basedOn w:val="VerbatimChar"/>
     <w:rPr>
+      <w:rFonts w:eastAsia="黑体"/>
       <w:color w:val="4070a0"/>
     </w:rPr>
   </w:style>
@@ -14630,6 +15223,7 @@
     <w:name w:val="SpecialCharTok"/>
     <w:basedOn w:val="VerbatimChar"/>
     <w:rPr>
+      <w:rFonts w:eastAsia="黑体"/>
       <w:color w:val="4070a0"/>
     </w:rPr>
   </w:style>
@@ -14637,6 +15231,7 @@
     <w:name w:val="StringTok"/>
     <w:basedOn w:val="VerbatimChar"/>
     <w:rPr>
+      <w:rFonts w:eastAsia="黑体"/>
       <w:color w:val="4070a0"/>
     </w:rPr>
   </w:style>
@@ -14644,6 +15239,7 @@
     <w:name w:val="VerbatimStringTok"/>
     <w:basedOn w:val="VerbatimChar"/>
     <w:rPr>
+      <w:rFonts w:eastAsia="黑体"/>
       <w:color w:val="4070a0"/>
     </w:rPr>
   </w:style>
@@ -14651,6 +15247,7 @@
     <w:name w:val="SpecialStringTok"/>
     <w:basedOn w:val="VerbatimChar"/>
     <w:rPr>
+      <w:rFonts w:eastAsia="黑体"/>
       <w:color w:val="bb6688"/>
     </w:rPr>
   </w:style>
@@ -14658,6 +15255,7 @@
     <w:name w:val="ImportTok"/>
     <w:basedOn w:val="VerbatimChar"/>
     <w:rPr>
+      <w:rFonts w:eastAsia="黑体"/>
       <w:b/>
       <w:color w:val="008000"/>
     </w:rPr>
@@ -14666,6 +15264,7 @@
     <w:name w:val="CommentTok"/>
     <w:basedOn w:val="VerbatimChar"/>
     <w:rPr>
+      <w:rFonts w:eastAsia="黑体"/>
       <w:i/>
       <w:color w:val="60a0b0"/>
     </w:rPr>
@@ -14674,6 +15273,7 @@
     <w:name w:val="DocumentationTok"/>
     <w:basedOn w:val="VerbatimChar"/>
     <w:rPr>
+      <w:rFonts w:eastAsia="黑体"/>
       <w:i/>
       <w:color w:val="ba2121"/>
     </w:rPr>
@@ -14682,6 +15282,7 @@
     <w:name w:val="AnnotationTok"/>
     <w:basedOn w:val="VerbatimChar"/>
     <w:rPr>
+      <w:rFonts w:eastAsia="黑体"/>
       <w:b/>
       <w:i/>
       <w:color w:val="60a0b0"/>
@@ -14691,6 +15292,7 @@
     <w:name w:val="CommentVarTok"/>
     <w:basedOn w:val="VerbatimChar"/>
     <w:rPr>
+      <w:rFonts w:eastAsia="黑体"/>
       <w:b/>
       <w:i/>
       <w:color w:val="60a0b0"/>
@@ -14700,6 +15302,7 @@
     <w:name w:val="OtherTok"/>
     <w:basedOn w:val="VerbatimChar"/>
     <w:rPr>
+      <w:rFonts w:eastAsia="黑体"/>
       <w:color w:val="007020"/>
     </w:rPr>
   </w:style>
@@ -14707,6 +15310,7 @@
     <w:name w:val="FunctionTok"/>
     <w:basedOn w:val="VerbatimChar"/>
     <w:rPr>
+      <w:rFonts w:eastAsia="黑体"/>
       <w:color w:val="06287e"/>
     </w:rPr>
   </w:style>
@@ -14714,6 +15318,7 @@
     <w:name w:val="VariableTok"/>
     <w:basedOn w:val="VerbatimChar"/>
     <w:rPr>
+      <w:rFonts w:eastAsia="黑体"/>
       <w:color w:val="19177c"/>
     </w:rPr>
   </w:style>
@@ -14721,6 +15326,7 @@
     <w:name w:val="ControlFlowTok"/>
     <w:basedOn w:val="VerbatimChar"/>
     <w:rPr>
+      <w:rFonts w:eastAsia="黑体"/>
       <w:b/>
       <w:color w:val="007020"/>
     </w:rPr>
@@ -14729,6 +15335,7 @@
     <w:name w:val="OperatorTok"/>
     <w:basedOn w:val="VerbatimChar"/>
     <w:rPr>
+      <w:rFonts w:eastAsia="黑体"/>
       <w:color w:val="666666"/>
     </w:rPr>
   </w:style>
@@ -14736,18 +15343,22 @@
     <w:name w:val="BuiltInTok"/>
     <w:basedOn w:val="VerbatimChar"/>
     <w:rPr>
+      <w:rFonts w:eastAsia="黑体"/>
       <w:color w:val="008000"/>
     </w:rPr>
   </w:style>
   <w:style w:type="character" w:customStyle="1" w:styleId="ExtensionTok">
     <w:name w:val="ExtensionTok"/>
     <w:basedOn w:val="VerbatimChar"/>
-    <w:rPr/>
+    <w:rPr>
+      <w:rFonts w:eastAsia="黑体"/>
+    </w:rPr>
   </w:style>
   <w:style w:type="character" w:customStyle="1" w:styleId="PreprocessorTok">
     <w:name w:val="PreprocessorTok"/>
     <w:basedOn w:val="VerbatimChar"/>
     <w:rPr>
+      <w:rFonts w:eastAsia="黑体"/>
       <w:color w:val="bc7a00"/>
     </w:rPr>
   </w:style>
@@ -14755,18 +15366,22 @@
     <w:name w:val="AttributeTok"/>
     <w:basedOn w:val="VerbatimChar"/>
     <w:rPr>
+      <w:rFonts w:eastAsia="黑体"/>
       <w:color w:val="7d9029"/>
     </w:rPr>
   </w:style>
   <w:style w:type="character" w:customStyle="1" w:styleId="RegionMarkerTok">
     <w:name w:val="RegionMarkerTok"/>
     <w:basedOn w:val="VerbatimChar"/>
-    <w:rPr/>
+    <w:rPr>
+      <w:rFonts w:eastAsia="黑体"/>
+    </w:rPr>
   </w:style>
   <w:style w:type="character" w:customStyle="1" w:styleId="InformationTok">
     <w:name w:val="InformationTok"/>
     <w:basedOn w:val="VerbatimChar"/>
     <w:rPr>
+      <w:rFonts w:eastAsia="黑体"/>
       <w:b/>
       <w:i/>
       <w:color w:val="60a0b0"/>
@@ -14776,6 +15391,7 @@
     <w:name w:val="WarningTok"/>
     <w:basedOn w:val="VerbatimChar"/>
     <w:rPr>
+      <w:rFonts w:eastAsia="黑体"/>
       <w:b/>
       <w:i/>
       <w:color w:val="60a0b0"/>
@@ -14785,6 +15401,7 @@
     <w:name w:val="AlertTok"/>
     <w:basedOn w:val="VerbatimChar"/>
     <w:rPr>
+      <w:rFonts w:eastAsia="黑体"/>
       <w:b/>
       <w:color w:val="ff0000"/>
     </w:rPr>
@@ -14793,6 +15410,7 @@
     <w:name w:val="ErrorTok"/>
     <w:basedOn w:val="VerbatimChar"/>
     <w:rPr>
+      <w:rFonts w:eastAsia="黑体"/>
       <w:b/>
       <w:color w:val="ff0000"/>
     </w:rPr>
@@ -14800,7 +15418,9 @@
   <w:style w:type="character" w:customStyle="1" w:styleId="NormalTok">
     <w:name w:val="NormalTok"/>
     <w:basedOn w:val="VerbatimChar"/>
-    <w:rPr/>
+    <w:rPr>
+      <w:rFonts w:eastAsia="黑体"/>
+    </w:rPr>
   </w:style>
 </w:styles>
 </file>
@@ -14849,12 +15469,12 @@
     <a:fontScheme name="Office">
       <a:majorFont>
         <a:latin typeface="Calibri"/>
-        <a:ea typeface=""/>
+        <a:ea typeface="黑体"/>
         <a:cs typeface=""/>
         <a:font script="Jpan" typeface="ＭＳ ゴシック"/>
         <a:font script="Hang" typeface="맑은 고딕"/>
-        <a:font script="Hans" typeface="宋体"/>
-        <a:font script="Hant" typeface="新細明體"/>
+        <a:font script="Hans" typeface="黑体"/>
+        <a:font script="Hant" typeface="黑体"/>
         <a:font script="Arab" typeface="Times New Roman"/>
         <a:font script="Hebr" typeface="Times New Roman"/>
         <a:font script="Thai" typeface="Angsana New"/>
@@ -14884,12 +15504,12 @@
       </a:majorFont>
       <a:minorFont>
         <a:latin typeface="Cambria"/>
-        <a:ea typeface=""/>
+        <a:ea typeface="黑体"/>
         <a:cs typeface=""/>
         <a:font script="Jpan" typeface="ＭＳ 明朝"/>
         <a:font script="Hang" typeface="맑은 고딕"/>
-        <a:font script="Hans" typeface="宋体"/>
-        <a:font script="Hant" typeface="新細明體"/>
+        <a:font script="Hans" typeface="黑体"/>
+        <a:font script="Hant" typeface="黑体"/>
         <a:font script="Arab" typeface="Arial"/>
         <a:font script="Hebr" typeface="Arial"/>
         <a:font script="Thai" typeface="Cordia New"/>

--- a/06-转换电路/04-电压基准源/精密电压基准电路/精密电压基准电路.docx
+++ b/06-转换电路/04-电压基准源/精密电压基准电路/精密电压基准电路.docx
@@ -2398,7 +2398,7 @@
           <w:color w:val="555555"/>
           <w:sz w:val="21"/>
         </w:rPr>
-        <w:t>材料收集者：杜文杰，WX手机：19519196569，QQ:3478827729</w:t>
+        <w:t>材料收集者：杜文杰，微信/手机：19519196569，QQ:3478827729</w:t>
       </w:r>
     </w:p>
     <w:sectPr>
